--- a/8-资源管理/运行记录类文件/SFKJ-ITSS-0809-运维工具自评估报告（截止2026年7月）.docx
+++ b/8-资源管理/运行记录类文件/SFKJ-ITSS-0809-运维工具自评估报告（截止2026年7月）.docx
@@ -1,10 +1,11 @@
 
 <file path=word/document.xml><?xml version="1.0" encoding="utf-8"?>
-<w:document xmlns:wpc="http://schemas.microsoft.com/office/word/2010/wordprocessingCanvas" xmlns:cx="http://schemas.microsoft.com/office/drawing/2014/chartex" xmlns:cx1="http://schemas.microsoft.com/office/drawing/2015/9/8/chartex" xmlns:cx2="http://schemas.microsoft.com/office/drawing/2015/10/21/chartex" xmlns:cx3="http://schemas.microsoft.com/office/drawing/2016/5/9/chartex" xmlns:cx4="http://schemas.microsoft.com/office/drawing/2016/5/10/chartex" xmlns:cx5="http://schemas.microsoft.com/office/drawing/2016/5/11/chartex" xmlns:cx6="http://schemas.microsoft.com/office/drawing/2016/5/12/chartex" xmlns:cx7="http://schemas.microsoft.com/office/drawing/2016/5/13/chartex" xmlns:cx8="http://schemas.microsoft.com/office/drawing/2016/5/14/chartex" xmlns:mc="http://schemas.openxmlformats.org/markup-compatibility/2006" xmlns:o="urn:schemas-microsoft-com:office:office" xmlns:r="http://schemas.openxmlformats.org/officeDocument/2006/relationships" xmlns:m="http://schemas.openxmlformats.org/officeDocument/2006/math" xmlns:v="urn:schemas-microsoft-com:vml" xmlns:wp14="http://schemas.microsoft.com/office/word/2010/wordprocessingDrawing" xmlns:wp="http://schemas.openxmlformats.org/drawingml/2006/wordprocessingDrawing" xmlns:w="http://schemas.openxmlformats.org/wordprocessingml/2006/main" xmlns:w14="http://schemas.microsoft.com/office/word/2010/wordml" xmlns:w10="urn:schemas-microsoft-com:office:word" xmlns:w15="http://schemas.microsoft.com/office/word/2012/wordml" xmlns:wpg="http://schemas.microsoft.com/office/word/2010/wordprocessingGroup" xmlns:wpi="http://schemas.microsoft.com/office/word/2010/wordprocessingInk" xmlns:wne="http://schemas.microsoft.com/office/word/2006/wordml" xmlns:wps="http://schemas.microsoft.com/office/word/2010/wordprocessingShape" xmlns:wpsCustomData="http://www.wps.cn/officeDocument/2013/wpsCustomData" mc:Ignorable="w14 w15 wp14">
+<w:document xmlns:wpc="http://schemas.microsoft.com/office/word/2010/wordprocessingCanvas" xmlns:mc="http://schemas.openxmlformats.org/markup-compatibility/2006" xmlns:o="urn:schemas-microsoft-com:office:office" xmlns:r="http://schemas.openxmlformats.org/officeDocument/2006/relationships" xmlns:m="http://schemas.openxmlformats.org/officeDocument/2006/math" xmlns:v="urn:schemas-microsoft-com:vml" xmlns:wp14="http://schemas.microsoft.com/office/word/2010/wordprocessingDrawing" xmlns:wp="http://schemas.openxmlformats.org/drawingml/2006/wordprocessingDrawing" xmlns:w10="urn:schemas-microsoft-com:office:word" xmlns:w="http://schemas.openxmlformats.org/wordprocessingml/2006/main" xmlns:w14="http://schemas.microsoft.com/office/word/2010/wordml" xmlns:w15="http://schemas.microsoft.com/office/word/2012/wordml" xmlns:wne="http://schemas.microsoft.com/office/word/2006/wordml" xmlns:wpg="http://schemas.microsoft.com/office/word/2010/wordprocessingGroup" xmlns:wpi="http://schemas.microsoft.com/office/word/2010/wordprocessingInk" xmlns:wps="http://schemas.microsoft.com/office/word/2010/wordprocessingShape" mc:Ignorable="w14 w15 wp14">
+  <!-- Generated by Aspose.Words for .NET 13.3.0.1 -->
   <w:body>
     <w:p>
       <w:pPr>
-        <w:pStyle w:val="27"/>
+        <w:pStyle w:val="a0"/>
         <w:keepNext w:val="0"/>
         <w:keepLines w:val="0"/>
         <w:pageBreakBefore w:val="0"/>
@@ -37,7 +38,7 @@
     </w:p>
     <w:p>
       <w:pPr>
-        <w:pStyle w:val="28"/>
+        <w:pStyle w:val="a1"/>
         <w:keepNext w:val="0"/>
         <w:keepLines w:val="0"/>
         <w:pageBreakBefore w:val="0"/>
@@ -68,18 +69,17 @@
     </w:p>
     <w:tbl>
       <w:tblPr>
-        <w:tblStyle w:val="23"/>
+        <w:tblStyle w:val="TableGrid"/>
         <w:tblW w:w="8522" w:type="dxa"/>
         <w:jc w:val="center"/>
         <w:tblBorders>
-          <w:top w:val="none" w:color="auto" w:sz="0" w:space="0"/>
-          <w:left w:val="none" w:color="auto" w:sz="0" w:space="0"/>
-          <w:bottom w:val="none" w:color="auto" w:sz="0" w:space="0"/>
-          <w:right w:val="none" w:color="auto" w:sz="0" w:space="0"/>
-          <w:insideH w:val="none" w:color="auto" w:sz="0" w:space="0"/>
-          <w:insideV w:val="none" w:color="auto" w:sz="0" w:space="0"/>
+          <w:top w:val="nil"/>
+          <w:left w:val="nil"/>
+          <w:bottom w:val="nil"/>
+          <w:right w:val="nil"/>
+          <w:insideH w:val="nil"/>
+          <w:insideV w:val="nil"/>
         </w:tblBorders>
-        <w:tblLayout w:type="autofit"/>
         <w:tblCellMar>
           <w:top w:w="0" w:type="dxa"/>
           <w:left w:w="108" w:type="dxa"/>
@@ -95,13 +95,15 @@
       </w:tblGrid>
       <w:tr>
         <w:tblPrEx>
+          <w:tblW w:w="8522" w:type="dxa"/>
+          <w:jc w:val="center"/>
           <w:tblBorders>
-            <w:top w:val="none" w:color="auto" w:sz="0" w:space="0"/>
-            <w:left w:val="none" w:color="auto" w:sz="0" w:space="0"/>
-            <w:bottom w:val="none" w:color="auto" w:sz="0" w:space="0"/>
-            <w:right w:val="none" w:color="auto" w:sz="0" w:space="0"/>
-            <w:insideH w:val="none" w:color="auto" w:sz="0" w:space="0"/>
-            <w:insideV w:val="none" w:color="auto" w:sz="0" w:space="0"/>
+            <w:top w:val="nil"/>
+            <w:left w:val="nil"/>
+            <w:bottom w:val="nil"/>
+            <w:right w:val="nil"/>
+            <w:insideH w:val="nil"/>
+            <w:insideV w:val="nil"/>
           </w:tblBorders>
           <w:tblCellMar>
             <w:top w:w="0" w:type="dxa"/>
@@ -111,7 +113,7 @@
           </w:tblCellMar>
         </w:tblPrEx>
         <w:trPr>
-          <w:trHeight w:val="0" w:hRule="atLeast"/>
+          <w:trHeight w:val="0"/>
           <w:tblHeader/>
           <w:jc w:val="center"/>
         </w:trPr>
@@ -119,8 +121,8 @@
           <w:tcPr>
             <w:tcW w:w="1824" w:type="dxa"/>
             <w:tcBorders>
-              <w:top w:val="single" w:color="auto" w:sz="4" w:space="0"/>
-              <w:left w:val="single" w:color="auto" w:sz="4" w:space="0"/>
+              <w:top w:val="single" w:sz="4" w:space="0" w:color="auto"/>
+              <w:left w:val="single" w:sz="4" w:space="0" w:color="auto"/>
               <w:bottom w:val="nil"/>
               <w:right w:val="nil"/>
             </w:tcBorders>
@@ -166,8 +168,8 @@
           <w:tcPr>
             <w:tcW w:w="3090" w:type="dxa"/>
             <w:tcBorders>
-              <w:top w:val="single" w:color="auto" w:sz="4" w:space="0"/>
-              <w:left w:val="single" w:color="auto" w:sz="4" w:space="0"/>
+              <w:top w:val="single" w:sz="4" w:space="0" w:color="auto"/>
+              <w:left w:val="single" w:sz="4" w:space="0" w:color="auto"/>
               <w:bottom w:val="nil"/>
               <w:right w:val="nil"/>
             </w:tcBorders>
@@ -212,8 +214,8 @@
           <w:tcPr>
             <w:tcW w:w="1824" w:type="dxa"/>
             <w:tcBorders>
-              <w:top w:val="single" w:color="auto" w:sz="4" w:space="0"/>
-              <w:left w:val="single" w:color="auto" w:sz="4" w:space="0"/>
+              <w:top w:val="single" w:sz="4" w:space="0" w:color="auto"/>
+              <w:left w:val="single" w:sz="4" w:space="0" w:color="auto"/>
               <w:bottom w:val="nil"/>
               <w:right w:val="nil"/>
             </w:tcBorders>
@@ -259,10 +261,10 @@
           <w:tcPr>
             <w:tcW w:w="1784" w:type="dxa"/>
             <w:tcBorders>
-              <w:top w:val="single" w:color="auto" w:sz="4" w:space="0"/>
-              <w:left w:val="single" w:color="auto" w:sz="4" w:space="0"/>
+              <w:top w:val="single" w:sz="4" w:space="0" w:color="auto"/>
+              <w:left w:val="single" w:sz="4" w:space="0" w:color="auto"/>
               <w:bottom w:val="nil"/>
-              <w:right w:val="single" w:color="auto" w:sz="4" w:space="0"/>
+              <w:right w:val="single" w:sz="4" w:space="0" w:color="auto"/>
             </w:tcBorders>
             <w:tcMar>
               <w:top w:w="-1" w:type="dxa"/>
@@ -304,14 +306,8 @@
       </w:tr>
       <w:tr>
         <w:tblPrEx>
-          <w:tblBorders>
-            <w:top w:val="none" w:color="auto" w:sz="0" w:space="0"/>
-            <w:left w:val="none" w:color="auto" w:sz="0" w:space="0"/>
-            <w:bottom w:val="none" w:color="auto" w:sz="0" w:space="0"/>
-            <w:right w:val="none" w:color="auto" w:sz="0" w:space="0"/>
-            <w:insideH w:val="none" w:color="auto" w:sz="0" w:space="0"/>
-            <w:insideV w:val="none" w:color="auto" w:sz="0" w:space="0"/>
-          </w:tblBorders>
+          <w:tblW w:w="8522" w:type="dxa"/>
+          <w:jc w:val="center"/>
           <w:tblCellMar>
             <w:top w:w="0" w:type="dxa"/>
             <w:left w:w="108" w:type="dxa"/>
@@ -320,7 +316,7 @@
           </w:tblCellMar>
         </w:tblPrEx>
         <w:trPr>
-          <w:trHeight w:val="0" w:hRule="atLeast"/>
+          <w:trHeight w:val="0"/>
           <w:tblHeader/>
           <w:jc w:val="center"/>
         </w:trPr>
@@ -328,8 +324,8 @@
           <w:tcPr>
             <w:tcW w:w="1824" w:type="dxa"/>
             <w:tcBorders>
-              <w:top w:val="single" w:color="auto" w:sz="4" w:space="0"/>
-              <w:left w:val="single" w:color="auto" w:sz="4" w:space="0"/>
+              <w:top w:val="single" w:sz="4" w:space="0" w:color="auto"/>
+              <w:left w:val="single" w:sz="4" w:space="0" w:color="auto"/>
               <w:bottom w:val="nil"/>
               <w:right w:val="nil"/>
             </w:tcBorders>
@@ -375,8 +371,8 @@
           <w:tcPr>
             <w:tcW w:w="3090" w:type="dxa"/>
             <w:tcBorders>
-              <w:top w:val="single" w:color="auto" w:sz="4" w:space="0"/>
-              <w:left w:val="single" w:color="auto" w:sz="4" w:space="0"/>
+              <w:top w:val="single" w:sz="4" w:space="0" w:color="auto"/>
+              <w:left w:val="single" w:sz="4" w:space="0" w:color="auto"/>
               <w:bottom w:val="nil"/>
               <w:right w:val="nil"/>
             </w:tcBorders>
@@ -421,8 +417,8 @@
           <w:tcPr>
             <w:tcW w:w="1824" w:type="dxa"/>
             <w:tcBorders>
-              <w:top w:val="single" w:color="auto" w:sz="4" w:space="0"/>
-              <w:left w:val="single" w:color="auto" w:sz="4" w:space="0"/>
+              <w:top w:val="single" w:sz="4" w:space="0" w:color="auto"/>
+              <w:left w:val="single" w:sz="4" w:space="0" w:color="auto"/>
               <w:bottom w:val="nil"/>
               <w:right w:val="nil"/>
             </w:tcBorders>
@@ -468,10 +464,10 @@
           <w:tcPr>
             <w:tcW w:w="1784" w:type="dxa"/>
             <w:tcBorders>
-              <w:top w:val="single" w:color="auto" w:sz="4" w:space="0"/>
-              <w:left w:val="single" w:color="auto" w:sz="4" w:space="0"/>
+              <w:top w:val="single" w:sz="4" w:space="0" w:color="auto"/>
+              <w:left w:val="single" w:sz="4" w:space="0" w:color="auto"/>
               <w:bottom w:val="nil"/>
-              <w:right w:val="single" w:color="auto" w:sz="4" w:space="0"/>
+              <w:right w:val="single" w:sz="4" w:space="0" w:color="auto"/>
             </w:tcBorders>
             <w:tcMar>
               <w:top w:w="-1" w:type="dxa"/>
@@ -513,14 +509,8 @@
       </w:tr>
       <w:tr>
         <w:tblPrEx>
-          <w:tblBorders>
-            <w:top w:val="none" w:color="auto" w:sz="0" w:space="0"/>
-            <w:left w:val="none" w:color="auto" w:sz="0" w:space="0"/>
-            <w:bottom w:val="none" w:color="auto" w:sz="0" w:space="0"/>
-            <w:right w:val="none" w:color="auto" w:sz="0" w:space="0"/>
-            <w:insideH w:val="none" w:color="auto" w:sz="0" w:space="0"/>
-            <w:insideV w:val="none" w:color="auto" w:sz="0" w:space="0"/>
-          </w:tblBorders>
+          <w:tblW w:w="8522" w:type="dxa"/>
+          <w:jc w:val="center"/>
           <w:tblCellMar>
             <w:top w:w="0" w:type="dxa"/>
             <w:left w:w="108" w:type="dxa"/>
@@ -529,7 +519,7 @@
           </w:tblCellMar>
         </w:tblPrEx>
         <w:trPr>
-          <w:trHeight w:val="0" w:hRule="atLeast"/>
+          <w:trHeight w:val="0"/>
           <w:tblHeader/>
           <w:jc w:val="center"/>
         </w:trPr>
@@ -537,8 +527,8 @@
           <w:tcPr>
             <w:tcW w:w="1824" w:type="dxa"/>
             <w:tcBorders>
-              <w:top w:val="single" w:color="auto" w:sz="4" w:space="0"/>
-              <w:left w:val="single" w:color="auto" w:sz="4" w:space="0"/>
+              <w:top w:val="single" w:sz="4" w:space="0" w:color="auto"/>
+              <w:left w:val="single" w:sz="4" w:space="0" w:color="auto"/>
               <w:bottom w:val="nil"/>
               <w:right w:val="nil"/>
             </w:tcBorders>
@@ -584,8 +574,8 @@
           <w:tcPr>
             <w:tcW w:w="3090" w:type="dxa"/>
             <w:tcBorders>
-              <w:top w:val="single" w:color="auto" w:sz="4" w:space="0"/>
-              <w:left w:val="single" w:color="auto" w:sz="4" w:space="0"/>
+              <w:top w:val="single" w:sz="4" w:space="0" w:color="auto"/>
+              <w:left w:val="single" w:sz="4" w:space="0" w:color="auto"/>
               <w:bottom w:val="nil"/>
               <w:right w:val="nil"/>
             </w:tcBorders>
@@ -630,8 +620,8 @@
           <w:tcPr>
             <w:tcW w:w="1824" w:type="dxa"/>
             <w:tcBorders>
-              <w:top w:val="single" w:color="auto" w:sz="4" w:space="0"/>
-              <w:left w:val="single" w:color="auto" w:sz="4" w:space="0"/>
+              <w:top w:val="single" w:sz="4" w:space="0" w:color="auto"/>
+              <w:left w:val="single" w:sz="4" w:space="0" w:color="auto"/>
               <w:bottom w:val="nil"/>
               <w:right w:val="nil"/>
             </w:tcBorders>
@@ -677,10 +667,10 @@
           <w:tcPr>
             <w:tcW w:w="1784" w:type="dxa"/>
             <w:tcBorders>
-              <w:top w:val="single" w:color="auto" w:sz="4" w:space="0"/>
-              <w:left w:val="single" w:color="auto" w:sz="4" w:space="0"/>
+              <w:top w:val="single" w:sz="4" w:space="0" w:color="auto"/>
+              <w:left w:val="single" w:sz="4" w:space="0" w:color="auto"/>
               <w:bottom w:val="nil"/>
-              <w:right w:val="single" w:color="auto" w:sz="4" w:space="0"/>
+              <w:right w:val="single" w:sz="4" w:space="0" w:color="auto"/>
             </w:tcBorders>
             <w:tcMar>
               <w:top w:w="-1" w:type="dxa"/>
@@ -722,14 +712,8 @@
       </w:tr>
       <w:tr>
         <w:tblPrEx>
-          <w:tblBorders>
-            <w:top w:val="none" w:color="auto" w:sz="0" w:space="0"/>
-            <w:left w:val="none" w:color="auto" w:sz="0" w:space="0"/>
-            <w:bottom w:val="none" w:color="auto" w:sz="0" w:space="0"/>
-            <w:right w:val="none" w:color="auto" w:sz="0" w:space="0"/>
-            <w:insideH w:val="none" w:color="auto" w:sz="0" w:space="0"/>
-            <w:insideV w:val="none" w:color="auto" w:sz="0" w:space="0"/>
-          </w:tblBorders>
+          <w:tblW w:w="8522" w:type="dxa"/>
+          <w:jc w:val="center"/>
           <w:tblCellMar>
             <w:top w:w="0" w:type="dxa"/>
             <w:left w:w="108" w:type="dxa"/>
@@ -738,7 +722,7 @@
           </w:tblCellMar>
         </w:tblPrEx>
         <w:trPr>
-          <w:trHeight w:val="0" w:hRule="atLeast"/>
+          <w:trHeight w:val="0"/>
           <w:tblHeader/>
           <w:jc w:val="center"/>
         </w:trPr>
@@ -746,8 +730,8 @@
           <w:tcPr>
             <w:tcW w:w="1824" w:type="dxa"/>
             <w:tcBorders>
-              <w:top w:val="single" w:color="auto" w:sz="4" w:space="0"/>
-              <w:left w:val="single" w:color="auto" w:sz="4" w:space="0"/>
+              <w:top w:val="single" w:sz="4" w:space="0" w:color="auto"/>
+              <w:left w:val="single" w:sz="4" w:space="0" w:color="auto"/>
               <w:bottom w:val="nil"/>
               <w:right w:val="nil"/>
             </w:tcBorders>
@@ -793,8 +777,8 @@
           <w:tcPr>
             <w:tcW w:w="3090" w:type="dxa"/>
             <w:tcBorders>
-              <w:top w:val="single" w:color="auto" w:sz="4" w:space="0"/>
-              <w:left w:val="single" w:color="auto" w:sz="4" w:space="0"/>
+              <w:top w:val="single" w:sz="4" w:space="0" w:color="auto"/>
+              <w:left w:val="single" w:sz="4" w:space="0" w:color="auto"/>
               <w:bottom w:val="nil"/>
               <w:right w:val="nil"/>
             </w:tcBorders>
@@ -839,8 +823,8 @@
           <w:tcPr>
             <w:tcW w:w="1824" w:type="dxa"/>
             <w:tcBorders>
-              <w:top w:val="single" w:color="auto" w:sz="4" w:space="0"/>
-              <w:left w:val="single" w:color="auto" w:sz="4" w:space="0"/>
+              <w:top w:val="single" w:sz="4" w:space="0" w:color="auto"/>
+              <w:left w:val="single" w:sz="4" w:space="0" w:color="auto"/>
               <w:bottom w:val="nil"/>
               <w:right w:val="nil"/>
             </w:tcBorders>
@@ -886,10 +870,10 @@
           <w:tcPr>
             <w:tcW w:w="1784" w:type="dxa"/>
             <w:tcBorders>
-              <w:top w:val="single" w:color="auto" w:sz="4" w:space="0"/>
-              <w:left w:val="single" w:color="auto" w:sz="4" w:space="0"/>
+              <w:top w:val="single" w:sz="4" w:space="0" w:color="auto"/>
+              <w:left w:val="single" w:sz="4" w:space="0" w:color="auto"/>
               <w:bottom w:val="nil"/>
-              <w:right w:val="single" w:color="auto" w:sz="4" w:space="0"/>
+              <w:right w:val="single" w:sz="4" w:space="0" w:color="auto"/>
             </w:tcBorders>
             <w:tcMar>
               <w:top w:w="-1" w:type="dxa"/>
@@ -931,14 +915,8 @@
       </w:tr>
       <w:tr>
         <w:tblPrEx>
-          <w:tblBorders>
-            <w:top w:val="none" w:color="auto" w:sz="0" w:space="0"/>
-            <w:left w:val="none" w:color="auto" w:sz="0" w:space="0"/>
-            <w:bottom w:val="none" w:color="auto" w:sz="0" w:space="0"/>
-            <w:right w:val="none" w:color="auto" w:sz="0" w:space="0"/>
-            <w:insideH w:val="none" w:color="auto" w:sz="0" w:space="0"/>
-            <w:insideV w:val="none" w:color="auto" w:sz="0" w:space="0"/>
-          </w:tblBorders>
+          <w:tblW w:w="8522" w:type="dxa"/>
+          <w:jc w:val="center"/>
           <w:tblCellMar>
             <w:top w:w="0" w:type="dxa"/>
             <w:left w:w="108" w:type="dxa"/>
@@ -947,7 +925,7 @@
           </w:tblCellMar>
         </w:tblPrEx>
         <w:trPr>
-          <w:trHeight w:val="0" w:hRule="atLeast"/>
+          <w:trHeight w:val="0"/>
           <w:tblHeader/>
           <w:jc w:val="center"/>
         </w:trPr>
@@ -955,9 +933,9 @@
           <w:tcPr>
             <w:tcW w:w="1824" w:type="dxa"/>
             <w:tcBorders>
-              <w:top w:val="single" w:color="auto" w:sz="4" w:space="0"/>
-              <w:left w:val="single" w:color="auto" w:sz="4" w:space="0"/>
-              <w:bottom w:val="single" w:color="auto" w:sz="4" w:space="0"/>
+              <w:top w:val="single" w:sz="4" w:space="0" w:color="auto"/>
+              <w:left w:val="single" w:sz="4" w:space="0" w:color="auto"/>
+              <w:bottom w:val="single" w:sz="4" w:space="0" w:color="auto"/>
               <w:right w:val="nil"/>
             </w:tcBorders>
             <w:shd w:val="clear" w:color="auto" w:fill="AEAAAA" w:themeFill="background2" w:themeFillShade="BF"/>
@@ -1002,9 +980,9 @@
           <w:tcPr>
             <w:tcW w:w="3090" w:type="dxa"/>
             <w:tcBorders>
-              <w:top w:val="single" w:color="auto" w:sz="4" w:space="0"/>
-              <w:left w:val="single" w:color="auto" w:sz="4" w:space="0"/>
-              <w:bottom w:val="single" w:color="auto" w:sz="4" w:space="0"/>
+              <w:top w:val="single" w:sz="4" w:space="0" w:color="auto"/>
+              <w:left w:val="single" w:sz="4" w:space="0" w:color="auto"/>
+              <w:bottom w:val="single" w:sz="4" w:space="0" w:color="auto"/>
               <w:right w:val="nil"/>
             </w:tcBorders>
             <w:tcMar>
@@ -1048,9 +1026,9 @@
           <w:tcPr>
             <w:tcW w:w="1824" w:type="dxa"/>
             <w:tcBorders>
-              <w:top w:val="single" w:color="auto" w:sz="4" w:space="0"/>
-              <w:left w:val="single" w:color="auto" w:sz="4" w:space="0"/>
-              <w:bottom w:val="single" w:color="auto" w:sz="4" w:space="0"/>
+              <w:top w:val="single" w:sz="4" w:space="0" w:color="auto"/>
+              <w:left w:val="single" w:sz="4" w:space="0" w:color="auto"/>
+              <w:bottom w:val="single" w:sz="4" w:space="0" w:color="auto"/>
               <w:right w:val="nil"/>
             </w:tcBorders>
             <w:shd w:val="clear" w:color="auto" w:fill="AEAAAA" w:themeFill="background2" w:themeFillShade="BF"/>
@@ -1095,10 +1073,10 @@
           <w:tcPr>
             <w:tcW w:w="1784" w:type="dxa"/>
             <w:tcBorders>
-              <w:top w:val="single" w:color="auto" w:sz="4" w:space="0"/>
-              <w:left w:val="single" w:color="auto" w:sz="4" w:space="0"/>
-              <w:bottom w:val="single" w:color="auto" w:sz="4" w:space="0"/>
-              <w:right w:val="single" w:color="auto" w:sz="4" w:space="0"/>
+              <w:top w:val="single" w:sz="4" w:space="0" w:color="auto"/>
+              <w:left w:val="single" w:sz="4" w:space="0" w:color="auto"/>
+              <w:bottom w:val="single" w:sz="4" w:space="0" w:color="auto"/>
+              <w:right w:val="single" w:sz="4" w:space="0" w:color="auto"/>
             </w:tcBorders>
             <w:tcMar>
               <w:top w:w="-1" w:type="dxa"/>
@@ -1170,7 +1148,7 @@
     </w:p>
     <w:p>
       <w:pPr>
-        <w:pStyle w:val="32"/>
+        <w:pStyle w:val="a2"/>
         <w:keepNext w:val="0"/>
         <w:keepLines w:val="0"/>
         <w:pageBreakBefore w:val="0"/>
@@ -1205,18 +1183,17 @@
     </w:p>
     <w:tbl>
       <w:tblPr>
-        <w:tblStyle w:val="23"/>
+        <w:tblStyle w:val="TableGrid"/>
         <w:tblW w:w="8519" w:type="dxa"/>
         <w:jc w:val="center"/>
         <w:tblBorders>
-          <w:top w:val="none" w:color="auto" w:sz="0" w:space="0"/>
-          <w:left w:val="none" w:color="auto" w:sz="0" w:space="0"/>
-          <w:bottom w:val="none" w:color="auto" w:sz="0" w:space="0"/>
-          <w:right w:val="none" w:color="auto" w:sz="0" w:space="0"/>
-          <w:insideH w:val="none" w:color="auto" w:sz="0" w:space="0"/>
-          <w:insideV w:val="none" w:color="auto" w:sz="0" w:space="0"/>
+          <w:top w:val="nil"/>
+          <w:left w:val="nil"/>
+          <w:bottom w:val="nil"/>
+          <w:right w:val="nil"/>
+          <w:insideH w:val="nil"/>
+          <w:insideV w:val="nil"/>
         </w:tblBorders>
-        <w:tblLayout w:type="autofit"/>
         <w:tblCellMar>
           <w:top w:w="0" w:type="dxa"/>
           <w:left w:w="108" w:type="dxa"/>
@@ -1233,13 +1210,15 @@
       </w:tblGrid>
       <w:tr>
         <w:tblPrEx>
+          <w:tblW w:w="8519" w:type="dxa"/>
+          <w:jc w:val="center"/>
           <w:tblBorders>
-            <w:top w:val="none" w:color="auto" w:sz="0" w:space="0"/>
-            <w:left w:val="none" w:color="auto" w:sz="0" w:space="0"/>
-            <w:bottom w:val="none" w:color="auto" w:sz="0" w:space="0"/>
-            <w:right w:val="none" w:color="auto" w:sz="0" w:space="0"/>
-            <w:insideH w:val="none" w:color="auto" w:sz="0" w:space="0"/>
-            <w:insideV w:val="none" w:color="auto" w:sz="0" w:space="0"/>
+            <w:top w:val="nil"/>
+            <w:left w:val="nil"/>
+            <w:bottom w:val="nil"/>
+            <w:right w:val="nil"/>
+            <w:insideH w:val="nil"/>
+            <w:insideV w:val="nil"/>
           </w:tblBorders>
           <w:tblCellMar>
             <w:top w:w="0" w:type="dxa"/>
@@ -1249,7 +1228,7 @@
           </w:tblCellMar>
         </w:tblPrEx>
         <w:trPr>
-          <w:trHeight w:val="0" w:hRule="atLeast"/>
+          <w:trHeight w:val="0"/>
           <w:tblHeader/>
           <w:jc w:val="center"/>
         </w:trPr>
@@ -1257,8 +1236,8 @@
           <w:tcPr>
             <w:tcW w:w="0" w:type="auto"/>
             <w:tcBorders>
-              <w:top w:val="single" w:color="auto" w:sz="12" w:space="0"/>
-              <w:left w:val="single" w:color="auto" w:sz="12" w:space="0"/>
+              <w:top w:val="single" w:sz="12" w:space="0" w:color="auto"/>
+              <w:left w:val="single" w:sz="12" w:space="0" w:color="auto"/>
               <w:bottom w:val="nil"/>
               <w:right w:val="nil"/>
             </w:tcBorders>
@@ -1286,12 +1265,12 @@
               <w:adjustRightInd w:val="0"/>
               <w:snapToGrid w:val="0"/>
               <w:spacing w:line="240" w:lineRule="auto"/>
-              <w:ind w:left="0" w:leftChars="0" w:right="0" w:rightChars="0" w:firstLine="0" w:firstLineChars="0"/>
+              <w:ind w:left="0" w:right="0" w:firstLine="0" w:leftChars="0" w:rightChars="0" w:firstLineChars="0"/>
               <w:jc w:val="center"/>
               <w:textAlignment w:val="baseline"/>
               <w:rPr>
-                <w:rStyle w:val="25"/>
-                <w:rFonts w:hint="default" w:ascii="微软雅黑" w:hAnsi="微软雅黑" w:eastAsia="微软雅黑" w:cs="微软雅黑"/>
+                <w:rStyle w:val="Strong"/>
+                <w:rFonts w:ascii="微软雅黑" w:eastAsia="微软雅黑" w:hAnsi="微软雅黑" w:cs="微软雅黑" w:hint="default"/>
                 <w:b/>
                 <w:bCs/>
                 <w:i w:val="0"/>
@@ -1309,8 +1288,8 @@
             </w:pPr>
             <w:r>
               <w:rPr>
-                <w:rStyle w:val="25"/>
-                <w:rFonts w:hint="eastAsia" w:ascii="微软雅黑" w:hAnsi="微软雅黑" w:eastAsia="微软雅黑" w:cs="微软雅黑"/>
+                <w:rStyle w:val="Strong"/>
+                <w:rFonts w:ascii="微软雅黑" w:eastAsia="微软雅黑" w:hAnsi="微软雅黑" w:cs="微软雅黑" w:hint="eastAsia"/>
                 <w:b/>
                 <w:bCs/>
                 <w:i w:val="0"/>
@@ -1333,8 +1312,8 @@
           <w:tcPr>
             <w:tcW w:w="0" w:type="auto"/>
             <w:tcBorders>
-              <w:top w:val="single" w:color="auto" w:sz="12" w:space="0"/>
-              <w:left w:val="single" w:color="auto" w:sz="4" w:space="0"/>
+              <w:top w:val="single" w:sz="12" w:space="0" w:color="auto"/>
+              <w:left w:val="single" w:sz="4" w:space="0" w:color="auto"/>
               <w:bottom w:val="nil"/>
               <w:right w:val="nil"/>
             </w:tcBorders>
@@ -1362,12 +1341,12 @@
               <w:adjustRightInd w:val="0"/>
               <w:snapToGrid w:val="0"/>
               <w:spacing w:line="240" w:lineRule="auto"/>
-              <w:ind w:left="0" w:leftChars="0" w:right="0" w:rightChars="0" w:firstLine="0" w:firstLineChars="0"/>
+              <w:ind w:left="0" w:right="0" w:firstLine="0" w:leftChars="0" w:rightChars="0" w:firstLineChars="0"/>
               <w:jc w:val="center"/>
               <w:textAlignment w:val="baseline"/>
               <w:rPr>
-                <w:rStyle w:val="25"/>
-                <w:rFonts w:hint="default" w:ascii="微软雅黑" w:hAnsi="微软雅黑" w:eastAsia="微软雅黑" w:cs="微软雅黑"/>
+                <w:rStyle w:val="Strong"/>
+                <w:rFonts w:ascii="微软雅黑" w:eastAsia="微软雅黑" w:hAnsi="微软雅黑" w:cs="微软雅黑" w:hint="default"/>
                 <w:b/>
                 <w:bCs/>
                 <w:i w:val="0"/>
@@ -1385,8 +1364,8 @@
             </w:pPr>
             <w:r>
               <w:rPr>
-                <w:rStyle w:val="25"/>
-                <w:rFonts w:hint="eastAsia" w:ascii="微软雅黑" w:hAnsi="微软雅黑" w:eastAsia="微软雅黑" w:cs="微软雅黑"/>
+                <w:rStyle w:val="Strong"/>
+                <w:rFonts w:ascii="微软雅黑" w:eastAsia="微软雅黑" w:hAnsi="微软雅黑" w:cs="微软雅黑" w:hint="eastAsia"/>
                 <w:b/>
                 <w:bCs/>
                 <w:i w:val="0"/>
@@ -1409,8 +1388,8 @@
           <w:tcPr>
             <w:tcW w:w="0" w:type="auto"/>
             <w:tcBorders>
-              <w:top w:val="single" w:color="auto" w:sz="12" w:space="0"/>
-              <w:left w:val="single" w:color="auto" w:sz="4" w:space="0"/>
+              <w:top w:val="single" w:sz="12" w:space="0" w:color="auto"/>
+              <w:left w:val="single" w:sz="4" w:space="0" w:color="auto"/>
               <w:bottom w:val="nil"/>
               <w:right w:val="nil"/>
             </w:tcBorders>
@@ -1438,12 +1417,12 @@
               <w:adjustRightInd w:val="0"/>
               <w:snapToGrid w:val="0"/>
               <w:spacing w:line="240" w:lineRule="auto"/>
-              <w:ind w:left="0" w:leftChars="0" w:right="0" w:rightChars="0" w:firstLine="0" w:firstLineChars="0"/>
+              <w:ind w:left="0" w:right="0" w:firstLine="0" w:leftChars="0" w:rightChars="0" w:firstLineChars="0"/>
               <w:jc w:val="center"/>
               <w:textAlignment w:val="baseline"/>
               <w:rPr>
-                <w:rStyle w:val="25"/>
-                <w:rFonts w:hint="default" w:ascii="微软雅黑" w:hAnsi="微软雅黑" w:eastAsia="微软雅黑" w:cs="微软雅黑"/>
+                <w:rStyle w:val="Strong"/>
+                <w:rFonts w:ascii="微软雅黑" w:eastAsia="微软雅黑" w:hAnsi="微软雅黑" w:cs="微软雅黑" w:hint="default"/>
                 <w:b/>
                 <w:bCs/>
                 <w:i w:val="0"/>
@@ -1461,8 +1440,8 @@
             </w:pPr>
             <w:r>
               <w:rPr>
-                <w:rStyle w:val="25"/>
-                <w:rFonts w:hint="eastAsia" w:ascii="微软雅黑" w:hAnsi="微软雅黑" w:eastAsia="微软雅黑" w:cs="微软雅黑"/>
+                <w:rStyle w:val="Strong"/>
+                <w:rFonts w:ascii="微软雅黑" w:eastAsia="微软雅黑" w:hAnsi="微软雅黑" w:cs="微软雅黑" w:hint="eastAsia"/>
                 <w:b/>
                 <w:bCs/>
                 <w:i w:val="0"/>
@@ -1485,8 +1464,8 @@
           <w:tcPr>
             <w:tcW w:w="0" w:type="auto"/>
             <w:tcBorders>
-              <w:top w:val="single" w:color="auto" w:sz="12" w:space="0"/>
-              <w:left w:val="single" w:color="auto" w:sz="4" w:space="0"/>
+              <w:top w:val="single" w:sz="12" w:space="0" w:color="auto"/>
+              <w:left w:val="single" w:sz="4" w:space="0" w:color="auto"/>
               <w:bottom w:val="nil"/>
               <w:right w:val="nil"/>
             </w:tcBorders>
@@ -1514,12 +1493,12 @@
               <w:adjustRightInd w:val="0"/>
               <w:snapToGrid w:val="0"/>
               <w:spacing w:line="240" w:lineRule="auto"/>
-              <w:ind w:left="0" w:leftChars="0" w:right="0" w:rightChars="0" w:firstLine="0" w:firstLineChars="0"/>
+              <w:ind w:left="0" w:right="0" w:firstLine="0" w:leftChars="0" w:rightChars="0" w:firstLineChars="0"/>
               <w:jc w:val="center"/>
               <w:textAlignment w:val="baseline"/>
               <w:rPr>
-                <w:rStyle w:val="25"/>
-                <w:rFonts w:hint="default" w:ascii="微软雅黑" w:hAnsi="微软雅黑" w:eastAsia="微软雅黑" w:cs="微软雅黑"/>
+                <w:rStyle w:val="Strong"/>
+                <w:rFonts w:ascii="微软雅黑" w:eastAsia="微软雅黑" w:hAnsi="微软雅黑" w:cs="微软雅黑" w:hint="default"/>
                 <w:b/>
                 <w:bCs/>
                 <w:i w:val="0"/>
@@ -1537,8 +1516,8 @@
             </w:pPr>
             <w:r>
               <w:rPr>
-                <w:rStyle w:val="25"/>
-                <w:rFonts w:hint="eastAsia" w:ascii="微软雅黑" w:hAnsi="微软雅黑" w:eastAsia="微软雅黑" w:cs="微软雅黑"/>
+                <w:rStyle w:val="Strong"/>
+                <w:rFonts w:ascii="微软雅黑" w:eastAsia="微软雅黑" w:hAnsi="微软雅黑" w:cs="微软雅黑" w:hint="eastAsia"/>
                 <w:b/>
                 <w:bCs/>
                 <w:i w:val="0"/>
@@ -1561,10 +1540,10 @@
           <w:tcPr>
             <w:tcW w:w="1205" w:type="dxa"/>
             <w:tcBorders>
-              <w:top w:val="single" w:color="auto" w:sz="12" w:space="0"/>
-              <w:left w:val="single" w:color="auto" w:sz="4" w:space="0"/>
+              <w:top w:val="single" w:sz="12" w:space="0" w:color="auto"/>
+              <w:left w:val="single" w:sz="4" w:space="0" w:color="auto"/>
               <w:bottom w:val="nil"/>
-              <w:right w:val="single" w:color="auto" w:sz="12" w:space="0"/>
+              <w:right w:val="single" w:sz="12" w:space="0" w:color="auto"/>
             </w:tcBorders>
             <w:tcMar>
               <w:top w:w="-1" w:type="dxa"/>
@@ -1590,12 +1569,12 @@
               <w:adjustRightInd w:val="0"/>
               <w:snapToGrid w:val="0"/>
               <w:spacing w:line="240" w:lineRule="auto"/>
-              <w:ind w:left="0" w:leftChars="0" w:right="0" w:rightChars="0" w:firstLine="0" w:firstLineChars="0"/>
+              <w:ind w:left="0" w:right="0" w:firstLine="0" w:leftChars="0" w:rightChars="0" w:firstLineChars="0"/>
               <w:jc w:val="center"/>
               <w:textAlignment w:val="baseline"/>
               <w:rPr>
-                <w:rStyle w:val="25"/>
-                <w:rFonts w:hint="default" w:ascii="微软雅黑" w:hAnsi="微软雅黑" w:eastAsia="微软雅黑" w:cs="微软雅黑"/>
+                <w:rStyle w:val="Strong"/>
+                <w:rFonts w:ascii="微软雅黑" w:eastAsia="微软雅黑" w:hAnsi="微软雅黑" w:cs="微软雅黑" w:hint="default"/>
                 <w:b/>
                 <w:bCs/>
                 <w:i w:val="0"/>
@@ -1613,8 +1592,8 @@
             </w:pPr>
             <w:r>
               <w:rPr>
-                <w:rStyle w:val="25"/>
-                <w:rFonts w:hint="eastAsia" w:ascii="微软雅黑" w:hAnsi="微软雅黑" w:eastAsia="微软雅黑" w:cs="微软雅黑"/>
+                <w:rStyle w:val="Strong"/>
+                <w:rFonts w:ascii="微软雅黑" w:eastAsia="微软雅黑" w:hAnsi="微软雅黑" w:cs="微软雅黑" w:hint="eastAsia"/>
                 <w:b/>
                 <w:bCs/>
                 <w:i w:val="0"/>
@@ -1636,14 +1615,8 @@
       </w:tr>
       <w:tr>
         <w:tblPrEx>
-          <w:tblBorders>
-            <w:top w:val="none" w:color="auto" w:sz="0" w:space="0"/>
-            <w:left w:val="none" w:color="auto" w:sz="0" w:space="0"/>
-            <w:bottom w:val="none" w:color="auto" w:sz="0" w:space="0"/>
-            <w:right w:val="none" w:color="auto" w:sz="0" w:space="0"/>
-            <w:insideH w:val="none" w:color="auto" w:sz="0" w:space="0"/>
-            <w:insideV w:val="none" w:color="auto" w:sz="0" w:space="0"/>
-          </w:tblBorders>
+          <w:tblW w:w="8519" w:type="dxa"/>
+          <w:jc w:val="center"/>
           <w:tblCellMar>
             <w:top w:w="0" w:type="dxa"/>
             <w:left w:w="108" w:type="dxa"/>
@@ -1652,15 +1625,15 @@
           </w:tblCellMar>
         </w:tblPrEx>
         <w:trPr>
-          <w:trHeight w:val="0" w:hRule="atLeast"/>
+          <w:trHeight w:val="0"/>
           <w:jc w:val="center"/>
         </w:trPr>
         <w:tc>
           <w:tcPr>
             <w:tcW w:w="0" w:type="auto"/>
             <w:tcBorders>
-              <w:top w:val="single" w:color="auto" w:sz="4" w:space="0"/>
-              <w:left w:val="single" w:color="auto" w:sz="12" w:space="0"/>
+              <w:top w:val="single" w:sz="4" w:space="0" w:color="auto"/>
+              <w:left w:val="single" w:sz="12" w:space="0" w:color="auto"/>
               <w:bottom w:val="nil"/>
               <w:right w:val="nil"/>
             </w:tcBorders>
@@ -1688,12 +1661,12 @@
               <w:adjustRightInd w:val="0"/>
               <w:snapToGrid w:val="0"/>
               <w:spacing w:line="240" w:lineRule="auto"/>
-              <w:ind w:left="0" w:leftChars="0" w:right="0" w:rightChars="0" w:firstLine="0" w:firstLineChars="0"/>
+              <w:ind w:left="0" w:right="0" w:firstLine="0" w:leftChars="0" w:rightChars="0" w:firstLineChars="0"/>
               <w:jc w:val="center"/>
               <w:textAlignment w:val="baseline"/>
               <w:rPr>
-                <w:rStyle w:val="25"/>
-                <w:rFonts w:hint="default" w:ascii="微软雅黑" w:hAnsi="微软雅黑" w:eastAsia="微软雅黑" w:cs="微软雅黑"/>
+                <w:rStyle w:val="Strong"/>
+                <w:rFonts w:ascii="微软雅黑" w:eastAsia="微软雅黑" w:hAnsi="微软雅黑" w:cs="微软雅黑" w:hint="default"/>
                 <w:b w:val="0"/>
                 <w:bCs/>
                 <w:i w:val="0"/>
@@ -1711,8 +1684,8 @@
             </w:pPr>
             <w:r>
               <w:rPr>
-                <w:rStyle w:val="25"/>
-                <w:rFonts w:hint="eastAsia" w:ascii="微软雅黑" w:hAnsi="微软雅黑" w:eastAsia="微软雅黑" w:cs="微软雅黑"/>
+                <w:rStyle w:val="Strong"/>
+                <w:rFonts w:ascii="微软雅黑" w:eastAsia="微软雅黑" w:hAnsi="微软雅黑" w:cs="微软雅黑" w:hint="eastAsia"/>
                 <w:b w:val="0"/>
                 <w:bCs/>
                 <w:i w:val="0"/>
@@ -1730,8 +1703,8 @@
             </w:r>
             <w:r>
               <w:rPr>
-                <w:rStyle w:val="25"/>
-                <w:rFonts w:hint="eastAsia" w:ascii="微软雅黑" w:hAnsi="微软雅黑" w:eastAsia="微软雅黑" w:cs="微软雅黑"/>
+                <w:rStyle w:val="Strong"/>
+                <w:rFonts w:ascii="微软雅黑" w:eastAsia="微软雅黑" w:hAnsi="微软雅黑" w:cs="微软雅黑" w:hint="eastAsia"/>
                 <w:b w:val="0"/>
                 <w:bCs/>
                 <w:i w:val="0"/>
@@ -1754,8 +1727,8 @@
           <w:tcPr>
             <w:tcW w:w="0" w:type="auto"/>
             <w:tcBorders>
-              <w:top w:val="single" w:color="auto" w:sz="4" w:space="0"/>
-              <w:left w:val="single" w:color="auto" w:sz="4" w:space="0"/>
+              <w:top w:val="single" w:sz="4" w:space="0" w:color="auto"/>
+              <w:left w:val="single" w:sz="4" w:space="0" w:color="auto"/>
               <w:bottom w:val="nil"/>
               <w:right w:val="nil"/>
             </w:tcBorders>
@@ -1783,12 +1756,12 @@
               <w:adjustRightInd w:val="0"/>
               <w:snapToGrid w:val="0"/>
               <w:spacing w:line="240" w:lineRule="auto"/>
-              <w:ind w:left="0" w:leftChars="0" w:right="0" w:rightChars="0" w:firstLine="0" w:firstLineChars="0"/>
+              <w:ind w:left="0" w:right="0" w:firstLine="0" w:leftChars="0" w:rightChars="0" w:firstLineChars="0"/>
               <w:jc w:val="center"/>
               <w:textAlignment w:val="baseline"/>
               <w:rPr>
-                <w:rStyle w:val="25"/>
-                <w:rFonts w:hint="default" w:ascii="微软雅黑" w:hAnsi="微软雅黑" w:eastAsia="微软雅黑" w:cs="微软雅黑"/>
+                <w:rStyle w:val="Strong"/>
+                <w:rFonts w:ascii="微软雅黑" w:eastAsia="微软雅黑" w:hAnsi="微软雅黑" w:cs="微软雅黑" w:hint="default"/>
                 <w:b w:val="0"/>
                 <w:bCs/>
                 <w:i w:val="0"/>
@@ -1806,8 +1779,8 @@
             </w:pPr>
             <w:r>
               <w:rPr>
-                <w:rStyle w:val="25"/>
-                <w:rFonts w:hint="eastAsia" w:ascii="微软雅黑" w:hAnsi="微软雅黑" w:eastAsia="微软雅黑" w:cs="微软雅黑"/>
+                <w:rStyle w:val="Strong"/>
+                <w:rFonts w:ascii="微软雅黑" w:eastAsia="微软雅黑" w:hAnsi="微软雅黑" w:cs="微软雅黑" w:hint="eastAsia"/>
                 <w:b w:val="0"/>
                 <w:bCs/>
                 <w:i w:val="0"/>
@@ -1830,8 +1803,8 @@
           <w:tcPr>
             <w:tcW w:w="0" w:type="auto"/>
             <w:tcBorders>
-              <w:top w:val="single" w:color="auto" w:sz="4" w:space="0"/>
-              <w:left w:val="single" w:color="auto" w:sz="4" w:space="0"/>
+              <w:top w:val="single" w:sz="4" w:space="0" w:color="auto"/>
+              <w:left w:val="single" w:sz="4" w:space="0" w:color="auto"/>
               <w:bottom w:val="nil"/>
               <w:right w:val="nil"/>
             </w:tcBorders>
@@ -1859,12 +1832,12 @@
               <w:adjustRightInd w:val="0"/>
               <w:snapToGrid w:val="0"/>
               <w:spacing w:line="240" w:lineRule="auto"/>
-              <w:ind w:left="0" w:leftChars="0" w:right="0" w:rightChars="0" w:firstLine="0" w:firstLineChars="0"/>
+              <w:ind w:left="0" w:right="0" w:firstLine="0" w:leftChars="0" w:rightChars="0" w:firstLineChars="0"/>
               <w:jc w:val="center"/>
               <w:textAlignment w:val="baseline"/>
               <w:rPr>
-                <w:rStyle w:val="25"/>
-                <w:rFonts w:hint="default" w:ascii="微软雅黑" w:hAnsi="微软雅黑" w:eastAsia="微软雅黑" w:cs="微软雅黑"/>
+                <w:rStyle w:val="Strong"/>
+                <w:rFonts w:ascii="微软雅黑" w:eastAsia="微软雅黑" w:hAnsi="微软雅黑" w:cs="微软雅黑" w:hint="default"/>
                 <w:b w:val="0"/>
                 <w:bCs/>
                 <w:i w:val="0"/>
@@ -1882,8 +1855,8 @@
             </w:pPr>
             <w:r>
               <w:rPr>
-                <w:rStyle w:val="25"/>
-                <w:rFonts w:hint="eastAsia" w:ascii="微软雅黑" w:hAnsi="微软雅黑" w:eastAsia="微软雅黑" w:cs="微软雅黑"/>
+                <w:rStyle w:val="Strong"/>
+                <w:rFonts w:ascii="微软雅黑" w:eastAsia="微软雅黑" w:hAnsi="微软雅黑" w:cs="微软雅黑" w:hint="eastAsia"/>
                 <w:b w:val="0"/>
                 <w:bCs/>
                 <w:i w:val="0"/>
@@ -1906,8 +1879,8 @@
           <w:tcPr>
             <w:tcW w:w="0" w:type="auto"/>
             <w:tcBorders>
-              <w:top w:val="single" w:color="auto" w:sz="4" w:space="0"/>
-              <w:left w:val="single" w:color="auto" w:sz="4" w:space="0"/>
+              <w:top w:val="single" w:sz="4" w:space="0" w:color="auto"/>
+              <w:left w:val="single" w:sz="4" w:space="0" w:color="auto"/>
               <w:bottom w:val="nil"/>
               <w:right w:val="nil"/>
             </w:tcBorders>
@@ -1935,12 +1908,12 @@
               <w:adjustRightInd w:val="0"/>
               <w:snapToGrid w:val="0"/>
               <w:spacing w:line="240" w:lineRule="auto"/>
-              <w:ind w:left="0" w:leftChars="0" w:right="0" w:rightChars="0" w:firstLine="0" w:firstLineChars="0"/>
+              <w:ind w:left="0" w:right="0" w:firstLine="0" w:leftChars="0" w:rightChars="0" w:firstLineChars="0"/>
               <w:jc w:val="center"/>
               <w:textAlignment w:val="baseline"/>
               <w:rPr>
-                <w:rStyle w:val="25"/>
-                <w:rFonts w:hint="default" w:ascii="微软雅黑" w:hAnsi="微软雅黑" w:eastAsia="微软雅黑" w:cs="微软雅黑"/>
+                <w:rStyle w:val="Strong"/>
+                <w:rFonts w:ascii="微软雅黑" w:eastAsia="微软雅黑" w:hAnsi="微软雅黑" w:cs="微软雅黑" w:hint="default"/>
                 <w:b w:val="0"/>
                 <w:bCs/>
                 <w:i w:val="0"/>
@@ -1958,8 +1931,8 @@
             </w:pPr>
             <w:r>
               <w:rPr>
-                <w:rStyle w:val="25"/>
-                <w:rFonts w:hint="eastAsia" w:ascii="微软雅黑" w:hAnsi="微软雅黑" w:eastAsia="微软雅黑" w:cs="微软雅黑"/>
+                <w:rStyle w:val="Strong"/>
+                <w:rFonts w:ascii="微软雅黑" w:eastAsia="微软雅黑" w:hAnsi="微软雅黑" w:cs="微软雅黑" w:hint="eastAsia"/>
                 <w:b w:val="0"/>
                 <w:bCs/>
                 <w:i w:val="0"/>
@@ -1982,10 +1955,10 @@
           <w:tcPr>
             <w:tcW w:w="1205" w:type="dxa"/>
             <w:tcBorders>
-              <w:top w:val="single" w:color="auto" w:sz="4" w:space="0"/>
-              <w:left w:val="single" w:color="auto" w:sz="4" w:space="0"/>
+              <w:top w:val="single" w:sz="4" w:space="0" w:color="auto"/>
+              <w:left w:val="single" w:sz="4" w:space="0" w:color="auto"/>
               <w:bottom w:val="nil"/>
-              <w:right w:val="single" w:color="auto" w:sz="12" w:space="0"/>
+              <w:right w:val="single" w:sz="12" w:space="0" w:color="auto"/>
             </w:tcBorders>
             <w:tcMar>
               <w:top w:w="-1" w:type="dxa"/>
@@ -2011,12 +1984,12 @@
               <w:adjustRightInd w:val="0"/>
               <w:snapToGrid w:val="0"/>
               <w:spacing w:line="240" w:lineRule="auto"/>
-              <w:ind w:left="0" w:leftChars="0" w:right="0" w:rightChars="0" w:firstLine="0" w:firstLineChars="0"/>
+              <w:ind w:left="0" w:right="0" w:firstLine="0" w:leftChars="0" w:rightChars="0" w:firstLineChars="0"/>
               <w:jc w:val="center"/>
               <w:textAlignment w:val="baseline"/>
               <w:rPr>
-                <w:rStyle w:val="25"/>
-                <w:rFonts w:hint="default" w:ascii="微软雅黑" w:hAnsi="微软雅黑" w:eastAsia="微软雅黑" w:cs="微软雅黑"/>
+                <w:rStyle w:val="Strong"/>
+                <w:rFonts w:ascii="微软雅黑" w:eastAsia="微软雅黑" w:hAnsi="微软雅黑" w:cs="微软雅黑" w:hint="default"/>
                 <w:b w:val="0"/>
                 <w:bCs/>
                 <w:i w:val="0"/>
@@ -2037,14 +2010,8 @@
       </w:tr>
       <w:tr>
         <w:tblPrEx>
-          <w:tblBorders>
-            <w:top w:val="none" w:color="auto" w:sz="0" w:space="0"/>
-            <w:left w:val="none" w:color="auto" w:sz="0" w:space="0"/>
-            <w:bottom w:val="none" w:color="auto" w:sz="0" w:space="0"/>
-            <w:right w:val="none" w:color="auto" w:sz="0" w:space="0"/>
-            <w:insideH w:val="none" w:color="auto" w:sz="0" w:space="0"/>
-            <w:insideV w:val="none" w:color="auto" w:sz="0" w:space="0"/>
-          </w:tblBorders>
+          <w:tblW w:w="8519" w:type="dxa"/>
+          <w:jc w:val="center"/>
           <w:tblCellMar>
             <w:top w:w="0" w:type="dxa"/>
             <w:left w:w="108" w:type="dxa"/>
@@ -2053,15 +2020,15 @@
           </w:tblCellMar>
         </w:tblPrEx>
         <w:trPr>
-          <w:trHeight w:val="0" w:hRule="atLeast"/>
+          <w:trHeight w:val="0"/>
           <w:jc w:val="center"/>
         </w:trPr>
         <w:tc>
           <w:tcPr>
             <w:tcW w:w="0" w:type="auto"/>
             <w:tcBorders>
-              <w:top w:val="single" w:color="auto" w:sz="4" w:space="0"/>
-              <w:left w:val="single" w:color="auto" w:sz="12" w:space="0"/>
+              <w:top w:val="single" w:sz="4" w:space="0" w:color="auto"/>
+              <w:left w:val="single" w:sz="12" w:space="0" w:color="auto"/>
               <w:bottom w:val="nil"/>
               <w:right w:val="nil"/>
             </w:tcBorders>
@@ -2089,12 +2056,12 @@
               <w:adjustRightInd w:val="0"/>
               <w:snapToGrid w:val="0"/>
               <w:spacing w:line="240" w:lineRule="auto"/>
-              <w:ind w:left="0" w:leftChars="0" w:right="0" w:rightChars="0" w:firstLine="0" w:firstLineChars="0"/>
+              <w:ind w:left="0" w:right="0" w:firstLine="0" w:leftChars="0" w:rightChars="0" w:firstLineChars="0"/>
               <w:jc w:val="center"/>
               <w:textAlignment w:val="baseline"/>
               <w:rPr>
-                <w:rStyle w:val="25"/>
-                <w:rFonts w:hint="default" w:ascii="微软雅黑" w:hAnsi="微软雅黑" w:eastAsia="微软雅黑" w:cs="微软雅黑"/>
+                <w:rStyle w:val="Strong"/>
+                <w:rFonts w:ascii="微软雅黑" w:eastAsia="微软雅黑" w:hAnsi="微软雅黑" w:cs="微软雅黑" w:hint="default"/>
                 <w:b w:val="0"/>
                 <w:bCs/>
                 <w:i w:val="0"/>
@@ -2116,8 +2083,8 @@
           <w:tcPr>
             <w:tcW w:w="0" w:type="auto"/>
             <w:tcBorders>
-              <w:top w:val="single" w:color="auto" w:sz="4" w:space="0"/>
-              <w:left w:val="single" w:color="auto" w:sz="4" w:space="0"/>
+              <w:top w:val="single" w:sz="4" w:space="0" w:color="auto"/>
+              <w:left w:val="single" w:sz="4" w:space="0" w:color="auto"/>
               <w:bottom w:val="nil"/>
               <w:right w:val="nil"/>
             </w:tcBorders>
@@ -2145,12 +2112,12 @@
               <w:adjustRightInd w:val="0"/>
               <w:snapToGrid w:val="0"/>
               <w:spacing w:line="240" w:lineRule="auto"/>
-              <w:ind w:left="0" w:leftChars="0" w:right="0" w:rightChars="0" w:firstLine="0" w:firstLineChars="0"/>
+              <w:ind w:left="0" w:right="0" w:firstLine="0" w:leftChars="0" w:rightChars="0" w:firstLineChars="0"/>
               <w:jc w:val="center"/>
               <w:textAlignment w:val="baseline"/>
               <w:rPr>
-                <w:rStyle w:val="25"/>
-                <w:rFonts w:hint="default" w:ascii="微软雅黑" w:hAnsi="微软雅黑" w:eastAsia="微软雅黑" w:cs="微软雅黑"/>
+                <w:rStyle w:val="Strong"/>
+                <w:rFonts w:ascii="微软雅黑" w:eastAsia="微软雅黑" w:hAnsi="微软雅黑" w:cs="微软雅黑" w:hint="default"/>
                 <w:b w:val="0"/>
                 <w:bCs/>
                 <w:i w:val="0"/>
@@ -2172,8 +2139,8 @@
           <w:tcPr>
             <w:tcW w:w="0" w:type="auto"/>
             <w:tcBorders>
-              <w:top w:val="single" w:color="auto" w:sz="4" w:space="0"/>
-              <w:left w:val="single" w:color="auto" w:sz="4" w:space="0"/>
+              <w:top w:val="single" w:sz="4" w:space="0" w:color="auto"/>
+              <w:left w:val="single" w:sz="4" w:space="0" w:color="auto"/>
               <w:bottom w:val="nil"/>
               <w:right w:val="nil"/>
             </w:tcBorders>
@@ -2201,12 +2168,12 @@
               <w:adjustRightInd w:val="0"/>
               <w:snapToGrid w:val="0"/>
               <w:spacing w:line="240" w:lineRule="auto"/>
-              <w:ind w:left="0" w:leftChars="0" w:right="0" w:rightChars="0" w:firstLine="0" w:firstLineChars="0"/>
+              <w:ind w:left="0" w:right="0" w:firstLine="0" w:leftChars="0" w:rightChars="0" w:firstLineChars="0"/>
               <w:jc w:val="center"/>
               <w:textAlignment w:val="baseline"/>
               <w:rPr>
-                <w:rStyle w:val="25"/>
-                <w:rFonts w:hint="default" w:ascii="微软雅黑" w:hAnsi="微软雅黑" w:eastAsia="微软雅黑" w:cs="微软雅黑"/>
+                <w:rStyle w:val="Strong"/>
+                <w:rFonts w:ascii="微软雅黑" w:eastAsia="微软雅黑" w:hAnsi="微软雅黑" w:cs="微软雅黑" w:hint="default"/>
                 <w:b w:val="0"/>
                 <w:bCs/>
                 <w:i w:val="0"/>
@@ -2228,8 +2195,8 @@
           <w:tcPr>
             <w:tcW w:w="0" w:type="auto"/>
             <w:tcBorders>
-              <w:top w:val="single" w:color="auto" w:sz="4" w:space="0"/>
-              <w:left w:val="single" w:color="auto" w:sz="4" w:space="0"/>
+              <w:top w:val="single" w:sz="4" w:space="0" w:color="auto"/>
+              <w:left w:val="single" w:sz="4" w:space="0" w:color="auto"/>
               <w:bottom w:val="nil"/>
               <w:right w:val="nil"/>
             </w:tcBorders>
@@ -2257,12 +2224,12 @@
               <w:adjustRightInd w:val="0"/>
               <w:snapToGrid w:val="0"/>
               <w:spacing w:line="240" w:lineRule="auto"/>
-              <w:ind w:left="0" w:leftChars="0" w:right="0" w:rightChars="0" w:firstLine="0" w:firstLineChars="0"/>
+              <w:ind w:left="0" w:right="0" w:firstLine="0" w:leftChars="0" w:rightChars="0" w:firstLineChars="0"/>
               <w:jc w:val="center"/>
               <w:textAlignment w:val="baseline"/>
               <w:rPr>
-                <w:rStyle w:val="25"/>
-                <w:rFonts w:hint="default" w:ascii="微软雅黑" w:hAnsi="微软雅黑" w:eastAsia="微软雅黑" w:cs="微软雅黑"/>
+                <w:rStyle w:val="Strong"/>
+                <w:rFonts w:ascii="微软雅黑" w:eastAsia="微软雅黑" w:hAnsi="微软雅黑" w:cs="微软雅黑" w:hint="default"/>
                 <w:b w:val="0"/>
                 <w:bCs/>
                 <w:i w:val="0"/>
@@ -2284,10 +2251,10 @@
           <w:tcPr>
             <w:tcW w:w="1205" w:type="dxa"/>
             <w:tcBorders>
-              <w:top w:val="single" w:color="auto" w:sz="4" w:space="0"/>
-              <w:left w:val="single" w:color="auto" w:sz="4" w:space="0"/>
+              <w:top w:val="single" w:sz="4" w:space="0" w:color="auto"/>
+              <w:left w:val="single" w:sz="4" w:space="0" w:color="auto"/>
               <w:bottom w:val="nil"/>
-              <w:right w:val="single" w:color="auto" w:sz="12" w:space="0"/>
+              <w:right w:val="single" w:sz="12" w:space="0" w:color="auto"/>
             </w:tcBorders>
             <w:tcMar>
               <w:top w:w="-1" w:type="dxa"/>
@@ -2313,12 +2280,12 @@
               <w:adjustRightInd w:val="0"/>
               <w:snapToGrid w:val="0"/>
               <w:spacing w:line="240" w:lineRule="auto"/>
-              <w:ind w:left="0" w:leftChars="0" w:right="0" w:rightChars="0" w:firstLine="0" w:firstLineChars="0"/>
+              <w:ind w:left="0" w:right="0" w:firstLine="0" w:leftChars="0" w:rightChars="0" w:firstLineChars="0"/>
               <w:jc w:val="center"/>
               <w:textAlignment w:val="baseline"/>
               <w:rPr>
-                <w:rStyle w:val="25"/>
-                <w:rFonts w:hint="default" w:ascii="微软雅黑" w:hAnsi="微软雅黑" w:eastAsia="微软雅黑" w:cs="微软雅黑"/>
+                <w:rStyle w:val="Strong"/>
+                <w:rFonts w:ascii="微软雅黑" w:eastAsia="微软雅黑" w:hAnsi="微软雅黑" w:cs="微软雅黑" w:hint="default"/>
                 <w:b w:val="0"/>
                 <w:bCs/>
                 <w:i w:val="0"/>
@@ -2339,14 +2306,8 @@
       </w:tr>
       <w:tr>
         <w:tblPrEx>
-          <w:tblBorders>
-            <w:top w:val="none" w:color="auto" w:sz="0" w:space="0"/>
-            <w:left w:val="none" w:color="auto" w:sz="0" w:space="0"/>
-            <w:bottom w:val="none" w:color="auto" w:sz="0" w:space="0"/>
-            <w:right w:val="none" w:color="auto" w:sz="0" w:space="0"/>
-            <w:insideH w:val="none" w:color="auto" w:sz="0" w:space="0"/>
-            <w:insideV w:val="none" w:color="auto" w:sz="0" w:space="0"/>
-          </w:tblBorders>
+          <w:tblW w:w="8519" w:type="dxa"/>
+          <w:jc w:val="center"/>
           <w:tblCellMar>
             <w:top w:w="0" w:type="dxa"/>
             <w:left w:w="108" w:type="dxa"/>
@@ -2355,15 +2316,15 @@
           </w:tblCellMar>
         </w:tblPrEx>
         <w:trPr>
-          <w:trHeight w:val="0" w:hRule="atLeast"/>
+          <w:trHeight w:val="0"/>
           <w:jc w:val="center"/>
         </w:trPr>
         <w:tc>
           <w:tcPr>
             <w:tcW w:w="0" w:type="auto"/>
             <w:tcBorders>
-              <w:top w:val="single" w:color="auto" w:sz="4" w:space="0"/>
-              <w:left w:val="single" w:color="auto" w:sz="12" w:space="0"/>
+              <w:top w:val="single" w:sz="4" w:space="0" w:color="auto"/>
+              <w:left w:val="single" w:sz="12" w:space="0" w:color="auto"/>
               <w:bottom w:val="nil"/>
               <w:right w:val="nil"/>
             </w:tcBorders>
@@ -2391,12 +2352,12 @@
               <w:adjustRightInd w:val="0"/>
               <w:snapToGrid w:val="0"/>
               <w:spacing w:line="240" w:lineRule="auto"/>
-              <w:ind w:left="0" w:leftChars="0" w:right="0" w:rightChars="0" w:firstLine="0" w:firstLineChars="0"/>
+              <w:ind w:left="0" w:right="0" w:firstLine="0" w:leftChars="0" w:rightChars="0" w:firstLineChars="0"/>
               <w:jc w:val="center"/>
               <w:textAlignment w:val="baseline"/>
               <w:rPr>
-                <w:rStyle w:val="25"/>
-                <w:rFonts w:hint="default" w:ascii="微软雅黑" w:hAnsi="微软雅黑" w:eastAsia="微软雅黑" w:cs="微软雅黑"/>
+                <w:rStyle w:val="Strong"/>
+                <w:rFonts w:ascii="微软雅黑" w:eastAsia="微软雅黑" w:hAnsi="微软雅黑" w:cs="微软雅黑" w:hint="default"/>
                 <w:b w:val="0"/>
                 <w:bCs/>
                 <w:i w:val="0"/>
@@ -2418,8 +2379,8 @@
           <w:tcPr>
             <w:tcW w:w="0" w:type="auto"/>
             <w:tcBorders>
-              <w:top w:val="single" w:color="auto" w:sz="4" w:space="0"/>
-              <w:left w:val="single" w:color="auto" w:sz="4" w:space="0"/>
+              <w:top w:val="single" w:sz="4" w:space="0" w:color="auto"/>
+              <w:left w:val="single" w:sz="4" w:space="0" w:color="auto"/>
               <w:bottom w:val="nil"/>
               <w:right w:val="nil"/>
             </w:tcBorders>
@@ -2447,12 +2408,12 @@
               <w:adjustRightInd w:val="0"/>
               <w:snapToGrid w:val="0"/>
               <w:spacing w:line="240" w:lineRule="auto"/>
-              <w:ind w:left="0" w:leftChars="0" w:right="0" w:rightChars="0" w:firstLine="0" w:firstLineChars="0"/>
+              <w:ind w:left="0" w:right="0" w:firstLine="0" w:leftChars="0" w:rightChars="0" w:firstLineChars="0"/>
               <w:jc w:val="center"/>
               <w:textAlignment w:val="baseline"/>
               <w:rPr>
-                <w:rStyle w:val="25"/>
-                <w:rFonts w:hint="default" w:ascii="微软雅黑" w:hAnsi="微软雅黑" w:eastAsia="微软雅黑" w:cs="微软雅黑"/>
+                <w:rStyle w:val="Strong"/>
+                <w:rFonts w:ascii="微软雅黑" w:eastAsia="微软雅黑" w:hAnsi="微软雅黑" w:cs="微软雅黑" w:hint="default"/>
                 <w:b w:val="0"/>
                 <w:bCs/>
                 <w:i w:val="0"/>
@@ -2474,8 +2435,8 @@
           <w:tcPr>
             <w:tcW w:w="0" w:type="auto"/>
             <w:tcBorders>
-              <w:top w:val="single" w:color="auto" w:sz="4" w:space="0"/>
-              <w:left w:val="single" w:color="auto" w:sz="4" w:space="0"/>
+              <w:top w:val="single" w:sz="4" w:space="0" w:color="auto"/>
+              <w:left w:val="single" w:sz="4" w:space="0" w:color="auto"/>
               <w:bottom w:val="nil"/>
               <w:right w:val="nil"/>
             </w:tcBorders>
@@ -2503,12 +2464,12 @@
               <w:adjustRightInd w:val="0"/>
               <w:snapToGrid w:val="0"/>
               <w:spacing w:line="240" w:lineRule="auto"/>
-              <w:ind w:left="0" w:leftChars="0" w:right="0" w:rightChars="0" w:firstLine="0" w:firstLineChars="0"/>
+              <w:ind w:left="0" w:right="0" w:firstLine="0" w:leftChars="0" w:rightChars="0" w:firstLineChars="0"/>
               <w:jc w:val="center"/>
               <w:textAlignment w:val="baseline"/>
               <w:rPr>
-                <w:rStyle w:val="25"/>
-                <w:rFonts w:hint="default" w:ascii="微软雅黑" w:hAnsi="微软雅黑" w:eastAsia="微软雅黑" w:cs="微软雅黑"/>
+                <w:rStyle w:val="Strong"/>
+                <w:rFonts w:ascii="微软雅黑" w:eastAsia="微软雅黑" w:hAnsi="微软雅黑" w:cs="微软雅黑" w:hint="default"/>
                 <w:b w:val="0"/>
                 <w:bCs/>
                 <w:i w:val="0"/>
@@ -2530,8 +2491,8 @@
           <w:tcPr>
             <w:tcW w:w="0" w:type="auto"/>
             <w:tcBorders>
-              <w:top w:val="single" w:color="auto" w:sz="4" w:space="0"/>
-              <w:left w:val="single" w:color="auto" w:sz="4" w:space="0"/>
+              <w:top w:val="single" w:sz="4" w:space="0" w:color="auto"/>
+              <w:left w:val="single" w:sz="4" w:space="0" w:color="auto"/>
               <w:bottom w:val="nil"/>
               <w:right w:val="nil"/>
             </w:tcBorders>
@@ -2559,12 +2520,12 @@
               <w:adjustRightInd w:val="0"/>
               <w:snapToGrid w:val="0"/>
               <w:spacing w:line="240" w:lineRule="auto"/>
-              <w:ind w:left="0" w:leftChars="0" w:right="0" w:rightChars="0" w:firstLine="0" w:firstLineChars="0"/>
+              <w:ind w:left="0" w:right="0" w:firstLine="0" w:leftChars="0" w:rightChars="0" w:firstLineChars="0"/>
               <w:jc w:val="center"/>
               <w:textAlignment w:val="baseline"/>
               <w:rPr>
-                <w:rStyle w:val="25"/>
-                <w:rFonts w:hint="default" w:ascii="微软雅黑" w:hAnsi="微软雅黑" w:eastAsia="微软雅黑" w:cs="微软雅黑"/>
+                <w:rStyle w:val="Strong"/>
+                <w:rFonts w:ascii="微软雅黑" w:eastAsia="微软雅黑" w:hAnsi="微软雅黑" w:cs="微软雅黑" w:hint="default"/>
                 <w:b w:val="0"/>
                 <w:bCs/>
                 <w:i w:val="0"/>
@@ -2586,10 +2547,10 @@
           <w:tcPr>
             <w:tcW w:w="1205" w:type="dxa"/>
             <w:tcBorders>
-              <w:top w:val="single" w:color="auto" w:sz="4" w:space="0"/>
-              <w:left w:val="single" w:color="auto" w:sz="4" w:space="0"/>
+              <w:top w:val="single" w:sz="4" w:space="0" w:color="auto"/>
+              <w:left w:val="single" w:sz="4" w:space="0" w:color="auto"/>
               <w:bottom w:val="nil"/>
-              <w:right w:val="single" w:color="auto" w:sz="12" w:space="0"/>
+              <w:right w:val="single" w:sz="12" w:space="0" w:color="auto"/>
             </w:tcBorders>
             <w:tcMar>
               <w:top w:w="-1" w:type="dxa"/>
@@ -2615,12 +2576,12 @@
               <w:adjustRightInd w:val="0"/>
               <w:snapToGrid w:val="0"/>
               <w:spacing w:line="240" w:lineRule="auto"/>
-              <w:ind w:left="0" w:leftChars="0" w:right="0" w:rightChars="0" w:firstLine="0" w:firstLineChars="0"/>
+              <w:ind w:left="0" w:right="0" w:firstLine="0" w:leftChars="0" w:rightChars="0" w:firstLineChars="0"/>
               <w:jc w:val="center"/>
               <w:textAlignment w:val="baseline"/>
               <w:rPr>
-                <w:rStyle w:val="25"/>
-                <w:rFonts w:hint="default" w:ascii="微软雅黑" w:hAnsi="微软雅黑" w:eastAsia="微软雅黑" w:cs="微软雅黑"/>
+                <w:rStyle w:val="Strong"/>
+                <w:rFonts w:ascii="微软雅黑" w:eastAsia="微软雅黑" w:hAnsi="微软雅黑" w:cs="微软雅黑" w:hint="default"/>
                 <w:b w:val="0"/>
                 <w:bCs/>
                 <w:i w:val="0"/>
@@ -2641,14 +2602,8 @@
       </w:tr>
       <w:tr>
         <w:tblPrEx>
-          <w:tblBorders>
-            <w:top w:val="none" w:color="auto" w:sz="0" w:space="0"/>
-            <w:left w:val="none" w:color="auto" w:sz="0" w:space="0"/>
-            <w:bottom w:val="none" w:color="auto" w:sz="0" w:space="0"/>
-            <w:right w:val="none" w:color="auto" w:sz="0" w:space="0"/>
-            <w:insideH w:val="none" w:color="auto" w:sz="0" w:space="0"/>
-            <w:insideV w:val="none" w:color="auto" w:sz="0" w:space="0"/>
-          </w:tblBorders>
+          <w:tblW w:w="8519" w:type="dxa"/>
+          <w:jc w:val="center"/>
           <w:tblCellMar>
             <w:top w:w="0" w:type="dxa"/>
             <w:left w:w="108" w:type="dxa"/>
@@ -2657,16 +2612,16 @@
           </w:tblCellMar>
         </w:tblPrEx>
         <w:trPr>
-          <w:trHeight w:val="0" w:hRule="atLeast"/>
+          <w:trHeight w:val="0"/>
           <w:jc w:val="center"/>
         </w:trPr>
         <w:tc>
           <w:tcPr>
             <w:tcW w:w="1621" w:type="dxa"/>
             <w:tcBorders>
-              <w:top w:val="single" w:color="auto" w:sz="4" w:space="0"/>
-              <w:left w:val="single" w:color="auto" w:sz="12" w:space="0"/>
-              <w:bottom w:val="single" w:color="auto" w:sz="12" w:space="0"/>
+              <w:top w:val="single" w:sz="4" w:space="0" w:color="auto"/>
+              <w:left w:val="single" w:sz="12" w:space="0" w:color="auto"/>
+              <w:bottom w:val="single" w:sz="12" w:space="0" w:color="auto"/>
               <w:right w:val="nil"/>
             </w:tcBorders>
             <w:tcMar>
@@ -2693,12 +2648,12 @@
               <w:adjustRightInd w:val="0"/>
               <w:snapToGrid w:val="0"/>
               <w:spacing w:line="240" w:lineRule="auto"/>
-              <w:ind w:left="0" w:leftChars="0" w:right="0" w:rightChars="0" w:firstLine="0" w:firstLineChars="0"/>
+              <w:ind w:left="0" w:right="0" w:firstLine="0" w:leftChars="0" w:rightChars="0" w:firstLineChars="0"/>
               <w:jc w:val="center"/>
               <w:textAlignment w:val="baseline"/>
               <w:rPr>
-                <w:rStyle w:val="25"/>
-                <w:rFonts w:hint="default" w:ascii="微软雅黑" w:hAnsi="微软雅黑" w:eastAsia="微软雅黑" w:cs="微软雅黑"/>
+                <w:rStyle w:val="Strong"/>
+                <w:rFonts w:ascii="微软雅黑" w:eastAsia="微软雅黑" w:hAnsi="微软雅黑" w:cs="微软雅黑" w:hint="default"/>
                 <w:b w:val="0"/>
                 <w:bCs/>
                 <w:i w:val="0"/>
@@ -2720,9 +2675,9 @@
           <w:tcPr>
             <w:tcW w:w="2036" w:type="dxa"/>
             <w:tcBorders>
-              <w:top w:val="single" w:color="auto" w:sz="4" w:space="0"/>
-              <w:left w:val="single" w:color="auto" w:sz="4" w:space="0"/>
-              <w:bottom w:val="single" w:color="auto" w:sz="12" w:space="0"/>
+              <w:top w:val="single" w:sz="4" w:space="0" w:color="auto"/>
+              <w:left w:val="single" w:sz="4" w:space="0" w:color="auto"/>
+              <w:bottom w:val="single" w:sz="12" w:space="0" w:color="auto"/>
               <w:right w:val="nil"/>
             </w:tcBorders>
             <w:tcMar>
@@ -2749,12 +2704,12 @@
               <w:adjustRightInd w:val="0"/>
               <w:snapToGrid w:val="0"/>
               <w:spacing w:line="240" w:lineRule="auto"/>
-              <w:ind w:left="0" w:leftChars="0" w:right="0" w:rightChars="0" w:firstLine="0" w:firstLineChars="0"/>
+              <w:ind w:left="0" w:right="0" w:firstLine="0" w:leftChars="0" w:rightChars="0" w:firstLineChars="0"/>
               <w:jc w:val="center"/>
               <w:textAlignment w:val="baseline"/>
               <w:rPr>
-                <w:rStyle w:val="25"/>
-                <w:rFonts w:hint="default" w:ascii="微软雅黑" w:hAnsi="微软雅黑" w:eastAsia="微软雅黑" w:cs="微软雅黑"/>
+                <w:rStyle w:val="Strong"/>
+                <w:rFonts w:ascii="微软雅黑" w:eastAsia="微软雅黑" w:hAnsi="微软雅黑" w:cs="微软雅黑" w:hint="default"/>
                 <w:b w:val="0"/>
                 <w:bCs/>
                 <w:i w:val="0"/>
@@ -2776,9 +2731,9 @@
           <w:tcPr>
             <w:tcW w:w="1621" w:type="dxa"/>
             <w:tcBorders>
-              <w:top w:val="single" w:color="auto" w:sz="4" w:space="0"/>
-              <w:left w:val="single" w:color="auto" w:sz="4" w:space="0"/>
-              <w:bottom w:val="single" w:color="auto" w:sz="12" w:space="0"/>
+              <w:top w:val="single" w:sz="4" w:space="0" w:color="auto"/>
+              <w:left w:val="single" w:sz="4" w:space="0" w:color="auto"/>
+              <w:bottom w:val="single" w:sz="12" w:space="0" w:color="auto"/>
               <w:right w:val="nil"/>
             </w:tcBorders>
             <w:tcMar>
@@ -2805,12 +2760,12 @@
               <w:adjustRightInd w:val="0"/>
               <w:snapToGrid w:val="0"/>
               <w:spacing w:line="240" w:lineRule="auto"/>
-              <w:ind w:left="0" w:leftChars="0" w:right="0" w:rightChars="0" w:firstLine="0" w:firstLineChars="0"/>
+              <w:ind w:left="0" w:right="0" w:firstLine="0" w:leftChars="0" w:rightChars="0" w:firstLineChars="0"/>
               <w:jc w:val="center"/>
               <w:textAlignment w:val="baseline"/>
               <w:rPr>
-                <w:rStyle w:val="25"/>
-                <w:rFonts w:hint="default" w:ascii="微软雅黑" w:hAnsi="微软雅黑" w:eastAsia="微软雅黑" w:cs="微软雅黑"/>
+                <w:rStyle w:val="Strong"/>
+                <w:rFonts w:ascii="微软雅黑" w:eastAsia="微软雅黑" w:hAnsi="微软雅黑" w:cs="微软雅黑" w:hint="default"/>
                 <w:b w:val="0"/>
                 <w:bCs/>
                 <w:i w:val="0"/>
@@ -2832,9 +2787,9 @@
           <w:tcPr>
             <w:tcW w:w="2036" w:type="dxa"/>
             <w:tcBorders>
-              <w:top w:val="single" w:color="auto" w:sz="4" w:space="0"/>
-              <w:left w:val="single" w:color="auto" w:sz="4" w:space="0"/>
-              <w:bottom w:val="single" w:color="auto" w:sz="12" w:space="0"/>
+              <w:top w:val="single" w:sz="4" w:space="0" w:color="auto"/>
+              <w:left w:val="single" w:sz="4" w:space="0" w:color="auto"/>
+              <w:bottom w:val="single" w:sz="12" w:space="0" w:color="auto"/>
               <w:right w:val="nil"/>
             </w:tcBorders>
             <w:tcMar>
@@ -2861,12 +2816,12 @@
               <w:adjustRightInd w:val="0"/>
               <w:snapToGrid w:val="0"/>
               <w:spacing w:line="240" w:lineRule="auto"/>
-              <w:ind w:left="0" w:leftChars="0" w:right="0" w:rightChars="0" w:firstLine="0" w:firstLineChars="0"/>
+              <w:ind w:left="0" w:right="0" w:firstLine="0" w:leftChars="0" w:rightChars="0" w:firstLineChars="0"/>
               <w:jc w:val="center"/>
               <w:textAlignment w:val="baseline"/>
               <w:rPr>
-                <w:rStyle w:val="25"/>
-                <w:rFonts w:hint="default" w:ascii="微软雅黑" w:hAnsi="微软雅黑" w:eastAsia="微软雅黑" w:cs="微软雅黑"/>
+                <w:rStyle w:val="Strong"/>
+                <w:rFonts w:ascii="微软雅黑" w:eastAsia="微软雅黑" w:hAnsi="微软雅黑" w:cs="微软雅黑" w:hint="default"/>
                 <w:b w:val="0"/>
                 <w:bCs/>
                 <w:i w:val="0"/>
@@ -2888,10 +2843,10 @@
           <w:tcPr>
             <w:tcW w:w="1205" w:type="dxa"/>
             <w:tcBorders>
-              <w:top w:val="single" w:color="auto" w:sz="4" w:space="0"/>
-              <w:left w:val="single" w:color="auto" w:sz="4" w:space="0"/>
-              <w:bottom w:val="single" w:color="auto" w:sz="12" w:space="0"/>
-              <w:right w:val="single" w:color="auto" w:sz="12" w:space="0"/>
+              <w:top w:val="single" w:sz="4" w:space="0" w:color="auto"/>
+              <w:left w:val="single" w:sz="4" w:space="0" w:color="auto"/>
+              <w:bottom w:val="single" w:sz="12" w:space="0" w:color="auto"/>
+              <w:right w:val="single" w:sz="12" w:space="0" w:color="auto"/>
             </w:tcBorders>
             <w:tcMar>
               <w:top w:w="-1" w:type="dxa"/>
@@ -2917,12 +2872,12 @@
               <w:adjustRightInd w:val="0"/>
               <w:snapToGrid w:val="0"/>
               <w:spacing w:line="240" w:lineRule="auto"/>
-              <w:ind w:left="0" w:leftChars="0" w:right="0" w:rightChars="0" w:firstLine="0" w:firstLineChars="0"/>
+              <w:ind w:left="0" w:right="0" w:firstLine="0" w:leftChars="0" w:rightChars="0" w:firstLineChars="0"/>
               <w:jc w:val="center"/>
               <w:textAlignment w:val="baseline"/>
               <w:rPr>
-                <w:rStyle w:val="25"/>
-                <w:rFonts w:hint="default" w:ascii="微软雅黑" w:hAnsi="微软雅黑" w:eastAsia="微软雅黑" w:cs="微软雅黑"/>
+                <w:rStyle w:val="Strong"/>
+                <w:rFonts w:ascii="微软雅黑" w:eastAsia="微软雅黑" w:hAnsi="微软雅黑" w:cs="微软雅黑" w:hint="default"/>
                 <w:b w:val="0"/>
                 <w:bCs/>
                 <w:i w:val="0"/>
@@ -2959,8 +2914,8 @@
         <w:snapToGrid w:val="0"/>
         <w:textAlignment w:val="baseline"/>
         <w:rPr>
-          <w:rStyle w:val="25"/>
-          <w:rFonts w:hint="default" w:ascii="微软雅黑" w:hAnsi="微软雅黑" w:eastAsia="微软雅黑" w:cs="微软雅黑"/>
+          <w:rStyle w:val="Strong"/>
+          <w:rFonts w:ascii="微软雅黑" w:eastAsia="微软雅黑" w:hAnsi="微软雅黑" w:cs="微软雅黑" w:hint="default"/>
           <w:b w:val="0"/>
           <w:bCs/>
           <w:i w:val="0"/>
@@ -2977,23 +2932,23 @@
         <w:sectPr>
           <w:pgSz w:w="11906" w:h="16838"/>
           <w:pgMar w:top="1440" w:right="1800" w:bottom="1440" w:left="1800" w:header="851" w:footer="992" w:gutter="0"/>
-          <w:cols w:space="425" w:num="1"/>
+          <w:cols w:num="1" w:space="425"/>
           <w:docGrid w:type="lines" w:linePitch="312" w:charSpace="0"/>
         </w:sectPr>
       </w:pPr>
     </w:p>
     <w:tbl>
       <w:tblPr>
-        <w:tblStyle w:val="29"/>
+        <w:tblStyle w:val="TableNormal0"/>
         <w:tblW w:w="14524" w:type="dxa"/>
         <w:tblInd w:w="2" w:type="dxa"/>
         <w:tblBorders>
-          <w:top w:val="single" w:color="000000" w:sz="2" w:space="0"/>
-          <w:left w:val="single" w:color="000000" w:sz="2" w:space="0"/>
-          <w:bottom w:val="single" w:color="000000" w:sz="2" w:space="0"/>
-          <w:right w:val="single" w:color="000000" w:sz="2" w:space="0"/>
-          <w:insideH w:val="single" w:color="000000" w:sz="2" w:space="0"/>
-          <w:insideV w:val="single" w:color="000000" w:sz="2" w:space="0"/>
+          <w:top w:val="single" w:sz="2" w:space="0" w:color="000000"/>
+          <w:left w:val="single" w:sz="2" w:space="0" w:color="000000"/>
+          <w:bottom w:val="single" w:sz="2" w:space="0" w:color="000000"/>
+          <w:right w:val="single" w:sz="2" w:space="0" w:color="000000"/>
+          <w:insideH w:val="single" w:sz="2" w:space="0" w:color="000000"/>
+          <w:insideV w:val="single" w:sz="2" w:space="0" w:color="000000"/>
         </w:tblBorders>
         <w:tblLayout w:type="fixed"/>
         <w:tblCellMar>
@@ -3014,14 +2969,17 @@
       </w:tblGrid>
       <w:tr>
         <w:tblPrEx>
+          <w:tblW w:w="14524" w:type="dxa"/>
+          <w:tblInd w:w="2" w:type="dxa"/>
           <w:tblBorders>
-            <w:top w:val="single" w:color="000000" w:sz="2" w:space="0"/>
-            <w:left w:val="single" w:color="000000" w:sz="2" w:space="0"/>
-            <w:bottom w:val="single" w:color="000000" w:sz="2" w:space="0"/>
-            <w:right w:val="single" w:color="000000" w:sz="2" w:space="0"/>
-            <w:insideH w:val="single" w:color="000000" w:sz="2" w:space="0"/>
-            <w:insideV w:val="single" w:color="000000" w:sz="2" w:space="0"/>
+            <w:top w:val="single" w:sz="2" w:space="0" w:color="000000"/>
+            <w:left w:val="single" w:sz="2" w:space="0" w:color="000000"/>
+            <w:bottom w:val="single" w:sz="2" w:space="0" w:color="000000"/>
+            <w:right w:val="single" w:sz="2" w:space="0" w:color="000000"/>
+            <w:insideH w:val="single" w:sz="2" w:space="0" w:color="000000"/>
+            <w:insideV w:val="single" w:sz="2" w:space="0" w:color="000000"/>
           </w:tblBorders>
+          <w:tblLayout w:type="fixed"/>
           <w:tblCellMar>
             <w:top w:w="0" w:type="dxa"/>
             <w:left w:w="0" w:type="dxa"/>
@@ -3030,7 +2988,7 @@
           </w:tblCellMar>
         </w:tblPrEx>
         <w:trPr>
-          <w:trHeight w:val="951" w:hRule="atLeast"/>
+          <w:trHeight w:val="951"/>
         </w:trPr>
         <w:tc>
           <w:tcPr>
@@ -3042,14 +3000,14 @@
               <w:spacing w:before="215" w:line="289" w:lineRule="auto"/>
               <w:ind w:left="538" w:right="110" w:hanging="422"/>
               <w:rPr>
-                <w:rFonts w:ascii="宋体" w:hAnsi="宋体" w:eastAsia="宋体" w:cs="宋体"/>
+                <w:rFonts w:ascii="宋体" w:eastAsia="宋体" w:hAnsi="宋体" w:cs="宋体"/>
                 <w:sz w:val="20"/>
                 <w:szCs w:val="20"/>
               </w:rPr>
             </w:pPr>
             <w:r>
               <w:rPr>
-                <w:rFonts w:ascii="宋体" w:hAnsi="宋体" w:eastAsia="宋体" w:cs="宋体"/>
+                <w:rFonts w:ascii="宋体" w:eastAsia="宋体" w:hAnsi="宋体" w:cs="宋体"/>
                 <w:b/>
                 <w:bCs/>
                 <w:spacing w:val="6"/>
@@ -3060,7 +3018,7 @@
             </w:r>
             <w:r>
               <w:rPr>
-                <w:rFonts w:ascii="宋体" w:hAnsi="宋体" w:eastAsia="宋体" w:cs="宋体"/>
+                <w:rFonts w:ascii="宋体" w:eastAsia="宋体" w:hAnsi="宋体" w:cs="宋体"/>
                 <w:b/>
                 <w:bCs/>
                 <w:spacing w:val="-2"/>
@@ -3078,7 +3036,7 @@
           </w:tcPr>
           <w:p>
             <w:pPr>
-              <w:pStyle w:val="30"/>
+              <w:pStyle w:val="TableText"/>
               <w:spacing w:line="303" w:lineRule="auto"/>
             </w:pPr>
           </w:p>
@@ -3087,14 +3045,14 @@
               <w:spacing w:before="65" w:line="229" w:lineRule="auto"/>
               <w:ind w:left="238"/>
               <w:rPr>
-                <w:rFonts w:ascii="宋体" w:hAnsi="宋体" w:eastAsia="宋体" w:cs="宋体"/>
+                <w:rFonts w:ascii="宋体" w:eastAsia="宋体" w:hAnsi="宋体" w:cs="宋体"/>
                 <w:sz w:val="20"/>
                 <w:szCs w:val="20"/>
               </w:rPr>
             </w:pPr>
             <w:r>
               <w:rPr>
-                <w:rFonts w:ascii="宋体" w:hAnsi="宋体" w:eastAsia="宋体" w:cs="宋体"/>
+                <w:rFonts w:ascii="宋体" w:eastAsia="宋体" w:hAnsi="宋体" w:cs="宋体"/>
                 <w:b/>
                 <w:bCs/>
                 <w:spacing w:val="5"/>
@@ -3115,14 +3073,14 @@
               <w:spacing w:before="214" w:line="229" w:lineRule="auto"/>
               <w:ind w:left="528"/>
               <w:rPr>
-                <w:rFonts w:ascii="宋体" w:hAnsi="宋体" w:eastAsia="宋体" w:cs="宋体"/>
+                <w:rFonts w:ascii="宋体" w:eastAsia="宋体" w:hAnsi="宋体" w:cs="宋体"/>
                 <w:sz w:val="20"/>
                 <w:szCs w:val="20"/>
               </w:rPr>
             </w:pPr>
             <w:r>
               <w:rPr>
-                <w:rFonts w:ascii="宋体" w:hAnsi="宋体" w:eastAsia="宋体" w:cs="宋体"/>
+                <w:rFonts w:ascii="宋体" w:eastAsia="宋体" w:hAnsi="宋体" w:cs="宋体"/>
                 <w:b/>
                 <w:bCs/>
                 <w:spacing w:val="6"/>
@@ -3137,14 +3095,14 @@
               <w:spacing w:before="63" w:line="228" w:lineRule="auto"/>
               <w:ind w:left="121"/>
               <w:rPr>
-                <w:rFonts w:ascii="宋体" w:hAnsi="宋体" w:eastAsia="宋体" w:cs="宋体"/>
+                <w:rFonts w:ascii="宋体" w:eastAsia="宋体" w:hAnsi="宋体" w:cs="宋体"/>
                 <w:sz w:val="20"/>
                 <w:szCs w:val="20"/>
               </w:rPr>
             </w:pPr>
             <w:r>
               <w:rPr>
-                <w:rFonts w:ascii="宋体" w:hAnsi="宋体" w:eastAsia="宋体" w:cs="宋体"/>
+                <w:rFonts w:ascii="宋体" w:eastAsia="宋体" w:hAnsi="宋体" w:cs="宋体"/>
                 <w:b/>
                 <w:bCs/>
                 <w:spacing w:val="4"/>
@@ -3164,7 +3122,7 @@
             <w:pPr>
               <w:spacing w:before="214" w:line="228" w:lineRule="auto"/>
               <w:rPr>
-                <w:rFonts w:ascii="宋体" w:hAnsi="宋体" w:eastAsia="宋体" w:cs="宋体"/>
+                <w:rFonts w:ascii="宋体" w:eastAsia="宋体" w:hAnsi="宋体" w:cs="宋体"/>
                 <w:b/>
                 <w:bCs/>
                 <w:spacing w:val="6"/>
@@ -3174,7 +3132,7 @@
             </w:pPr>
             <w:r>
               <w:rPr>
-                <w:rFonts w:ascii="宋体" w:hAnsi="宋体" w:eastAsia="宋体" w:cs="宋体"/>
+                <w:rFonts w:ascii="宋体" w:eastAsia="宋体" w:hAnsi="宋体" w:cs="宋体"/>
                 <w:b/>
                 <w:bCs/>
                 <w:spacing w:val="6"/>
@@ -3188,14 +3146,14 @@
             <w:pPr>
               <w:spacing w:before="214" w:line="228" w:lineRule="auto"/>
               <w:rPr>
-                <w:rFonts w:ascii="宋体" w:hAnsi="宋体" w:eastAsia="宋体" w:cs="宋体"/>
+                <w:rFonts w:ascii="宋体" w:eastAsia="宋体" w:hAnsi="宋体" w:cs="宋体"/>
                 <w:sz w:val="20"/>
                 <w:szCs w:val="20"/>
               </w:rPr>
             </w:pPr>
             <w:r>
               <w:rPr>
-                <w:rFonts w:ascii="宋体" w:hAnsi="宋体" w:eastAsia="宋体" w:cs="宋体"/>
+                <w:rFonts w:ascii="宋体" w:eastAsia="宋体" w:hAnsi="宋体" w:cs="宋体"/>
                 <w:b/>
                 <w:bCs/>
                 <w:spacing w:val="6"/>
@@ -3215,14 +3173,14 @@
             <w:pPr>
               <w:spacing w:before="58" w:line="228" w:lineRule="auto"/>
               <w:rPr>
-                <w:rFonts w:ascii="宋体" w:hAnsi="宋体" w:eastAsia="宋体" w:cs="宋体"/>
+                <w:rFonts w:ascii="宋体" w:eastAsia="宋体" w:hAnsi="宋体" w:cs="宋体"/>
                 <w:sz w:val="20"/>
                 <w:szCs w:val="20"/>
               </w:rPr>
             </w:pPr>
             <w:r>
               <w:rPr>
-                <w:rFonts w:ascii="宋体" w:hAnsi="宋体" w:eastAsia="宋体" w:cs="宋体"/>
+                <w:rFonts w:ascii="宋体" w:eastAsia="宋体" w:hAnsi="宋体" w:cs="宋体"/>
                 <w:b/>
                 <w:bCs/>
                 <w:spacing w:val="5"/>
@@ -3237,14 +3195,14 @@
               <w:spacing w:before="66" w:line="263" w:lineRule="auto"/>
               <w:ind w:right="18"/>
               <w:rPr>
-                <w:rFonts w:ascii="宋体" w:hAnsi="宋体" w:eastAsia="宋体" w:cs="宋体"/>
+                <w:rFonts w:ascii="宋体" w:eastAsia="宋体" w:hAnsi="宋体" w:cs="宋体"/>
                 <w:sz w:val="20"/>
                 <w:szCs w:val="20"/>
               </w:rPr>
             </w:pPr>
             <w:r>
               <w:rPr>
-                <w:rFonts w:ascii="宋体" w:hAnsi="宋体" w:eastAsia="宋体" w:cs="宋体"/>
+                <w:rFonts w:ascii="宋体" w:eastAsia="宋体" w:hAnsi="宋体" w:cs="宋体"/>
                 <w:b/>
                 <w:bCs/>
                 <w:spacing w:val="-1"/>
@@ -3255,7 +3213,7 @@
             </w:r>
             <w:r>
               <w:rPr>
-                <w:rFonts w:ascii="宋体" w:hAnsi="宋体" w:eastAsia="宋体" w:cs="宋体"/>
+                <w:rFonts w:ascii="宋体" w:eastAsia="宋体" w:hAnsi="宋体" w:cs="宋体"/>
                 <w:spacing w:val="-44"/>
                 <w:sz w:val="20"/>
                 <w:szCs w:val="20"/>
@@ -3264,7 +3222,7 @@
             </w:r>
             <w:r>
               <w:rPr>
-                <w:rFonts w:ascii="宋体" w:hAnsi="宋体" w:eastAsia="宋体" w:cs="宋体"/>
+                <w:rFonts w:ascii="宋体" w:eastAsia="宋体" w:hAnsi="宋体" w:cs="宋体"/>
                 <w:b/>
                 <w:bCs/>
                 <w:spacing w:val="-1"/>
@@ -3275,7 +3233,7 @@
             </w:r>
             <w:r>
               <w:rPr>
-                <w:rFonts w:ascii="宋体" w:hAnsi="宋体" w:eastAsia="宋体" w:cs="宋体"/>
+                <w:rFonts w:ascii="宋体" w:eastAsia="宋体" w:hAnsi="宋体" w:cs="宋体"/>
                 <w:b/>
                 <w:bCs/>
                 <w:spacing w:val="3"/>
@@ -3293,7 +3251,7 @@
           </w:tcPr>
           <w:p>
             <w:pPr>
-              <w:pStyle w:val="30"/>
+              <w:pStyle w:val="TableText"/>
               <w:spacing w:line="303" w:lineRule="auto"/>
             </w:pPr>
           </w:p>
@@ -3302,14 +3260,14 @@
               <w:spacing w:before="65" w:line="226" w:lineRule="auto"/>
               <w:ind w:left="761"/>
               <w:rPr>
-                <w:rFonts w:ascii="宋体" w:hAnsi="宋体" w:eastAsia="宋体" w:cs="宋体"/>
+                <w:rFonts w:ascii="宋体" w:eastAsia="宋体" w:hAnsi="宋体" w:cs="宋体"/>
                 <w:sz w:val="20"/>
                 <w:szCs w:val="20"/>
               </w:rPr>
             </w:pPr>
             <w:r>
               <w:rPr>
-                <w:rFonts w:ascii="宋体" w:hAnsi="宋体" w:eastAsia="宋体" w:cs="宋体"/>
+                <w:rFonts w:ascii="宋体" w:eastAsia="宋体" w:hAnsi="宋体" w:cs="宋体"/>
                 <w:b/>
                 <w:bCs/>
                 <w:spacing w:val="7"/>
@@ -3330,14 +3288,14 @@
               <w:spacing w:before="215" w:line="290" w:lineRule="auto"/>
               <w:ind w:left="476" w:right="302" w:hanging="169"/>
               <w:rPr>
-                <w:rFonts w:ascii="宋体" w:hAnsi="宋体" w:eastAsia="宋体" w:cs="宋体"/>
+                <w:rFonts w:ascii="宋体" w:eastAsia="宋体" w:hAnsi="宋体" w:cs="宋体"/>
                 <w:sz w:val="20"/>
                 <w:szCs w:val="20"/>
               </w:rPr>
             </w:pPr>
             <w:r>
               <w:rPr>
-                <w:rFonts w:ascii="宋体" w:hAnsi="宋体" w:eastAsia="宋体" w:cs="宋体"/>
+                <w:rFonts w:ascii="宋体" w:eastAsia="宋体" w:hAnsi="宋体" w:cs="宋体"/>
                 <w:b/>
                 <w:bCs/>
                 <w:spacing w:val="4"/>
@@ -3348,7 +3306,7 @@
             </w:r>
             <w:r>
               <w:rPr>
-                <w:rFonts w:ascii="宋体" w:hAnsi="宋体" w:eastAsia="宋体" w:cs="宋体"/>
+                <w:rFonts w:ascii="宋体" w:eastAsia="宋体" w:hAnsi="宋体" w:cs="宋体"/>
                 <w:b/>
                 <w:bCs/>
                 <w:spacing w:val="-1"/>
@@ -3362,14 +3320,9 @@
       </w:tr>
       <w:tr>
         <w:tblPrEx>
-          <w:tblBorders>
-            <w:top w:val="single" w:color="000000" w:sz="2" w:space="0"/>
-            <w:left w:val="single" w:color="000000" w:sz="2" w:space="0"/>
-            <w:bottom w:val="single" w:color="000000" w:sz="2" w:space="0"/>
-            <w:right w:val="single" w:color="000000" w:sz="2" w:space="0"/>
-            <w:insideH w:val="single" w:color="000000" w:sz="2" w:space="0"/>
-            <w:insideV w:val="single" w:color="000000" w:sz="2" w:space="0"/>
-          </w:tblBorders>
+          <w:tblW w:w="14524" w:type="dxa"/>
+          <w:tblInd w:w="2" w:type="dxa"/>
+          <w:tblLayout w:type="fixed"/>
           <w:tblCellMar>
             <w:top w:w="0" w:type="dxa"/>
             <w:left w:w="0" w:type="dxa"/>
@@ -3378,7 +3331,7 @@
           </w:tblCellMar>
         </w:tblPrEx>
         <w:trPr>
-          <w:trHeight w:val="2646" w:hRule="atLeast"/>
+          <w:trHeight w:val="2646"/>
         </w:trPr>
         <w:tc>
           <w:tcPr>
@@ -3391,14 +3344,14 @@
               <w:ind w:right="154"/>
               <w:jc w:val="center"/>
               <w:rPr>
-                <w:rFonts w:ascii="宋体" w:hAnsi="宋体" w:eastAsia="宋体" w:cs="宋体"/>
-                <w:sz w:val="24"/>
-                <w:szCs w:val="24"/>
-              </w:rPr>
-            </w:pPr>
-            <w:r>
-              <w:rPr>
-                <w:rFonts w:ascii="宋体" w:hAnsi="宋体" w:eastAsia="宋体" w:cs="宋体"/>
+                <w:rFonts w:ascii="宋体" w:eastAsia="宋体" w:hAnsi="宋体" w:cs="宋体"/>
+                <w:sz w:val="24"/>
+                <w:szCs w:val="24"/>
+              </w:rPr>
+            </w:pPr>
+            <w:r>
+              <w:rPr>
+                <w:rFonts w:ascii="宋体" w:eastAsia="宋体" w:hAnsi="宋体" w:cs="宋体"/>
                 <w:b/>
                 <w:bCs/>
                 <w:spacing w:val="-5"/>
@@ -3409,7 +3362,7 @@
             </w:r>
             <w:r>
               <w:rPr>
-                <w:rFonts w:ascii="宋体" w:hAnsi="宋体" w:eastAsia="宋体" w:cs="宋体"/>
+                <w:rFonts w:ascii="宋体" w:eastAsia="宋体" w:hAnsi="宋体" w:cs="宋体"/>
                 <w:b/>
                 <w:bCs/>
                 <w:spacing w:val="-9"/>
@@ -3430,7 +3383,7 @@
               <w:spacing w:line="219" w:lineRule="auto"/>
               <w:jc w:val="center"/>
               <w:rPr>
-                <w:rFonts w:hint="default" w:ascii="宋体" w:hAnsi="宋体" w:eastAsia="宋体" w:cs="宋体"/>
+                <w:rFonts w:ascii="宋体" w:eastAsia="宋体" w:hAnsi="宋体" w:cs="宋体" w:hint="default"/>
                 <w:sz w:val="24"/>
                 <w:szCs w:val="24"/>
                 <w:lang w:val="en-US" w:eastAsia="zh-CN"/>
@@ -3451,11 +3404,11 @@
           </w:tcPr>
           <w:p>
             <w:pPr>
-              <w:pStyle w:val="32"/>
+              <w:pStyle w:val="a2"/>
               <w:bidi w:val="0"/>
-              <w:ind w:left="0" w:leftChars="0" w:firstLine="0" w:firstLineChars="0"/>
-              <w:rPr>
-                <w:rFonts w:ascii="宋体" w:hAnsi="宋体" w:eastAsia="宋体" w:cs="宋体"/>
+              <w:ind w:left="0" w:firstLine="0" w:leftChars="0" w:firstLineChars="0"/>
+              <w:rPr>
+                <w:rFonts w:ascii="宋体" w:eastAsia="宋体" w:hAnsi="宋体" w:cs="宋体"/>
                 <w:sz w:val="24"/>
                 <w:szCs w:val="24"/>
               </w:rPr>
@@ -3502,7 +3455,7 @@
           </w:tcPr>
           <w:p>
             <w:pPr>
-              <w:pStyle w:val="42"/>
+              <w:pStyle w:val="a4"/>
               <w:bidi w:val="0"/>
               <w:rPr>
                 <w:rFonts w:hint="eastAsia"/>
@@ -3519,7 +3472,7 @@
           </w:p>
           <w:p>
             <w:pPr>
-              <w:pStyle w:val="42"/>
+              <w:pStyle w:val="a4"/>
               <w:bidi w:val="0"/>
               <w:rPr>
                 <w:rFonts w:hint="default"/>
@@ -3545,15 +3498,15 @@
               <w:spacing w:before="78" w:line="220" w:lineRule="auto"/>
               <w:jc w:val="center"/>
               <w:rPr>
-                <w:rFonts w:hint="default" w:ascii="宋体" w:hAnsi="宋体" w:eastAsia="宋体" w:cs="宋体"/>
-                <w:sz w:val="24"/>
-                <w:szCs w:val="24"/>
-                <w:lang w:val="en-US" w:eastAsia="zh-CN"/>
-              </w:rPr>
-            </w:pPr>
-            <w:r>
-              <w:rPr>
-                <w:rFonts w:hint="eastAsia" w:ascii="宋体" w:hAnsi="宋体" w:cs="宋体"/>
+                <w:rFonts w:ascii="宋体" w:eastAsia="宋体" w:hAnsi="宋体" w:cs="宋体" w:hint="default"/>
+                <w:sz w:val="24"/>
+                <w:szCs w:val="24"/>
+                <w:lang w:val="en-US" w:eastAsia="zh-CN"/>
+              </w:rPr>
+            </w:pPr>
+            <w:r>
+              <w:rPr>
+                <w:rFonts w:ascii="宋体" w:hAnsi="宋体" w:cs="宋体" w:hint="eastAsia"/>
                 <w:sz w:val="24"/>
                 <w:szCs w:val="24"/>
                 <w:lang w:val="en-US" w:eastAsia="zh-CN"/>
@@ -3568,7 +3521,7 @@
           </w:tcPr>
           <w:p>
             <w:pPr>
-              <w:pStyle w:val="42"/>
+              <w:pStyle w:val="a4"/>
               <w:bidi w:val="0"/>
               <w:rPr>
                 <w:rFonts w:hint="default"/>
@@ -3590,15 +3543,15 @@
               <w:spacing w:before="26" w:line="239" w:lineRule="auto"/>
               <w:jc w:val="center"/>
               <w:rPr>
-                <w:rFonts w:hint="default" w:ascii="宋体" w:hAnsi="宋体" w:eastAsia="宋体" w:cs="宋体"/>
-                <w:sz w:val="24"/>
-                <w:szCs w:val="24"/>
-                <w:lang w:val="en-US" w:eastAsia="zh-CN"/>
-              </w:rPr>
-            </w:pPr>
-            <w:r>
-              <w:rPr>
-                <w:rFonts w:hint="eastAsia" w:ascii="宋体" w:hAnsi="宋体" w:cs="宋体"/>
+                <w:rFonts w:ascii="宋体" w:eastAsia="宋体" w:hAnsi="宋体" w:cs="宋体" w:hint="default"/>
+                <w:sz w:val="24"/>
+                <w:szCs w:val="24"/>
+                <w:lang w:val="en-US" w:eastAsia="zh-CN"/>
+              </w:rPr>
+            </w:pPr>
+            <w:r>
+              <w:rPr>
+                <w:rFonts w:ascii="宋体" w:hAnsi="宋体" w:cs="宋体" w:hint="eastAsia"/>
                 <w:spacing w:val="-2"/>
                 <w:sz w:val="24"/>
                 <w:szCs w:val="24"/>
@@ -3608,7 +3561,7 @@
             </w:r>
             <w:r>
               <w:rPr>
-                <w:rFonts w:ascii="宋体" w:hAnsi="宋体" w:eastAsia="宋体" w:cs="宋体"/>
+                <w:rFonts w:ascii="宋体" w:eastAsia="宋体" w:hAnsi="宋体" w:cs="宋体"/>
                 <w:spacing w:val="-2"/>
                 <w:sz w:val="24"/>
                 <w:szCs w:val="24"/>
@@ -3617,7 +3570,7 @@
             </w:r>
             <w:r>
               <w:rPr>
-                <w:rFonts w:hint="eastAsia" w:ascii="宋体" w:hAnsi="宋体" w:cs="宋体"/>
+                <w:rFonts w:ascii="宋体" w:hAnsi="宋体" w:cs="宋体" w:hint="eastAsia"/>
                 <w:spacing w:val="-2"/>
                 <w:sz w:val="24"/>
                 <w:szCs w:val="24"/>
@@ -3630,14 +3583,9 @@
       </w:tr>
       <w:tr>
         <w:tblPrEx>
-          <w:tblBorders>
-            <w:top w:val="single" w:color="000000" w:sz="2" w:space="0"/>
-            <w:left w:val="single" w:color="000000" w:sz="2" w:space="0"/>
-            <w:bottom w:val="single" w:color="000000" w:sz="2" w:space="0"/>
-            <w:right w:val="single" w:color="000000" w:sz="2" w:space="0"/>
-            <w:insideH w:val="single" w:color="000000" w:sz="2" w:space="0"/>
-            <w:insideV w:val="single" w:color="000000" w:sz="2" w:space="0"/>
-          </w:tblBorders>
+          <w:tblW w:w="14524" w:type="dxa"/>
+          <w:tblInd w:w="2" w:type="dxa"/>
+          <w:tblLayout w:type="fixed"/>
           <w:tblCellMar>
             <w:top w:w="0" w:type="dxa"/>
             <w:left w:w="0" w:type="dxa"/>
@@ -3646,7 +3594,7 @@
           </w:tblCellMar>
         </w:tblPrEx>
         <w:trPr>
-          <w:trHeight w:val="3397" w:hRule="atLeast"/>
+          <w:trHeight w:val="3397"/>
         </w:trPr>
         <w:tc>
           <w:tcPr>
@@ -3658,14 +3606,14 @@
               <w:spacing w:before="78" w:line="220" w:lineRule="auto"/>
               <w:jc w:val="center"/>
               <w:rPr>
-                <w:rFonts w:ascii="宋体" w:hAnsi="宋体" w:eastAsia="宋体" w:cs="宋体"/>
-                <w:sz w:val="24"/>
-                <w:szCs w:val="24"/>
-              </w:rPr>
-            </w:pPr>
-            <w:r>
-              <w:rPr>
-                <w:rFonts w:ascii="宋体" w:hAnsi="宋体" w:eastAsia="宋体" w:cs="宋体"/>
+                <w:rFonts w:ascii="宋体" w:eastAsia="宋体" w:hAnsi="宋体" w:cs="宋体"/>
+                <w:sz w:val="24"/>
+                <w:szCs w:val="24"/>
+              </w:rPr>
+            </w:pPr>
+            <w:r>
+              <w:rPr>
+                <w:rFonts w:ascii="宋体" w:eastAsia="宋体" w:hAnsi="宋体" w:cs="宋体"/>
                 <w:b/>
                 <w:bCs/>
                 <w:spacing w:val="-5"/>
@@ -3683,11 +3631,11 @@
           </w:tcPr>
           <w:p>
             <w:pPr>
-              <w:pStyle w:val="30"/>
+              <w:pStyle w:val="TableText"/>
               <w:spacing w:line="262" w:lineRule="auto"/>
               <w:jc w:val="center"/>
               <w:rPr>
-                <w:rFonts w:hint="default" w:ascii="宋体" w:hAnsi="宋体" w:eastAsia="宋体" w:cs="宋体"/>
+                <w:rFonts w:ascii="宋体" w:eastAsia="宋体" w:hAnsi="宋体" w:cs="宋体" w:hint="default"/>
                 <w:sz w:val="24"/>
                 <w:szCs w:val="24"/>
                 <w:lang w:val="en-US" w:eastAsia="zh-CN"/>
@@ -3708,10 +3656,10 @@
           </w:tcPr>
           <w:p>
             <w:pPr>
-              <w:pStyle w:val="32"/>
-              <w:ind w:left="0" w:leftChars="0" w:firstLine="0" w:firstLineChars="0"/>
-              <w:rPr>
-                <w:rFonts w:ascii="宋体" w:hAnsi="宋体" w:eastAsia="宋体" w:cs="宋体"/>
+              <w:pStyle w:val="a2"/>
+              <w:ind w:left="0" w:firstLine="0" w:leftChars="0" w:firstLineChars="0"/>
+              <w:rPr>
+                <w:rFonts w:ascii="宋体" w:eastAsia="宋体" w:hAnsi="宋体" w:cs="宋体"/>
                 <w:sz w:val="24"/>
                 <w:szCs w:val="24"/>
               </w:rPr>
@@ -3720,7 +3668,7 @@
             <w:bookmarkEnd w:id="1"/>
             <w:r>
               <w:rPr>
-                <w:rFonts w:hint="eastAsia" w:ascii="Segoe UI" w:hAnsi="Segoe UI" w:eastAsia="宋体" w:cs="Segoe UI"/>
+                <w:rFonts w:ascii="Segoe UI" w:eastAsia="宋体" w:hAnsi="Segoe UI" w:cs="Segoe UI" w:hint="eastAsia"/>
                 <w:i w:val="0"/>
                 <w:iCs w:val="0"/>
                 <w:caps w:val="0"/>
@@ -3735,7 +3683,7 @@
             </w:r>
             <w:r>
               <w:rPr>
-                <w:rFonts w:ascii="Segoe UI" w:hAnsi="Segoe UI" w:eastAsia="Segoe UI" w:cs="Segoe UI"/>
+                <w:rFonts w:ascii="Segoe UI" w:eastAsia="Segoe UI" w:hAnsi="Segoe UI" w:cs="Segoe UI"/>
                 <w:i w:val="0"/>
                 <w:iCs w:val="0"/>
                 <w:caps w:val="0"/>
@@ -3756,7 +3704,7 @@
           </w:tcPr>
           <w:p>
             <w:pPr>
-              <w:pStyle w:val="42"/>
+              <w:pStyle w:val="a4"/>
               <w:bidi w:val="0"/>
               <w:rPr>
                 <w:rFonts w:hint="eastAsia"/>
@@ -3773,7 +3721,7 @@
           </w:p>
           <w:p>
             <w:pPr>
-              <w:pStyle w:val="42"/>
+              <w:pStyle w:val="a4"/>
               <w:bidi w:val="0"/>
               <w:rPr>
                 <w:rFonts w:hint="default"/>
@@ -3799,15 +3747,15 @@
               <w:spacing w:before="78" w:line="221" w:lineRule="auto"/>
               <w:jc w:val="center"/>
               <w:rPr>
-                <w:rFonts w:hint="default" w:ascii="宋体" w:hAnsi="宋体" w:eastAsia="宋体" w:cs="宋体"/>
-                <w:sz w:val="24"/>
-                <w:szCs w:val="24"/>
-                <w:lang w:val="en-US" w:eastAsia="zh-CN"/>
-              </w:rPr>
-            </w:pPr>
-            <w:r>
-              <w:rPr>
-                <w:rFonts w:hint="eastAsia" w:ascii="宋体" w:hAnsi="宋体" w:cs="宋体"/>
+                <w:rFonts w:ascii="宋体" w:eastAsia="宋体" w:hAnsi="宋体" w:cs="宋体" w:hint="default"/>
+                <w:sz w:val="24"/>
+                <w:szCs w:val="24"/>
+                <w:lang w:val="en-US" w:eastAsia="zh-CN"/>
+              </w:rPr>
+            </w:pPr>
+            <w:r>
+              <w:rPr>
+                <w:rFonts w:ascii="宋体" w:hAnsi="宋体" w:cs="宋体" w:hint="eastAsia"/>
                 <w:sz w:val="24"/>
                 <w:szCs w:val="24"/>
                 <w:lang w:val="en-US" w:eastAsia="zh-CN"/>
@@ -3822,7 +3770,7 @@
           </w:tcPr>
           <w:p>
             <w:pPr>
-              <w:pStyle w:val="42"/>
+              <w:pStyle w:val="a4"/>
               <w:bidi w:val="0"/>
               <w:rPr>
                 <w:rFonts w:hint="eastAsia"/>
@@ -3844,15 +3792,15 @@
               <w:spacing w:before="26" w:line="239" w:lineRule="auto"/>
               <w:jc w:val="center"/>
               <w:rPr>
-                <w:rFonts w:hint="default" w:ascii="宋体" w:hAnsi="宋体" w:eastAsia="宋体" w:cs="宋体"/>
-                <w:sz w:val="24"/>
-                <w:szCs w:val="24"/>
-                <w:lang w:val="en-US" w:eastAsia="zh-CN"/>
-              </w:rPr>
-            </w:pPr>
-            <w:r>
-              <w:rPr>
-                <w:rFonts w:hint="eastAsia" w:ascii="宋体" w:hAnsi="宋体" w:cs="宋体"/>
+                <w:rFonts w:ascii="宋体" w:eastAsia="宋体" w:hAnsi="宋体" w:cs="宋体" w:hint="default"/>
+                <w:sz w:val="24"/>
+                <w:szCs w:val="24"/>
+                <w:lang w:val="en-US" w:eastAsia="zh-CN"/>
+              </w:rPr>
+            </w:pPr>
+            <w:r>
+              <w:rPr>
+                <w:rFonts w:ascii="宋体" w:hAnsi="宋体" w:cs="宋体" w:hint="eastAsia"/>
                 <w:spacing w:val="-2"/>
                 <w:sz w:val="24"/>
                 <w:szCs w:val="24"/>
@@ -3862,7 +3810,7 @@
             </w:r>
             <w:r>
               <w:rPr>
-                <w:rFonts w:ascii="宋体" w:hAnsi="宋体" w:eastAsia="宋体" w:cs="宋体"/>
+                <w:rFonts w:ascii="宋体" w:eastAsia="宋体" w:hAnsi="宋体" w:cs="宋体"/>
                 <w:spacing w:val="-2"/>
                 <w:sz w:val="24"/>
                 <w:szCs w:val="24"/>
@@ -3871,7 +3819,7 @@
             </w:r>
             <w:r>
               <w:rPr>
-                <w:rFonts w:hint="eastAsia" w:ascii="宋体" w:hAnsi="宋体" w:cs="宋体"/>
+                <w:rFonts w:ascii="宋体" w:hAnsi="宋体" w:cs="宋体" w:hint="eastAsia"/>
                 <w:spacing w:val="-2"/>
                 <w:sz w:val="24"/>
                 <w:szCs w:val="24"/>
@@ -3900,8 +3848,8 @@
         <w:snapToGrid w:val="0"/>
         <w:textAlignment w:val="baseline"/>
         <w:rPr>
-          <w:rStyle w:val="25"/>
-          <w:rFonts w:hint="default" w:ascii="微软雅黑" w:hAnsi="微软雅黑" w:eastAsia="微软雅黑" w:cs="微软雅黑"/>
+          <w:rStyle w:val="Strong"/>
+          <w:rFonts w:ascii="微软雅黑" w:eastAsia="微软雅黑" w:hAnsi="微软雅黑" w:cs="微软雅黑" w:hint="default"/>
           <w:b w:val="0"/>
           <w:bCs/>
           <w:i w:val="0"/>
@@ -3920,73 +3868,23 @@
     <w:sectPr>
       <w:pgSz w:w="16838" w:h="11906" w:orient="landscape"/>
       <w:pgMar w:top="1800" w:right="1440" w:bottom="1800" w:left="1440" w:header="851" w:footer="992" w:gutter="0"/>
-      <w:cols w:space="425" w:num="1"/>
+      <w:cols w:num="1" w:space="425"/>
       <w:docGrid w:type="lines" w:linePitch="312" w:charSpace="0"/>
     </w:sectPr>
   </w:body>
 </w:document>
 </file>
 
-<file path=word/endnotes.xml><?xml version="1.0" encoding="utf-8"?>
-<w:endnotes xmlns:wpc="http://schemas.microsoft.com/office/word/2010/wordprocessingCanvas" xmlns:mc="http://schemas.openxmlformats.org/markup-compatibility/2006" xmlns:o="urn:schemas-microsoft-com:office:office" xmlns:r="http://schemas.openxmlformats.org/officeDocument/2006/relationships" xmlns:m="http://schemas.openxmlformats.org/officeDocument/2006/math" xmlns:v="urn:schemas-microsoft-com:vml" xmlns:wp14="http://schemas.microsoft.com/office/word/2010/wordprocessingDrawing" xmlns:wp="http://schemas.openxmlformats.org/drawingml/2006/wordprocessingDrawing" xmlns:w="http://schemas.openxmlformats.org/wordprocessingml/2006/main" xmlns:w14="http://schemas.microsoft.com/office/word/2010/wordml" xmlns:w15="http://schemas.microsoft.com/office/word/2012/wordml" xmlns:w10="urn:schemas-microsoft-com:office:word" xmlns:wpg="http://schemas.microsoft.com/office/word/2010/wordprocessingGroup" xmlns:wpi="http://schemas.microsoft.com/office/word/2010/wordprocessingInk" xmlns:wne="http://schemas.microsoft.com/office/word/2006/wordml" xmlns:wps="http://schemas.microsoft.com/office/word/2010/wordprocessingShape" xmlns:wpsCustomData="http://www.wps.cn/officeDocument/2013/wpsCustomData" mc:Ignorable="w14 w15 wp14">
-  <w:endnote w:type="separator" w:id="0">
-    <w:p>
-      <w:pPr>
-        <w:spacing w:line="240" w:lineRule="auto"/>
-      </w:pPr>
-      <w:r>
-        <w:separator/>
-      </w:r>
-    </w:p>
-  </w:endnote>
-  <w:endnote w:type="continuationSeparator" w:id="1">
-    <w:p>
-      <w:pPr>
-        <w:spacing w:line="240" w:lineRule="auto"/>
-      </w:pPr>
-      <w:r>
-        <w:continuationSeparator/>
-      </w:r>
-    </w:p>
-  </w:endnote>
-</w:endnotes>
-</file>
-
-<file path=word/footnotes.xml><?xml version="1.0" encoding="utf-8"?>
-<w:footnotes xmlns:wpc="http://schemas.microsoft.com/office/word/2010/wordprocessingCanvas" xmlns:mc="http://schemas.openxmlformats.org/markup-compatibility/2006" xmlns:o="urn:schemas-microsoft-com:office:office" xmlns:r="http://schemas.openxmlformats.org/officeDocument/2006/relationships" xmlns:m="http://schemas.openxmlformats.org/officeDocument/2006/math" xmlns:v="urn:schemas-microsoft-com:vml" xmlns:wp14="http://schemas.microsoft.com/office/word/2010/wordprocessingDrawing" xmlns:wp="http://schemas.openxmlformats.org/drawingml/2006/wordprocessingDrawing" xmlns:w="http://schemas.openxmlformats.org/wordprocessingml/2006/main" xmlns:w14="http://schemas.microsoft.com/office/word/2010/wordml" xmlns:w15="http://schemas.microsoft.com/office/word/2012/wordml" xmlns:w10="urn:schemas-microsoft-com:office:word" xmlns:wpg="http://schemas.microsoft.com/office/word/2010/wordprocessingGroup" xmlns:wpi="http://schemas.microsoft.com/office/word/2010/wordprocessingInk" xmlns:wne="http://schemas.microsoft.com/office/word/2006/wordml" xmlns:wps="http://schemas.microsoft.com/office/word/2010/wordprocessingShape" xmlns:wpsCustomData="http://www.wps.cn/officeDocument/2013/wpsCustomData" mc:Ignorable="w14 w15 wp14">
-  <w:footnote w:type="separator" w:id="0">
-    <w:p>
-      <w:pPr>
-        <w:spacing w:line="360" w:lineRule="auto"/>
-      </w:pPr>
-      <w:r>
-        <w:separator/>
-      </w:r>
-    </w:p>
-  </w:footnote>
-  <w:footnote w:type="continuationSeparator" w:id="1">
-    <w:p>
-      <w:pPr>
-        <w:spacing w:line="360" w:lineRule="auto"/>
-      </w:pPr>
-      <w:r>
-        <w:continuationSeparator/>
-      </w:r>
-    </w:p>
-  </w:footnote>
-</w:footnotes>
-</file>
-
 <file path=word/numbering.xml><?xml version="1.0" encoding="utf-8"?>
-<w:numbering xmlns:wpc="http://schemas.microsoft.com/office/word/2010/wordprocessingCanvas" xmlns:mc="http://schemas.openxmlformats.org/markup-compatibility/2006" xmlns:o="urn:schemas-microsoft-com:office:office" xmlns:r="http://schemas.openxmlformats.org/officeDocument/2006/relationships" xmlns:m="http://schemas.openxmlformats.org/officeDocument/2006/math" xmlns:v="urn:schemas-microsoft-com:vml" xmlns:wp14="http://schemas.microsoft.com/office/word/2010/wordprocessingDrawing" xmlns:wp="http://schemas.openxmlformats.org/drawingml/2006/wordprocessingDrawing" xmlns:w10="urn:schemas-microsoft-com:office:word" xmlns:w="http://schemas.openxmlformats.org/wordprocessingml/2006/main" xmlns:w14="http://schemas.microsoft.com/office/word/2010/wordml" xmlns:wpg="http://schemas.microsoft.com/office/word/2010/wordprocessingGroup" xmlns:wpi="http://schemas.microsoft.com/office/word/2010/wordprocessingInk" xmlns:wne="http://schemas.microsoft.com/office/word/2006/wordml" xmlns:wps="http://schemas.microsoft.com/office/word/2010/wordprocessingShape" xmlns:wpsCustomData="http://www.wps.cn/officeDocument/2013/wpsCustomData" mc:Ignorable="w14 wp14">
+<w:numbering xmlns:wpc="http://schemas.microsoft.com/office/word/2010/wordprocessingCanvas" xmlns:mc="http://schemas.openxmlformats.org/markup-compatibility/2006" xmlns:o="urn:schemas-microsoft-com:office:office" xmlns:r="http://schemas.openxmlformats.org/officeDocument/2006/relationships" xmlns:m="http://schemas.openxmlformats.org/officeDocument/2006/math" xmlns:v="urn:schemas-microsoft-com:vml" xmlns:wp14="http://schemas.microsoft.com/office/word/2010/wordprocessingDrawing" xmlns:wp="http://schemas.openxmlformats.org/drawingml/2006/wordprocessingDrawing" xmlns:w10="urn:schemas-microsoft-com:office:word" xmlns:w="http://schemas.openxmlformats.org/wordprocessingml/2006/main" xmlns:w14="http://schemas.microsoft.com/office/word/2010/wordml" xmlns:w15="http://schemas.microsoft.com/office/word/2012/wordml" xmlns:wne="http://schemas.microsoft.com/office/word/2006/wordml" xmlns:wpg="http://schemas.microsoft.com/office/word/2010/wordprocessingGroup" xmlns:wpi="http://schemas.microsoft.com/office/word/2010/wordprocessingInk" xmlns:wps="http://schemas.microsoft.com/office/word/2010/wordprocessingShape" mc:Ignorable="w14 w15 wp14">
   <w:abstractNum w:abstractNumId="0">
     <w:nsid w:val="8E964DCE"/>
     <w:multiLevelType w:val="multilevel"/>
     <w:tmpl w:val="8E964DCE"/>
-    <w:lvl w:ilvl="0" w:tentative="0">
+    <w:lvl w:ilvl="0">
       <w:start w:val="1"/>
       <w:numFmt w:val="decimal"/>
-      <w:pStyle w:val="2"/>
+      <w:pStyle w:val="Heading1"/>
       <w:lvlText w:val="%1."/>
       <w:lvlJc w:val="left"/>
       <w:pPr>
@@ -3996,10 +3894,10 @@
         <w:rFonts w:hint="default"/>
       </w:rPr>
     </w:lvl>
-    <w:lvl w:ilvl="1" w:tentative="0">
+    <w:lvl w:ilvl="1">
       <w:start w:val="1"/>
       <w:numFmt w:val="decimal"/>
-      <w:pStyle w:val="3"/>
+      <w:pStyle w:val="Heading2"/>
       <w:lvlText w:val="%1.%2."/>
       <w:lvlJc w:val="left"/>
       <w:pPr>
@@ -4009,10 +3907,10 @@
         <w:rFonts w:hint="default"/>
       </w:rPr>
     </w:lvl>
-    <w:lvl w:ilvl="2" w:tentative="0">
+    <w:lvl w:ilvl="2">
       <w:start w:val="1"/>
       <w:numFmt w:val="decimal"/>
-      <w:pStyle w:val="4"/>
+      <w:pStyle w:val="Heading3"/>
       <w:lvlText w:val="%1.%2.%3."/>
       <w:lvlJc w:val="left"/>
       <w:pPr>
@@ -4022,10 +3920,10 @@
         <w:rFonts w:hint="default"/>
       </w:rPr>
     </w:lvl>
-    <w:lvl w:ilvl="3" w:tentative="0">
+    <w:lvl w:ilvl="3">
       <w:start w:val="1"/>
       <w:numFmt w:val="decimal"/>
-      <w:pStyle w:val="5"/>
+      <w:pStyle w:val="Heading4"/>
       <w:lvlText w:val="%1.%2.%3.%4."/>
       <w:lvlJc w:val="left"/>
       <w:pPr>
@@ -4035,10 +3933,10 @@
         <w:rFonts w:hint="default"/>
       </w:rPr>
     </w:lvl>
-    <w:lvl w:ilvl="4" w:tentative="0">
+    <w:lvl w:ilvl="4">
       <w:start w:val="1"/>
       <w:numFmt w:val="decimal"/>
-      <w:pStyle w:val="6"/>
+      <w:pStyle w:val="Heading5"/>
       <w:lvlText w:val="%1.%2.%3.%4.%5."/>
       <w:lvlJc w:val="left"/>
       <w:pPr>
@@ -4048,10 +3946,10 @@
         <w:rFonts w:hint="default"/>
       </w:rPr>
     </w:lvl>
-    <w:lvl w:ilvl="5" w:tentative="0">
+    <w:lvl w:ilvl="5">
       <w:start w:val="1"/>
       <w:numFmt w:val="decimal"/>
-      <w:pStyle w:val="7"/>
+      <w:pStyle w:val="Heading6"/>
       <w:lvlText w:val="%1.%2.%3.%4.%5.%6."/>
       <w:lvlJc w:val="left"/>
       <w:pPr>
@@ -4061,10 +3959,10 @@
         <w:rFonts w:hint="default"/>
       </w:rPr>
     </w:lvl>
-    <w:lvl w:ilvl="6" w:tentative="0">
+    <w:lvl w:ilvl="6">
       <w:start w:val="1"/>
       <w:numFmt w:val="decimal"/>
-      <w:pStyle w:val="8"/>
+      <w:pStyle w:val="Heading7"/>
       <w:lvlText w:val="%1.%2.%3.%4.%5.%6.%7."/>
       <w:lvlJc w:val="left"/>
       <w:pPr>
@@ -4074,10 +3972,10 @@
         <w:rFonts w:hint="default"/>
       </w:rPr>
     </w:lvl>
-    <w:lvl w:ilvl="7" w:tentative="0">
+    <w:lvl w:ilvl="7">
       <w:start w:val="1"/>
       <w:numFmt w:val="decimal"/>
-      <w:pStyle w:val="9"/>
+      <w:pStyle w:val="Heading8"/>
       <w:lvlText w:val="%1.%2.%3.%4.%5.%6.%7.%8."/>
       <w:lvlJc w:val="left"/>
       <w:pPr>
@@ -4087,10 +3985,10 @@
         <w:rFonts w:hint="default"/>
       </w:rPr>
     </w:lvl>
-    <w:lvl w:ilvl="8" w:tentative="0">
+    <w:lvl w:ilvl="8">
       <w:start w:val="1"/>
       <w:numFmt w:val="decimal"/>
-      <w:pStyle w:val="10"/>
+      <w:pStyle w:val="Heading9"/>
       <w:lvlText w:val="%1.%2.%3.%4.%5.%6.%7.%8.%9."/>
       <w:lvlJc w:val="left"/>
       <w:pPr>
@@ -4108,269 +4006,267 @@
 </file>
 
 <file path=word/styles.xml><?xml version="1.0" encoding="utf-8"?>
-<w:styles xmlns:mc="http://schemas.openxmlformats.org/markup-compatibility/2006" xmlns:o="urn:schemas-microsoft-com:office:office" xmlns:r="http://schemas.openxmlformats.org/officeDocument/2006/relationships" xmlns:m="http://schemas.openxmlformats.org/officeDocument/2006/math" xmlns:v="urn:schemas-microsoft-com:vml" xmlns:w="http://schemas.openxmlformats.org/wordprocessingml/2006/main" xmlns:w14="http://schemas.microsoft.com/office/word/2010/wordml" xmlns:w10="urn:schemas-microsoft-com:office:word" xmlns:sl="http://schemas.openxmlformats.org/schemaLibrary/2006/main" xmlns:wpsCustomData="http://www.wps.cn/officeDocument/2013/wpsCustomData" mc:Ignorable="w14">
+<w:styles xmlns:mc="http://schemas.openxmlformats.org/markup-compatibility/2006" xmlns:r="http://schemas.openxmlformats.org/officeDocument/2006/relationships" xmlns:w="http://schemas.openxmlformats.org/wordprocessingml/2006/main" xmlns:w14="http://schemas.microsoft.com/office/word/2010/wordml" xmlns:w15="http://schemas.microsoft.com/office/word/2012/wordml" mc:Ignorable="w14 w15">
   <w:docDefaults>
     <w:rPrDefault>
       <w:rPr>
-        <w:rFonts w:ascii="Times New Roman" w:hAnsi="Times New Roman" w:eastAsia="宋体" w:cs="Times New Roman"/>
+        <w:rFonts w:ascii="Times New Roman" w:eastAsia="宋体" w:hAnsi="Times New Roman" w:cs="Times New Roman"/>
       </w:rPr>
     </w:rPrDefault>
     <w:pPrDefault/>
   </w:docDefaults>
-  <w:latentStyles w:count="260" w:defQFormat="0" w:defUnhideWhenUsed="1" w:defSemiHidden="1" w:defUIPriority="99" w:defLockedState="0">
-    <w:lsdException w:qFormat="1" w:unhideWhenUsed="0" w:uiPriority="0" w:semiHidden="0" w:name="Normal"/>
-    <w:lsdException w:qFormat="1" w:unhideWhenUsed="0" w:uiPriority="0" w:semiHidden="0" w:name="heading 1"/>
-    <w:lsdException w:qFormat="1" w:uiPriority="0" w:semiHidden="0" w:name="heading 2"/>
-    <w:lsdException w:qFormat="1" w:uiPriority="0" w:name="heading 3"/>
-    <w:lsdException w:qFormat="1" w:uiPriority="0" w:semiHidden="0" w:name="heading 4"/>
-    <w:lsdException w:qFormat="1" w:uiPriority="0" w:name="heading 5"/>
-    <w:lsdException w:qFormat="1" w:uiPriority="0" w:name="heading 6"/>
-    <w:lsdException w:qFormat="1" w:uiPriority="0" w:name="heading 7"/>
-    <w:lsdException w:qFormat="1" w:uiPriority="0" w:name="heading 8"/>
-    <w:lsdException w:qFormat="1" w:uiPriority="0" w:name="heading 9"/>
-    <w:lsdException w:unhideWhenUsed="0" w:uiPriority="0" w:semiHidden="0" w:name="index 1"/>
-    <w:lsdException w:unhideWhenUsed="0" w:uiPriority="0" w:semiHidden="0" w:name="index 2"/>
-    <w:lsdException w:unhideWhenUsed="0" w:uiPriority="0" w:semiHidden="0" w:name="index 3"/>
-    <w:lsdException w:unhideWhenUsed="0" w:uiPriority="0" w:semiHidden="0" w:name="index 4"/>
-    <w:lsdException w:unhideWhenUsed="0" w:uiPriority="0" w:semiHidden="0" w:name="index 5"/>
-    <w:lsdException w:unhideWhenUsed="0" w:uiPriority="0" w:semiHidden="0" w:name="index 6"/>
-    <w:lsdException w:unhideWhenUsed="0" w:uiPriority="0" w:semiHidden="0" w:name="index 7"/>
-    <w:lsdException w:unhideWhenUsed="0" w:uiPriority="0" w:semiHidden="0" w:name="index 8"/>
-    <w:lsdException w:unhideWhenUsed="0" w:uiPriority="0" w:semiHidden="0" w:name="index 9"/>
-    <w:lsdException w:qFormat="1" w:unhideWhenUsed="0" w:uiPriority="0" w:semiHidden="0" w:name="toc 1"/>
-    <w:lsdException w:qFormat="1" w:unhideWhenUsed="0" w:uiPriority="0" w:semiHidden="0" w:name="toc 2"/>
-    <w:lsdException w:qFormat="1" w:unhideWhenUsed="0" w:uiPriority="0" w:semiHidden="0" w:name="toc 3"/>
-    <w:lsdException w:unhideWhenUsed="0" w:uiPriority="0" w:semiHidden="0" w:name="toc 4"/>
-    <w:lsdException w:unhideWhenUsed="0" w:uiPriority="0" w:semiHidden="0" w:name="toc 5"/>
-    <w:lsdException w:unhideWhenUsed="0" w:uiPriority="0" w:semiHidden="0" w:name="toc 6"/>
-    <w:lsdException w:unhideWhenUsed="0" w:uiPriority="0" w:semiHidden="0" w:name="toc 7"/>
-    <w:lsdException w:unhideWhenUsed="0" w:uiPriority="0" w:semiHidden="0" w:name="toc 8"/>
-    <w:lsdException w:unhideWhenUsed="0" w:uiPriority="0" w:semiHidden="0" w:name="toc 9"/>
-    <w:lsdException w:unhideWhenUsed="0" w:uiPriority="0" w:semiHidden="0" w:name="Normal Indent"/>
-    <w:lsdException w:unhideWhenUsed="0" w:uiPriority="0" w:semiHidden="0" w:name="footnote text"/>
-    <w:lsdException w:qFormat="1" w:unhideWhenUsed="0" w:uiPriority="0" w:semiHidden="0" w:name="annotation text"/>
-    <w:lsdException w:qFormat="1" w:unhideWhenUsed="0" w:uiPriority="0" w:semiHidden="0" w:name="header"/>
-    <w:lsdException w:qFormat="1" w:unhideWhenUsed="0" w:uiPriority="0" w:semiHidden="0" w:name="footer"/>
-    <w:lsdException w:unhideWhenUsed="0" w:uiPriority="0" w:semiHidden="0" w:name="index heading"/>
-    <w:lsdException w:qFormat="1" w:uiPriority="0" w:name="caption"/>
-    <w:lsdException w:qFormat="1" w:unhideWhenUsed="0" w:uiPriority="0" w:semiHidden="0" w:name="table of figures"/>
-    <w:lsdException w:unhideWhenUsed="0" w:uiPriority="0" w:semiHidden="0" w:name="envelope address"/>
-    <w:lsdException w:unhideWhenUsed="0" w:uiPriority="0" w:semiHidden="0" w:name="envelope return"/>
-    <w:lsdException w:unhideWhenUsed="0" w:uiPriority="0" w:semiHidden="0" w:name="footnote reference"/>
-    <w:lsdException w:unhideWhenUsed="0" w:uiPriority="0" w:semiHidden="0" w:name="annotation reference"/>
-    <w:lsdException w:unhideWhenUsed="0" w:uiPriority="0" w:semiHidden="0" w:name="line number"/>
-    <w:lsdException w:unhideWhenUsed="0" w:uiPriority="0" w:semiHidden="0" w:name="page number"/>
-    <w:lsdException w:unhideWhenUsed="0" w:uiPriority="0" w:semiHidden="0" w:name="endnote reference"/>
-    <w:lsdException w:unhideWhenUsed="0" w:uiPriority="0" w:semiHidden="0" w:name="endnote text"/>
-    <w:lsdException w:unhideWhenUsed="0" w:uiPriority="0" w:semiHidden="0" w:name="table of authorities"/>
-    <w:lsdException w:unhideWhenUsed="0" w:uiPriority="0" w:semiHidden="0" w:name="macro"/>
-    <w:lsdException w:unhideWhenUsed="0" w:uiPriority="0" w:semiHidden="0" w:name="toa heading"/>
-    <w:lsdException w:unhideWhenUsed="0" w:uiPriority="0" w:semiHidden="0" w:name="List"/>
-    <w:lsdException w:unhideWhenUsed="0" w:uiPriority="0" w:semiHidden="0" w:name="List Bullet"/>
-    <w:lsdException w:unhideWhenUsed="0" w:uiPriority="0" w:semiHidden="0" w:name="List Number"/>
-    <w:lsdException w:unhideWhenUsed="0" w:uiPriority="0" w:semiHidden="0" w:name="List 2"/>
-    <w:lsdException w:unhideWhenUsed="0" w:uiPriority="0" w:semiHidden="0" w:name="List 3"/>
-    <w:lsdException w:unhideWhenUsed="0" w:uiPriority="0" w:semiHidden="0" w:name="List 4"/>
-    <w:lsdException w:unhideWhenUsed="0" w:uiPriority="0" w:semiHidden="0" w:name="List 5"/>
-    <w:lsdException w:unhideWhenUsed="0" w:uiPriority="0" w:semiHidden="0" w:name="List Bullet 2"/>
-    <w:lsdException w:unhideWhenUsed="0" w:uiPriority="0" w:semiHidden="0" w:name="List Bullet 3"/>
-    <w:lsdException w:unhideWhenUsed="0" w:uiPriority="0" w:semiHidden="0" w:name="List Bullet 4"/>
-    <w:lsdException w:unhideWhenUsed="0" w:uiPriority="0" w:semiHidden="0" w:name="List Bullet 5"/>
-    <w:lsdException w:unhideWhenUsed="0" w:uiPriority="0" w:semiHidden="0" w:name="List Number 2"/>
-    <w:lsdException w:unhideWhenUsed="0" w:uiPriority="0" w:semiHidden="0" w:name="List Number 3"/>
-    <w:lsdException w:unhideWhenUsed="0" w:uiPriority="0" w:semiHidden="0" w:name="List Number 4"/>
-    <w:lsdException w:unhideWhenUsed="0" w:uiPriority="0" w:semiHidden="0" w:name="List Number 5"/>
-    <w:lsdException w:qFormat="1" w:unhideWhenUsed="0" w:uiPriority="0" w:semiHidden="0" w:name="Title"/>
-    <w:lsdException w:unhideWhenUsed="0" w:uiPriority="0" w:semiHidden="0" w:name="Closing"/>
-    <w:lsdException w:unhideWhenUsed="0" w:uiPriority="0" w:semiHidden="0" w:name="Signature"/>
-    <w:lsdException w:qFormat="1" w:unhideWhenUsed="0" w:uiPriority="0" w:name="Default Paragraph Font"/>
-    <w:lsdException w:qFormat="1" w:unhideWhenUsed="0" w:uiPriority="0" w:name="Body Text"/>
-    <w:lsdException w:unhideWhenUsed="0" w:uiPriority="0" w:semiHidden="0" w:name="Body Text Indent"/>
-    <w:lsdException w:unhideWhenUsed="0" w:uiPriority="0" w:semiHidden="0" w:name="List Continue"/>
-    <w:lsdException w:unhideWhenUsed="0" w:uiPriority="0" w:semiHidden="0" w:name="List Continue 2"/>
-    <w:lsdException w:unhideWhenUsed="0" w:uiPriority="0" w:semiHidden="0" w:name="List Continue 3"/>
-    <w:lsdException w:unhideWhenUsed="0" w:uiPriority="0" w:semiHidden="0" w:name="List Continue 4"/>
-    <w:lsdException w:unhideWhenUsed="0" w:uiPriority="0" w:semiHidden="0" w:name="List Continue 5"/>
-    <w:lsdException w:unhideWhenUsed="0" w:uiPriority="0" w:semiHidden="0" w:name="Message Header"/>
-    <w:lsdException w:qFormat="1" w:unhideWhenUsed="0" w:uiPriority="0" w:semiHidden="0" w:name="Subtitle"/>
-    <w:lsdException w:unhideWhenUsed="0" w:uiPriority="0" w:semiHidden="0" w:name="Salutation"/>
-    <w:lsdException w:unhideWhenUsed="0" w:uiPriority="0" w:semiHidden="0" w:name="Date"/>
-    <w:lsdException w:unhideWhenUsed="0" w:uiPriority="0" w:semiHidden="0" w:name="Body Text First Indent"/>
-    <w:lsdException w:unhideWhenUsed="0" w:uiPriority="0" w:semiHidden="0" w:name="Body Text First Indent 2"/>
-    <w:lsdException w:uiPriority="99" w:name="Note Heading"/>
-    <w:lsdException w:unhideWhenUsed="0" w:uiPriority="0" w:semiHidden="0" w:name="Body Text 2"/>
-    <w:lsdException w:unhideWhenUsed="0" w:uiPriority="0" w:semiHidden="0" w:name="Body Text 3"/>
-    <w:lsdException w:unhideWhenUsed="0" w:uiPriority="0" w:semiHidden="0" w:name="Body Text Indent 2"/>
-    <w:lsdException w:unhideWhenUsed="0" w:uiPriority="0" w:semiHidden="0" w:name="Body Text Indent 3"/>
-    <w:lsdException w:unhideWhenUsed="0" w:uiPriority="0" w:semiHidden="0" w:name="Block Text"/>
-    <w:lsdException w:unhideWhenUsed="0" w:uiPriority="0" w:semiHidden="0" w:name="Hyperlink"/>
-    <w:lsdException w:unhideWhenUsed="0" w:uiPriority="0" w:semiHidden="0" w:name="FollowedHyperlink"/>
-    <w:lsdException w:qFormat="1" w:unhideWhenUsed="0" w:uiPriority="0" w:semiHidden="0" w:name="Strong"/>
-    <w:lsdException w:qFormat="1" w:unhideWhenUsed="0" w:uiPriority="0" w:semiHidden="0" w:name="Emphasis"/>
-    <w:lsdException w:unhideWhenUsed="0" w:uiPriority="0" w:semiHidden="0" w:name="Document Map"/>
-    <w:lsdException w:unhideWhenUsed="0" w:uiPriority="0" w:semiHidden="0" w:name="Plain Text"/>
-    <w:lsdException w:unhideWhenUsed="0" w:uiPriority="0" w:semiHidden="0" w:name="E-mail Signature"/>
-    <w:lsdException w:qFormat="1" w:unhideWhenUsed="0" w:uiPriority="0" w:semiHidden="0" w:name="Normal (Web)"/>
-    <w:lsdException w:unhideWhenUsed="0" w:uiPriority="0" w:semiHidden="0" w:name="HTML Acronym"/>
-    <w:lsdException w:unhideWhenUsed="0" w:uiPriority="0" w:semiHidden="0" w:name="HTML Address"/>
-    <w:lsdException w:unhideWhenUsed="0" w:uiPriority="0" w:semiHidden="0" w:name="HTML Cite"/>
-    <w:lsdException w:unhideWhenUsed="0" w:uiPriority="0" w:semiHidden="0" w:name="HTML Code"/>
-    <w:lsdException w:unhideWhenUsed="0" w:uiPriority="0" w:semiHidden="0" w:name="HTML Definition"/>
-    <w:lsdException w:unhideWhenUsed="0" w:uiPriority="0" w:semiHidden="0" w:name="HTML Keyboard"/>
-    <w:lsdException w:qFormat="1" w:unhideWhenUsed="0" w:uiPriority="0" w:semiHidden="0" w:name="HTML Preformatted"/>
-    <w:lsdException w:unhideWhenUsed="0" w:uiPriority="0" w:semiHidden="0" w:name="HTML Sample"/>
-    <w:lsdException w:unhideWhenUsed="0" w:uiPriority="0" w:semiHidden="0" w:name="HTML Typewriter"/>
-    <w:lsdException w:unhideWhenUsed="0" w:uiPriority="0" w:semiHidden="0" w:name="HTML Variable"/>
-    <w:lsdException w:qFormat="1" w:unhideWhenUsed="0" w:uiPriority="0" w:name="Normal Table"/>
-    <w:lsdException w:unhideWhenUsed="0" w:uiPriority="0" w:semiHidden="0" w:name="annotation subject"/>
-    <w:lsdException w:unhideWhenUsed="0" w:uiPriority="0" w:semiHidden="0" w:name="Table Simple 1"/>
-    <w:lsdException w:unhideWhenUsed="0" w:uiPriority="0" w:semiHidden="0" w:name="Table Simple 2"/>
-    <w:lsdException w:unhideWhenUsed="0" w:uiPriority="0" w:semiHidden="0" w:name="Table Simple 3"/>
-    <w:lsdException w:unhideWhenUsed="0" w:uiPriority="0" w:semiHidden="0" w:name="Table Classic 1"/>
-    <w:lsdException w:unhideWhenUsed="0" w:uiPriority="0" w:semiHidden="0" w:name="Table Classic 2"/>
-    <w:lsdException w:unhideWhenUsed="0" w:uiPriority="0" w:semiHidden="0" w:name="Table Classic 3"/>
-    <w:lsdException w:unhideWhenUsed="0" w:uiPriority="0" w:semiHidden="0" w:name="Table Classic 4"/>
-    <w:lsdException w:unhideWhenUsed="0" w:uiPriority="0" w:semiHidden="0" w:name="Table Colorful 1"/>
-    <w:lsdException w:unhideWhenUsed="0" w:uiPriority="0" w:semiHidden="0" w:name="Table Colorful 2"/>
-    <w:lsdException w:unhideWhenUsed="0" w:uiPriority="0" w:semiHidden="0" w:name="Table Colorful 3"/>
-    <w:lsdException w:unhideWhenUsed="0" w:uiPriority="0" w:semiHidden="0" w:name="Table Columns 1"/>
-    <w:lsdException w:unhideWhenUsed="0" w:uiPriority="0" w:semiHidden="0" w:name="Table Columns 2"/>
-    <w:lsdException w:unhideWhenUsed="0" w:uiPriority="0" w:semiHidden="0" w:name="Table Columns 3"/>
-    <w:lsdException w:unhideWhenUsed="0" w:uiPriority="0" w:semiHidden="0" w:name="Table Columns 4"/>
-    <w:lsdException w:unhideWhenUsed="0" w:uiPriority="0" w:semiHidden="0" w:name="Table Columns 5"/>
-    <w:lsdException w:unhideWhenUsed="0" w:uiPriority="0" w:semiHidden="0" w:name="Table Grid 1"/>
-    <w:lsdException w:unhideWhenUsed="0" w:uiPriority="0" w:semiHidden="0" w:name="Table Grid 2"/>
-    <w:lsdException w:unhideWhenUsed="0" w:uiPriority="0" w:semiHidden="0" w:name="Table Grid 3"/>
-    <w:lsdException w:unhideWhenUsed="0" w:uiPriority="0" w:semiHidden="0" w:name="Table Grid 4"/>
-    <w:lsdException w:unhideWhenUsed="0" w:uiPriority="0" w:semiHidden="0" w:name="Table Grid 5"/>
-    <w:lsdException w:unhideWhenUsed="0" w:uiPriority="0" w:semiHidden="0" w:name="Table Grid 6"/>
-    <w:lsdException w:unhideWhenUsed="0" w:uiPriority="0" w:semiHidden="0" w:name="Table Grid 7"/>
-    <w:lsdException w:unhideWhenUsed="0" w:uiPriority="0" w:semiHidden="0" w:name="Table Grid 8"/>
-    <w:lsdException w:unhideWhenUsed="0" w:uiPriority="0" w:semiHidden="0" w:name="Table List 1"/>
-    <w:lsdException w:unhideWhenUsed="0" w:uiPriority="0" w:semiHidden="0" w:name="Table List 2"/>
-    <w:lsdException w:unhideWhenUsed="0" w:uiPriority="0" w:semiHidden="0" w:name="Table List 3"/>
-    <w:lsdException w:unhideWhenUsed="0" w:uiPriority="0" w:semiHidden="0" w:name="Table List 4"/>
-    <w:lsdException w:unhideWhenUsed="0" w:uiPriority="0" w:semiHidden="0" w:name="Table List 5"/>
-    <w:lsdException w:unhideWhenUsed="0" w:uiPriority="0" w:semiHidden="0" w:name="Table List 6"/>
-    <w:lsdException w:unhideWhenUsed="0" w:uiPriority="0" w:semiHidden="0" w:name="Table List 7"/>
-    <w:lsdException w:unhideWhenUsed="0" w:uiPriority="0" w:semiHidden="0" w:name="Table List 8"/>
-    <w:lsdException w:unhideWhenUsed="0" w:uiPriority="0" w:semiHidden="0" w:name="Table 3D effects 1"/>
-    <w:lsdException w:unhideWhenUsed="0" w:uiPriority="0" w:semiHidden="0" w:name="Table 3D effects 2"/>
-    <w:lsdException w:unhideWhenUsed="0" w:uiPriority="0" w:semiHidden="0" w:name="Table 3D effects 3"/>
-    <w:lsdException w:unhideWhenUsed="0" w:uiPriority="0" w:semiHidden="0" w:name="Table Contemporary"/>
-    <w:lsdException w:unhideWhenUsed="0" w:uiPriority="0" w:semiHidden="0" w:name="Table Elegant"/>
-    <w:lsdException w:unhideWhenUsed="0" w:uiPriority="0" w:semiHidden="0" w:name="Table Professional"/>
-    <w:lsdException w:unhideWhenUsed="0" w:uiPriority="0" w:semiHidden="0" w:name="Table Subtle 1"/>
-    <w:lsdException w:unhideWhenUsed="0" w:uiPriority="0" w:semiHidden="0" w:name="Table Subtle 2"/>
-    <w:lsdException w:unhideWhenUsed="0" w:uiPriority="0" w:semiHidden="0" w:name="Table Web 1"/>
-    <w:lsdException w:unhideWhenUsed="0" w:uiPriority="0" w:semiHidden="0" w:name="Table Web 2"/>
-    <w:lsdException w:unhideWhenUsed="0" w:uiPriority="0" w:semiHidden="0" w:name="Table Web 3"/>
-    <w:lsdException w:unhideWhenUsed="0" w:uiPriority="0" w:semiHidden="0" w:name="Balloon Text"/>
-    <w:lsdException w:qFormat="1" w:unhideWhenUsed="0" w:uiPriority="0" w:semiHidden="0" w:name="Table Grid"/>
-    <w:lsdException w:unhideWhenUsed="0" w:uiPriority="0" w:semiHidden="0" w:name="Table Theme"/>
-    <w:lsdException w:unhideWhenUsed="0" w:uiPriority="60" w:semiHidden="0" w:name="Light Shading"/>
-    <w:lsdException w:unhideWhenUsed="0" w:uiPriority="61" w:semiHidden="0" w:name="Light List"/>
-    <w:lsdException w:unhideWhenUsed="0" w:uiPriority="62" w:semiHidden="0" w:name="Light Grid"/>
-    <w:lsdException w:unhideWhenUsed="0" w:uiPriority="63" w:semiHidden="0" w:name="Medium Shading 1"/>
-    <w:lsdException w:unhideWhenUsed="0" w:uiPriority="64" w:semiHidden="0" w:name="Medium Shading 2"/>
-    <w:lsdException w:unhideWhenUsed="0" w:uiPriority="65" w:semiHidden="0" w:name="Medium List 1"/>
-    <w:lsdException w:unhideWhenUsed="0" w:uiPriority="66" w:semiHidden="0" w:name="Medium List 2"/>
-    <w:lsdException w:unhideWhenUsed="0" w:uiPriority="67" w:semiHidden="0" w:name="Medium Grid 1"/>
-    <w:lsdException w:unhideWhenUsed="0" w:uiPriority="68" w:semiHidden="0" w:name="Medium Grid 2"/>
-    <w:lsdException w:unhideWhenUsed="0" w:uiPriority="69" w:semiHidden="0" w:name="Medium Grid 3"/>
-    <w:lsdException w:unhideWhenUsed="0" w:uiPriority="70" w:semiHidden="0" w:name="Dark List"/>
-    <w:lsdException w:unhideWhenUsed="0" w:uiPriority="71" w:semiHidden="0" w:name="Colorful Shading"/>
-    <w:lsdException w:unhideWhenUsed="0" w:uiPriority="72" w:semiHidden="0" w:name="Colorful List"/>
-    <w:lsdException w:unhideWhenUsed="0" w:uiPriority="73" w:semiHidden="0" w:name="Colorful Grid"/>
-    <w:lsdException w:unhideWhenUsed="0" w:uiPriority="60" w:semiHidden="0" w:name="Light Shading Accent 1"/>
-    <w:lsdException w:unhideWhenUsed="0" w:uiPriority="61" w:semiHidden="0" w:name="Light List Accent 1"/>
-    <w:lsdException w:unhideWhenUsed="0" w:uiPriority="62" w:semiHidden="0" w:name="Light Grid Accent 1"/>
-    <w:lsdException w:unhideWhenUsed="0" w:uiPriority="63" w:semiHidden="0" w:name="Medium Shading 1 Accent 1"/>
-    <w:lsdException w:unhideWhenUsed="0" w:uiPriority="64" w:semiHidden="0" w:name="Medium Shading 2 Accent 1"/>
-    <w:lsdException w:unhideWhenUsed="0" w:uiPriority="65" w:semiHidden="0" w:name="Medium List 1 Accent 1"/>
-    <w:lsdException w:unhideWhenUsed="0" w:uiPriority="66" w:semiHidden="0" w:name="Medium List 2 Accent 1"/>
-    <w:lsdException w:unhideWhenUsed="0" w:uiPriority="67" w:semiHidden="0" w:name="Medium Grid 1 Accent 1"/>
-    <w:lsdException w:unhideWhenUsed="0" w:uiPriority="68" w:semiHidden="0" w:name="Medium Grid 2 Accent 1"/>
-    <w:lsdException w:unhideWhenUsed="0" w:uiPriority="69" w:semiHidden="0" w:name="Medium Grid 3 Accent 1"/>
-    <w:lsdException w:unhideWhenUsed="0" w:uiPriority="70" w:semiHidden="0" w:name="Dark List Accent 1"/>
-    <w:lsdException w:unhideWhenUsed="0" w:uiPriority="71" w:semiHidden="0" w:name="Colorful Shading Accent 1"/>
-    <w:lsdException w:unhideWhenUsed="0" w:uiPriority="72" w:semiHidden="0" w:name="Colorful List Accent 1"/>
-    <w:lsdException w:unhideWhenUsed="0" w:uiPriority="73" w:semiHidden="0" w:name="Colorful Grid Accent 1"/>
-    <w:lsdException w:unhideWhenUsed="0" w:uiPriority="60" w:semiHidden="0" w:name="Light Shading Accent 2"/>
-    <w:lsdException w:unhideWhenUsed="0" w:uiPriority="61" w:semiHidden="0" w:name="Light List Accent 2"/>
-    <w:lsdException w:unhideWhenUsed="0" w:uiPriority="62" w:semiHidden="0" w:name="Light Grid Accent 2"/>
-    <w:lsdException w:unhideWhenUsed="0" w:uiPriority="63" w:semiHidden="0" w:name="Medium Shading 1 Accent 2"/>
-    <w:lsdException w:unhideWhenUsed="0" w:uiPriority="64" w:semiHidden="0" w:name="Medium Shading 2 Accent 2"/>
-    <w:lsdException w:unhideWhenUsed="0" w:uiPriority="65" w:semiHidden="0" w:name="Medium List 1 Accent 2"/>
-    <w:lsdException w:unhideWhenUsed="0" w:uiPriority="66" w:semiHidden="0" w:name="Medium List 2 Accent 2"/>
-    <w:lsdException w:unhideWhenUsed="0" w:uiPriority="67" w:semiHidden="0" w:name="Medium Grid 1 Accent 2"/>
-    <w:lsdException w:unhideWhenUsed="0" w:uiPriority="68" w:semiHidden="0" w:name="Medium Grid 2 Accent 2"/>
-    <w:lsdException w:unhideWhenUsed="0" w:uiPriority="69" w:semiHidden="0" w:name="Medium Grid 3 Accent 2"/>
-    <w:lsdException w:unhideWhenUsed="0" w:uiPriority="70" w:semiHidden="0" w:name="Dark List Accent 2"/>
-    <w:lsdException w:unhideWhenUsed="0" w:uiPriority="71" w:semiHidden="0" w:name="Colorful Shading Accent 2"/>
-    <w:lsdException w:unhideWhenUsed="0" w:uiPriority="72" w:semiHidden="0" w:name="Colorful List Accent 2"/>
-    <w:lsdException w:unhideWhenUsed="0" w:uiPriority="73" w:semiHidden="0" w:name="Colorful Grid Accent 2"/>
-    <w:lsdException w:unhideWhenUsed="0" w:uiPriority="60" w:semiHidden="0" w:name="Light Shading Accent 3"/>
-    <w:lsdException w:unhideWhenUsed="0" w:uiPriority="61" w:semiHidden="0" w:name="Light List Accent 3"/>
-    <w:lsdException w:unhideWhenUsed="0" w:uiPriority="62" w:semiHidden="0" w:name="Light Grid Accent 3"/>
-    <w:lsdException w:unhideWhenUsed="0" w:uiPriority="63" w:semiHidden="0" w:name="Medium Shading 1 Accent 3"/>
-    <w:lsdException w:unhideWhenUsed="0" w:uiPriority="64" w:semiHidden="0" w:name="Medium Shading 2 Accent 3"/>
-    <w:lsdException w:unhideWhenUsed="0" w:uiPriority="65" w:semiHidden="0" w:name="Medium List 1 Accent 3"/>
-    <w:lsdException w:unhideWhenUsed="0" w:uiPriority="66" w:semiHidden="0" w:name="Medium List 2 Accent 3"/>
-    <w:lsdException w:unhideWhenUsed="0" w:uiPriority="67" w:semiHidden="0" w:name="Medium Grid 1 Accent 3"/>
-    <w:lsdException w:unhideWhenUsed="0" w:uiPriority="68" w:semiHidden="0" w:name="Medium Grid 2 Accent 3"/>
-    <w:lsdException w:unhideWhenUsed="0" w:uiPriority="69" w:semiHidden="0" w:name="Medium Grid 3 Accent 3"/>
-    <w:lsdException w:unhideWhenUsed="0" w:uiPriority="70" w:semiHidden="0" w:name="Dark List Accent 3"/>
-    <w:lsdException w:unhideWhenUsed="0" w:uiPriority="71" w:semiHidden="0" w:name="Colorful Shading Accent 3"/>
-    <w:lsdException w:unhideWhenUsed="0" w:uiPriority="72" w:semiHidden="0" w:name="Colorful List Accent 3"/>
-    <w:lsdException w:unhideWhenUsed="0" w:uiPriority="73" w:semiHidden="0" w:name="Colorful Grid Accent 3"/>
-    <w:lsdException w:unhideWhenUsed="0" w:uiPriority="60" w:semiHidden="0" w:name="Light Shading Accent 4"/>
-    <w:lsdException w:unhideWhenUsed="0" w:uiPriority="61" w:semiHidden="0" w:name="Light List Accent 4"/>
-    <w:lsdException w:unhideWhenUsed="0" w:uiPriority="62" w:semiHidden="0" w:name="Light Grid Accent 4"/>
-    <w:lsdException w:unhideWhenUsed="0" w:uiPriority="63" w:semiHidden="0" w:name="Medium Shading 1 Accent 4"/>
-    <w:lsdException w:unhideWhenUsed="0" w:uiPriority="64" w:semiHidden="0" w:name="Medium Shading 2 Accent 4"/>
-    <w:lsdException w:unhideWhenUsed="0" w:uiPriority="65" w:semiHidden="0" w:name="Medium List 1 Accent 4"/>
-    <w:lsdException w:unhideWhenUsed="0" w:uiPriority="66" w:semiHidden="0" w:name="Medium List 2 Accent 4"/>
-    <w:lsdException w:unhideWhenUsed="0" w:uiPriority="67" w:semiHidden="0" w:name="Medium Grid 1 Accent 4"/>
-    <w:lsdException w:unhideWhenUsed="0" w:uiPriority="68" w:semiHidden="0" w:name="Medium Grid 2 Accent 4"/>
-    <w:lsdException w:unhideWhenUsed="0" w:uiPriority="69" w:semiHidden="0" w:name="Medium Grid 3 Accent 4"/>
-    <w:lsdException w:unhideWhenUsed="0" w:uiPriority="70" w:semiHidden="0" w:name="Dark List Accent 4"/>
-    <w:lsdException w:unhideWhenUsed="0" w:uiPriority="71" w:semiHidden="0" w:name="Colorful Shading Accent 4"/>
-    <w:lsdException w:unhideWhenUsed="0" w:uiPriority="72" w:semiHidden="0" w:name="Colorful List Accent 4"/>
-    <w:lsdException w:unhideWhenUsed="0" w:uiPriority="73" w:semiHidden="0" w:name="Colorful Grid Accent 4"/>
-    <w:lsdException w:unhideWhenUsed="0" w:uiPriority="60" w:semiHidden="0" w:name="Light Shading Accent 5"/>
-    <w:lsdException w:unhideWhenUsed="0" w:uiPriority="61" w:semiHidden="0" w:name="Light List Accent 5"/>
-    <w:lsdException w:unhideWhenUsed="0" w:uiPriority="62" w:semiHidden="0" w:name="Light Grid Accent 5"/>
-    <w:lsdException w:unhideWhenUsed="0" w:uiPriority="63" w:semiHidden="0" w:name="Medium Shading 1 Accent 5"/>
-    <w:lsdException w:unhideWhenUsed="0" w:uiPriority="64" w:semiHidden="0" w:name="Medium Shading 2 Accent 5"/>
-    <w:lsdException w:unhideWhenUsed="0" w:uiPriority="65" w:semiHidden="0" w:name="Medium List 1 Accent 5"/>
-    <w:lsdException w:unhideWhenUsed="0" w:uiPriority="66" w:semiHidden="0" w:name="Medium List 2 Accent 5"/>
-    <w:lsdException w:unhideWhenUsed="0" w:uiPriority="67" w:semiHidden="0" w:name="Medium Grid 1 Accent 5"/>
-    <w:lsdException w:unhideWhenUsed="0" w:uiPriority="68" w:semiHidden="0" w:name="Medium Grid 2 Accent 5"/>
-    <w:lsdException w:unhideWhenUsed="0" w:uiPriority="69" w:semiHidden="0" w:name="Medium Grid 3 Accent 5"/>
-    <w:lsdException w:unhideWhenUsed="0" w:uiPriority="70" w:semiHidden="0" w:name="Dark List Accent 5"/>
-    <w:lsdException w:unhideWhenUsed="0" w:uiPriority="71" w:semiHidden="0" w:name="Colorful Shading Accent 5"/>
-    <w:lsdException w:unhideWhenUsed="0" w:uiPriority="72" w:semiHidden="0" w:name="Colorful List Accent 5"/>
-    <w:lsdException w:unhideWhenUsed="0" w:uiPriority="73" w:semiHidden="0" w:name="Colorful Grid Accent 5"/>
-    <w:lsdException w:unhideWhenUsed="0" w:uiPriority="60" w:semiHidden="0" w:name="Light Shading Accent 6"/>
-    <w:lsdException w:unhideWhenUsed="0" w:uiPriority="61" w:semiHidden="0" w:name="Light List Accent 6"/>
-    <w:lsdException w:unhideWhenUsed="0" w:uiPriority="62" w:semiHidden="0" w:name="Light Grid Accent 6"/>
-    <w:lsdException w:unhideWhenUsed="0" w:uiPriority="63" w:semiHidden="0" w:name="Medium Shading 1 Accent 6"/>
-    <w:lsdException w:unhideWhenUsed="0" w:uiPriority="64" w:semiHidden="0" w:name="Medium Shading 2 Accent 6"/>
-    <w:lsdException w:unhideWhenUsed="0" w:uiPriority="65" w:semiHidden="0" w:name="Medium List 1 Accent 6"/>
-    <w:lsdException w:unhideWhenUsed="0" w:uiPriority="66" w:semiHidden="0" w:name="Medium List 2 Accent 6"/>
-    <w:lsdException w:unhideWhenUsed="0" w:uiPriority="67" w:semiHidden="0" w:name="Medium Grid 1 Accent 6"/>
-    <w:lsdException w:unhideWhenUsed="0" w:uiPriority="68" w:semiHidden="0" w:name="Medium Grid 2 Accent 6"/>
-    <w:lsdException w:unhideWhenUsed="0" w:uiPriority="69" w:semiHidden="0" w:name="Medium Grid 3 Accent 6"/>
-    <w:lsdException w:unhideWhenUsed="0" w:uiPriority="70" w:semiHidden="0" w:name="Dark List Accent 6"/>
-    <w:lsdException w:unhideWhenUsed="0" w:uiPriority="71" w:semiHidden="0" w:name="Colorful Shading Accent 6"/>
-    <w:lsdException w:unhideWhenUsed="0" w:uiPriority="72" w:semiHidden="0" w:name="Colorful List Accent 6"/>
-    <w:lsdException w:unhideWhenUsed="0" w:uiPriority="73" w:semiHidden="0" w:name="Colorful Grid Accent 6"/>
+  <w:latentStyles w:defLockedState="0" w:defUIPriority="99" w:defSemiHidden="1" w:defUnhideWhenUsed="1" w:defQFormat="0" w:count="260">
+    <w:lsdException w:name="Normal" w:semiHidden="0" w:uiPriority="0" w:unhideWhenUsed="0" w:qFormat="1"/>
+    <w:lsdException w:name="heading 1" w:semiHidden="0" w:uiPriority="0" w:unhideWhenUsed="0" w:qFormat="1"/>
+    <w:lsdException w:name="heading 2" w:semiHidden="0" w:uiPriority="0" w:qFormat="1"/>
+    <w:lsdException w:name="heading 3" w:uiPriority="0" w:qFormat="1"/>
+    <w:lsdException w:name="heading 4" w:semiHidden="0" w:uiPriority="0" w:qFormat="1"/>
+    <w:lsdException w:name="heading 5" w:uiPriority="0" w:qFormat="1"/>
+    <w:lsdException w:name="heading 6" w:uiPriority="0" w:qFormat="1"/>
+    <w:lsdException w:name="heading 7" w:uiPriority="0" w:qFormat="1"/>
+    <w:lsdException w:name="heading 8" w:uiPriority="0" w:qFormat="1"/>
+    <w:lsdException w:name="heading 9" w:uiPriority="0" w:qFormat="1"/>
+    <w:lsdException w:name="index 1" w:semiHidden="0" w:uiPriority="0" w:unhideWhenUsed="0"/>
+    <w:lsdException w:name="index 2" w:semiHidden="0" w:uiPriority="0" w:unhideWhenUsed="0"/>
+    <w:lsdException w:name="index 3" w:semiHidden="0" w:uiPriority="0" w:unhideWhenUsed="0"/>
+    <w:lsdException w:name="index 4" w:semiHidden="0" w:uiPriority="0" w:unhideWhenUsed="0"/>
+    <w:lsdException w:name="index 5" w:semiHidden="0" w:uiPriority="0" w:unhideWhenUsed="0"/>
+    <w:lsdException w:name="index 6" w:semiHidden="0" w:uiPriority="0" w:unhideWhenUsed="0"/>
+    <w:lsdException w:name="index 7" w:semiHidden="0" w:uiPriority="0" w:unhideWhenUsed="0"/>
+    <w:lsdException w:name="index 8" w:semiHidden="0" w:uiPriority="0" w:unhideWhenUsed="0"/>
+    <w:lsdException w:name="index 9" w:semiHidden="0" w:uiPriority="0" w:unhideWhenUsed="0"/>
+    <w:lsdException w:name="toc 1" w:semiHidden="0" w:uiPriority="0" w:unhideWhenUsed="0" w:qFormat="1"/>
+    <w:lsdException w:name="toc 2" w:semiHidden="0" w:uiPriority="0" w:unhideWhenUsed="0" w:qFormat="1"/>
+    <w:lsdException w:name="toc 3" w:semiHidden="0" w:uiPriority="0" w:unhideWhenUsed="0" w:qFormat="1"/>
+    <w:lsdException w:name="toc 4" w:semiHidden="0" w:uiPriority="0" w:unhideWhenUsed="0"/>
+    <w:lsdException w:name="toc 5" w:semiHidden="0" w:uiPriority="0" w:unhideWhenUsed="0"/>
+    <w:lsdException w:name="toc 6" w:semiHidden="0" w:uiPriority="0" w:unhideWhenUsed="0"/>
+    <w:lsdException w:name="toc 7" w:semiHidden="0" w:uiPriority="0" w:unhideWhenUsed="0"/>
+    <w:lsdException w:name="toc 8" w:semiHidden="0" w:uiPriority="0" w:unhideWhenUsed="0"/>
+    <w:lsdException w:name="toc 9" w:semiHidden="0" w:uiPriority="0" w:unhideWhenUsed="0"/>
+    <w:lsdException w:name="Normal Indent" w:semiHidden="0" w:uiPriority="0" w:unhideWhenUsed="0"/>
+    <w:lsdException w:name="footnote text" w:semiHidden="0" w:uiPriority="0" w:unhideWhenUsed="0"/>
+    <w:lsdException w:name="annotation text" w:semiHidden="0" w:uiPriority="0" w:unhideWhenUsed="0" w:qFormat="1"/>
+    <w:lsdException w:name="header" w:semiHidden="0" w:uiPriority="0" w:unhideWhenUsed="0" w:qFormat="1"/>
+    <w:lsdException w:name="footer" w:semiHidden="0" w:uiPriority="0" w:unhideWhenUsed="0" w:qFormat="1"/>
+    <w:lsdException w:name="index heading" w:semiHidden="0" w:uiPriority="0" w:unhideWhenUsed="0"/>
+    <w:lsdException w:name="caption" w:uiPriority="0" w:qFormat="1"/>
+    <w:lsdException w:name="table of figures" w:semiHidden="0" w:uiPriority="0" w:unhideWhenUsed="0" w:qFormat="1"/>
+    <w:lsdException w:name="envelope address" w:semiHidden="0" w:uiPriority="0" w:unhideWhenUsed="0"/>
+    <w:lsdException w:name="envelope return" w:semiHidden="0" w:uiPriority="0" w:unhideWhenUsed="0"/>
+    <w:lsdException w:name="footnote reference" w:semiHidden="0" w:uiPriority="0" w:unhideWhenUsed="0"/>
+    <w:lsdException w:name="annotation reference" w:semiHidden="0" w:uiPriority="0" w:unhideWhenUsed="0"/>
+    <w:lsdException w:name="line number" w:semiHidden="0" w:uiPriority="0" w:unhideWhenUsed="0"/>
+    <w:lsdException w:name="page number" w:semiHidden="0" w:uiPriority="0" w:unhideWhenUsed="0"/>
+    <w:lsdException w:name="endnote reference" w:semiHidden="0" w:uiPriority="0" w:unhideWhenUsed="0"/>
+    <w:lsdException w:name="endnote text" w:semiHidden="0" w:uiPriority="0" w:unhideWhenUsed="0"/>
+    <w:lsdException w:name="table of authorities" w:semiHidden="0" w:uiPriority="0" w:unhideWhenUsed="0"/>
+    <w:lsdException w:name="macro" w:semiHidden="0" w:uiPriority="0" w:unhideWhenUsed="0"/>
+    <w:lsdException w:name="toa heading" w:semiHidden="0" w:uiPriority="0" w:unhideWhenUsed="0"/>
+    <w:lsdException w:name="List" w:semiHidden="0" w:uiPriority="0" w:unhideWhenUsed="0"/>
+    <w:lsdException w:name="List Bullet" w:semiHidden="0" w:uiPriority="0" w:unhideWhenUsed="0"/>
+    <w:lsdException w:name="List Number" w:semiHidden="0" w:uiPriority="0" w:unhideWhenUsed="0"/>
+    <w:lsdException w:name="List 2" w:semiHidden="0" w:uiPriority="0" w:unhideWhenUsed="0"/>
+    <w:lsdException w:name="List 3" w:semiHidden="0" w:uiPriority="0" w:unhideWhenUsed="0"/>
+    <w:lsdException w:name="List 4" w:semiHidden="0" w:uiPriority="0" w:unhideWhenUsed="0"/>
+    <w:lsdException w:name="List 5" w:semiHidden="0" w:uiPriority="0" w:unhideWhenUsed="0"/>
+    <w:lsdException w:name="List Bullet 2" w:semiHidden="0" w:uiPriority="0" w:unhideWhenUsed="0"/>
+    <w:lsdException w:name="List Bullet 3" w:semiHidden="0" w:uiPriority="0" w:unhideWhenUsed="0"/>
+    <w:lsdException w:name="List Bullet 4" w:semiHidden="0" w:uiPriority="0" w:unhideWhenUsed="0"/>
+    <w:lsdException w:name="List Bullet 5" w:semiHidden="0" w:uiPriority="0" w:unhideWhenUsed="0"/>
+    <w:lsdException w:name="List Number 2" w:semiHidden="0" w:uiPriority="0" w:unhideWhenUsed="0"/>
+    <w:lsdException w:name="List Number 3" w:semiHidden="0" w:uiPriority="0" w:unhideWhenUsed="0"/>
+    <w:lsdException w:name="List Number 4" w:semiHidden="0" w:uiPriority="0" w:unhideWhenUsed="0"/>
+    <w:lsdException w:name="List Number 5" w:semiHidden="0" w:uiPriority="0" w:unhideWhenUsed="0"/>
+    <w:lsdException w:name="Title" w:semiHidden="0" w:uiPriority="0" w:unhideWhenUsed="0" w:qFormat="1"/>
+    <w:lsdException w:name="Closing" w:semiHidden="0" w:uiPriority="0" w:unhideWhenUsed="0"/>
+    <w:lsdException w:name="Signature" w:semiHidden="0" w:uiPriority="0" w:unhideWhenUsed="0"/>
+    <w:lsdException w:name="Default Paragraph Font" w:uiPriority="0" w:unhideWhenUsed="0" w:qFormat="1"/>
+    <w:lsdException w:name="Body Text" w:uiPriority="0" w:unhideWhenUsed="0" w:qFormat="1"/>
+    <w:lsdException w:name="Body Text Indent" w:semiHidden="0" w:uiPriority="0" w:unhideWhenUsed="0"/>
+    <w:lsdException w:name="List Continue" w:semiHidden="0" w:uiPriority="0" w:unhideWhenUsed="0"/>
+    <w:lsdException w:name="List Continue 2" w:semiHidden="0" w:uiPriority="0" w:unhideWhenUsed="0"/>
+    <w:lsdException w:name="List Continue 3" w:semiHidden="0" w:uiPriority="0" w:unhideWhenUsed="0"/>
+    <w:lsdException w:name="List Continue 4" w:semiHidden="0" w:uiPriority="0" w:unhideWhenUsed="0"/>
+    <w:lsdException w:name="List Continue 5" w:semiHidden="0" w:uiPriority="0" w:unhideWhenUsed="0"/>
+    <w:lsdException w:name="Message Header" w:semiHidden="0" w:uiPriority="0" w:unhideWhenUsed="0"/>
+    <w:lsdException w:name="Subtitle" w:semiHidden="0" w:uiPriority="0" w:unhideWhenUsed="0" w:qFormat="1"/>
+    <w:lsdException w:name="Salutation" w:semiHidden="0" w:uiPriority="0" w:unhideWhenUsed="0"/>
+    <w:lsdException w:name="Date" w:semiHidden="0" w:uiPriority="0" w:unhideWhenUsed="0"/>
+    <w:lsdException w:name="Body Text First Indent" w:semiHidden="0" w:uiPriority="0" w:unhideWhenUsed="0"/>
+    <w:lsdException w:name="Body Text First Indent 2" w:semiHidden="0" w:uiPriority="0" w:unhideWhenUsed="0"/>
+    <w:lsdException w:name="Body Text 2" w:semiHidden="0" w:uiPriority="0" w:unhideWhenUsed="0"/>
+    <w:lsdException w:name="Body Text 3" w:semiHidden="0" w:uiPriority="0" w:unhideWhenUsed="0"/>
+    <w:lsdException w:name="Body Text Indent 2" w:semiHidden="0" w:uiPriority="0" w:unhideWhenUsed="0"/>
+    <w:lsdException w:name="Body Text Indent 3" w:semiHidden="0" w:uiPriority="0" w:unhideWhenUsed="0"/>
+    <w:lsdException w:name="Block Text" w:semiHidden="0" w:uiPriority="0" w:unhideWhenUsed="0"/>
+    <w:lsdException w:name="Hyperlink" w:semiHidden="0" w:uiPriority="0" w:unhideWhenUsed="0"/>
+    <w:lsdException w:name="FollowedHyperlink" w:semiHidden="0" w:uiPriority="0" w:unhideWhenUsed="0"/>
+    <w:lsdException w:name="Strong" w:semiHidden="0" w:uiPriority="0" w:unhideWhenUsed="0" w:qFormat="1"/>
+    <w:lsdException w:name="Emphasis" w:semiHidden="0" w:uiPriority="0" w:unhideWhenUsed="0" w:qFormat="1"/>
+    <w:lsdException w:name="Document Map" w:semiHidden="0" w:uiPriority="0" w:unhideWhenUsed="0"/>
+    <w:lsdException w:name="Plain Text" w:semiHidden="0" w:uiPriority="0" w:unhideWhenUsed="0"/>
+    <w:lsdException w:name="E-mail Signature" w:semiHidden="0" w:uiPriority="0" w:unhideWhenUsed="0"/>
+    <w:lsdException w:name="Normal (Web)" w:semiHidden="0" w:uiPriority="0" w:unhideWhenUsed="0" w:qFormat="1"/>
+    <w:lsdException w:name="HTML Acronym" w:semiHidden="0" w:uiPriority="0" w:unhideWhenUsed="0"/>
+    <w:lsdException w:name="HTML Address" w:semiHidden="0" w:uiPriority="0" w:unhideWhenUsed="0"/>
+    <w:lsdException w:name="HTML Cite" w:semiHidden="0" w:uiPriority="0" w:unhideWhenUsed="0"/>
+    <w:lsdException w:name="HTML Code" w:semiHidden="0" w:uiPriority="0" w:unhideWhenUsed="0"/>
+    <w:lsdException w:name="HTML Definition" w:semiHidden="0" w:uiPriority="0" w:unhideWhenUsed="0"/>
+    <w:lsdException w:name="HTML Keyboard" w:semiHidden="0" w:uiPriority="0" w:unhideWhenUsed="0"/>
+    <w:lsdException w:name="HTML Preformatted" w:semiHidden="0" w:uiPriority="0" w:unhideWhenUsed="0" w:qFormat="1"/>
+    <w:lsdException w:name="HTML Sample" w:semiHidden="0" w:uiPriority="0" w:unhideWhenUsed="0"/>
+    <w:lsdException w:name="HTML Typewriter" w:semiHidden="0" w:uiPriority="0" w:unhideWhenUsed="0"/>
+    <w:lsdException w:name="HTML Variable" w:semiHidden="0" w:uiPriority="0" w:unhideWhenUsed="0"/>
+    <w:lsdException w:name="Normal Table" w:uiPriority="0" w:unhideWhenUsed="0" w:qFormat="1"/>
+    <w:lsdException w:name="annotation subject" w:semiHidden="0" w:uiPriority="0" w:unhideWhenUsed="0"/>
+    <w:lsdException w:name="Table Simple 1" w:semiHidden="0" w:uiPriority="0" w:unhideWhenUsed="0"/>
+    <w:lsdException w:name="Table Simple 2" w:semiHidden="0" w:uiPriority="0" w:unhideWhenUsed="0"/>
+    <w:lsdException w:name="Table Simple 3" w:semiHidden="0" w:uiPriority="0" w:unhideWhenUsed="0"/>
+    <w:lsdException w:name="Table Classic 1" w:semiHidden="0" w:uiPriority="0" w:unhideWhenUsed="0"/>
+    <w:lsdException w:name="Table Classic 2" w:semiHidden="0" w:uiPriority="0" w:unhideWhenUsed="0"/>
+    <w:lsdException w:name="Table Classic 3" w:semiHidden="0" w:uiPriority="0" w:unhideWhenUsed="0"/>
+    <w:lsdException w:name="Table Classic 4" w:semiHidden="0" w:uiPriority="0" w:unhideWhenUsed="0"/>
+    <w:lsdException w:name="Table Colorful 1" w:semiHidden="0" w:uiPriority="0" w:unhideWhenUsed="0"/>
+    <w:lsdException w:name="Table Colorful 2" w:semiHidden="0" w:uiPriority="0" w:unhideWhenUsed="0"/>
+    <w:lsdException w:name="Table Colorful 3" w:semiHidden="0" w:uiPriority="0" w:unhideWhenUsed="0"/>
+    <w:lsdException w:name="Table Columns 1" w:semiHidden="0" w:uiPriority="0" w:unhideWhenUsed="0"/>
+    <w:lsdException w:name="Table Columns 2" w:semiHidden="0" w:uiPriority="0" w:unhideWhenUsed="0"/>
+    <w:lsdException w:name="Table Columns 3" w:semiHidden="0" w:uiPriority="0" w:unhideWhenUsed="0"/>
+    <w:lsdException w:name="Table Columns 4" w:semiHidden="0" w:uiPriority="0" w:unhideWhenUsed="0"/>
+    <w:lsdException w:name="Table Columns 5" w:semiHidden="0" w:uiPriority="0" w:unhideWhenUsed="0"/>
+    <w:lsdException w:name="Table Grid 1" w:semiHidden="0" w:uiPriority="0" w:unhideWhenUsed="0"/>
+    <w:lsdException w:name="Table Grid 2" w:semiHidden="0" w:uiPriority="0" w:unhideWhenUsed="0"/>
+    <w:lsdException w:name="Table Grid 3" w:semiHidden="0" w:uiPriority="0" w:unhideWhenUsed="0"/>
+    <w:lsdException w:name="Table Grid 4" w:semiHidden="0" w:uiPriority="0" w:unhideWhenUsed="0"/>
+    <w:lsdException w:name="Table Grid 5" w:semiHidden="0" w:uiPriority="0" w:unhideWhenUsed="0"/>
+    <w:lsdException w:name="Table Grid 6" w:semiHidden="0" w:uiPriority="0" w:unhideWhenUsed="0"/>
+    <w:lsdException w:name="Table Grid 7" w:semiHidden="0" w:uiPriority="0" w:unhideWhenUsed="0"/>
+    <w:lsdException w:name="Table Grid 8" w:semiHidden="0" w:uiPriority="0" w:unhideWhenUsed="0"/>
+    <w:lsdException w:name="Table List 1" w:semiHidden="0" w:uiPriority="0" w:unhideWhenUsed="0"/>
+    <w:lsdException w:name="Table List 2" w:semiHidden="0" w:uiPriority="0" w:unhideWhenUsed="0"/>
+    <w:lsdException w:name="Table List 3" w:semiHidden="0" w:uiPriority="0" w:unhideWhenUsed="0"/>
+    <w:lsdException w:name="Table List 4" w:semiHidden="0" w:uiPriority="0" w:unhideWhenUsed="0"/>
+    <w:lsdException w:name="Table List 5" w:semiHidden="0" w:uiPriority="0" w:unhideWhenUsed="0"/>
+    <w:lsdException w:name="Table List 6" w:semiHidden="0" w:uiPriority="0" w:unhideWhenUsed="0"/>
+    <w:lsdException w:name="Table List 7" w:semiHidden="0" w:uiPriority="0" w:unhideWhenUsed="0"/>
+    <w:lsdException w:name="Table List 8" w:semiHidden="0" w:uiPriority="0" w:unhideWhenUsed="0"/>
+    <w:lsdException w:name="Table 3D effects 1" w:semiHidden="0" w:uiPriority="0" w:unhideWhenUsed="0"/>
+    <w:lsdException w:name="Table 3D effects 2" w:semiHidden="0" w:uiPriority="0" w:unhideWhenUsed="0"/>
+    <w:lsdException w:name="Table 3D effects 3" w:semiHidden="0" w:uiPriority="0" w:unhideWhenUsed="0"/>
+    <w:lsdException w:name="Table Contemporary" w:semiHidden="0" w:uiPriority="0" w:unhideWhenUsed="0"/>
+    <w:lsdException w:name="Table Elegant" w:semiHidden="0" w:uiPriority="0" w:unhideWhenUsed="0"/>
+    <w:lsdException w:name="Table Professional" w:semiHidden="0" w:uiPriority="0" w:unhideWhenUsed="0"/>
+    <w:lsdException w:name="Table Subtle 1" w:semiHidden="0" w:uiPriority="0" w:unhideWhenUsed="0"/>
+    <w:lsdException w:name="Table Subtle 2" w:semiHidden="0" w:uiPriority="0" w:unhideWhenUsed="0"/>
+    <w:lsdException w:name="Table Web 1" w:semiHidden="0" w:uiPriority="0" w:unhideWhenUsed="0"/>
+    <w:lsdException w:name="Table Web 2" w:semiHidden="0" w:uiPriority="0" w:unhideWhenUsed="0"/>
+    <w:lsdException w:name="Table Web 3" w:semiHidden="0" w:uiPriority="0" w:unhideWhenUsed="0"/>
+    <w:lsdException w:name="Balloon Text" w:semiHidden="0" w:uiPriority="0" w:unhideWhenUsed="0"/>
+    <w:lsdException w:name="Table Grid" w:semiHidden="0" w:uiPriority="0" w:unhideWhenUsed="0" w:qFormat="1"/>
+    <w:lsdException w:name="Table Theme" w:semiHidden="0" w:uiPriority="0" w:unhideWhenUsed="0"/>
+    <w:lsdException w:name="Light Shading" w:semiHidden="0" w:uiPriority="60" w:unhideWhenUsed="0"/>
+    <w:lsdException w:name="Light List" w:semiHidden="0" w:uiPriority="61" w:unhideWhenUsed="0"/>
+    <w:lsdException w:name="Light Grid" w:semiHidden="0" w:uiPriority="62" w:unhideWhenUsed="0"/>
+    <w:lsdException w:name="Medium Shading 1" w:semiHidden="0" w:uiPriority="63" w:unhideWhenUsed="0"/>
+    <w:lsdException w:name="Medium Shading 2" w:semiHidden="0" w:uiPriority="64" w:unhideWhenUsed="0"/>
+    <w:lsdException w:name="Medium List 1" w:semiHidden="0" w:uiPriority="65" w:unhideWhenUsed="0"/>
+    <w:lsdException w:name="Medium List 2" w:semiHidden="0" w:uiPriority="66" w:unhideWhenUsed="0"/>
+    <w:lsdException w:name="Medium Grid 1" w:semiHidden="0" w:uiPriority="67" w:unhideWhenUsed="0"/>
+    <w:lsdException w:name="Medium Grid 2" w:semiHidden="0" w:uiPriority="68" w:unhideWhenUsed="0"/>
+    <w:lsdException w:name="Medium Grid 3" w:semiHidden="0" w:uiPriority="69" w:unhideWhenUsed="0"/>
+    <w:lsdException w:name="Dark List" w:semiHidden="0" w:uiPriority="70" w:unhideWhenUsed="0"/>
+    <w:lsdException w:name="Colorful Shading" w:semiHidden="0" w:uiPriority="71" w:unhideWhenUsed="0"/>
+    <w:lsdException w:name="Colorful List" w:semiHidden="0" w:uiPriority="72" w:unhideWhenUsed="0"/>
+    <w:lsdException w:name="Colorful Grid" w:semiHidden="0" w:uiPriority="73" w:unhideWhenUsed="0"/>
+    <w:lsdException w:name="Light Shading Accent 1" w:semiHidden="0" w:uiPriority="60" w:unhideWhenUsed="0"/>
+    <w:lsdException w:name="Light List Accent 1" w:semiHidden="0" w:uiPriority="61" w:unhideWhenUsed="0"/>
+    <w:lsdException w:name="Light Grid Accent 1" w:semiHidden="0" w:uiPriority="62" w:unhideWhenUsed="0"/>
+    <w:lsdException w:name="Medium Shading 1 Accent 1" w:semiHidden="0" w:uiPriority="63" w:unhideWhenUsed="0"/>
+    <w:lsdException w:name="Medium Shading 2 Accent 1" w:semiHidden="0" w:uiPriority="64" w:unhideWhenUsed="0"/>
+    <w:lsdException w:name="Medium List 1 Accent 1" w:semiHidden="0" w:uiPriority="65" w:unhideWhenUsed="0"/>
+    <w:lsdException w:name="Medium List 2 Accent 1" w:semiHidden="0" w:uiPriority="66" w:unhideWhenUsed="0"/>
+    <w:lsdException w:name="Medium Grid 1 Accent 1" w:semiHidden="0" w:uiPriority="67" w:unhideWhenUsed="0"/>
+    <w:lsdException w:name="Medium Grid 2 Accent 1" w:semiHidden="0" w:uiPriority="68" w:unhideWhenUsed="0"/>
+    <w:lsdException w:name="Medium Grid 3 Accent 1" w:semiHidden="0" w:uiPriority="69" w:unhideWhenUsed="0"/>
+    <w:lsdException w:name="Dark List Accent 1" w:semiHidden="0" w:uiPriority="70" w:unhideWhenUsed="0"/>
+    <w:lsdException w:name="Colorful Shading Accent 1" w:semiHidden="0" w:uiPriority="71" w:unhideWhenUsed="0"/>
+    <w:lsdException w:name="Colorful List Accent 1" w:semiHidden="0" w:uiPriority="72" w:unhideWhenUsed="0"/>
+    <w:lsdException w:name="Colorful Grid Accent 1" w:semiHidden="0" w:uiPriority="73" w:unhideWhenUsed="0"/>
+    <w:lsdException w:name="Light Shading Accent 2" w:semiHidden="0" w:uiPriority="60" w:unhideWhenUsed="0"/>
+    <w:lsdException w:name="Light List Accent 2" w:semiHidden="0" w:uiPriority="61" w:unhideWhenUsed="0"/>
+    <w:lsdException w:name="Light Grid Accent 2" w:semiHidden="0" w:uiPriority="62" w:unhideWhenUsed="0"/>
+    <w:lsdException w:name="Medium Shading 1 Accent 2" w:semiHidden="0" w:uiPriority="63" w:unhideWhenUsed="0"/>
+    <w:lsdException w:name="Medium Shading 2 Accent 2" w:semiHidden="0" w:uiPriority="64" w:unhideWhenUsed="0"/>
+    <w:lsdException w:name="Medium List 1 Accent 2" w:semiHidden="0" w:uiPriority="65" w:unhideWhenUsed="0"/>
+    <w:lsdException w:name="Medium List 2 Accent 2" w:semiHidden="0" w:uiPriority="66" w:unhideWhenUsed="0"/>
+    <w:lsdException w:name="Medium Grid 1 Accent 2" w:semiHidden="0" w:uiPriority="67" w:unhideWhenUsed="0"/>
+    <w:lsdException w:name="Medium Grid 2 Accent 2" w:semiHidden="0" w:uiPriority="68" w:unhideWhenUsed="0"/>
+    <w:lsdException w:name="Medium Grid 3 Accent 2" w:semiHidden="0" w:uiPriority="69" w:unhideWhenUsed="0"/>
+    <w:lsdException w:name="Dark List Accent 2" w:semiHidden="0" w:uiPriority="70" w:unhideWhenUsed="0"/>
+    <w:lsdException w:name="Colorful Shading Accent 2" w:semiHidden="0" w:uiPriority="71" w:unhideWhenUsed="0"/>
+    <w:lsdException w:name="Colorful List Accent 2" w:semiHidden="0" w:uiPriority="72" w:unhideWhenUsed="0"/>
+    <w:lsdException w:name="Colorful Grid Accent 2" w:semiHidden="0" w:uiPriority="73" w:unhideWhenUsed="0"/>
+    <w:lsdException w:name="Light Shading Accent 3" w:semiHidden="0" w:uiPriority="60" w:unhideWhenUsed="0"/>
+    <w:lsdException w:name="Light List Accent 3" w:semiHidden="0" w:uiPriority="61" w:unhideWhenUsed="0"/>
+    <w:lsdException w:name="Light Grid Accent 3" w:semiHidden="0" w:uiPriority="62" w:unhideWhenUsed="0"/>
+    <w:lsdException w:name="Medium Shading 1 Accent 3" w:semiHidden="0" w:uiPriority="63" w:unhideWhenUsed="0"/>
+    <w:lsdException w:name="Medium Shading 2 Accent 3" w:semiHidden="0" w:uiPriority="64" w:unhideWhenUsed="0"/>
+    <w:lsdException w:name="Medium List 1 Accent 3" w:semiHidden="0" w:uiPriority="65" w:unhideWhenUsed="0"/>
+    <w:lsdException w:name="Medium List 2 Accent 3" w:semiHidden="0" w:uiPriority="66" w:unhideWhenUsed="0"/>
+    <w:lsdException w:name="Medium Grid 1 Accent 3" w:semiHidden="0" w:uiPriority="67" w:unhideWhenUsed="0"/>
+    <w:lsdException w:name="Medium Grid 2 Accent 3" w:semiHidden="0" w:uiPriority="68" w:unhideWhenUsed="0"/>
+    <w:lsdException w:name="Medium Grid 3 Accent 3" w:semiHidden="0" w:uiPriority="69" w:unhideWhenUsed="0"/>
+    <w:lsdException w:name="Dark List Accent 3" w:semiHidden="0" w:uiPriority="70" w:unhideWhenUsed="0"/>
+    <w:lsdException w:name="Colorful Shading Accent 3" w:semiHidden="0" w:uiPriority="71" w:unhideWhenUsed="0"/>
+    <w:lsdException w:name="Colorful List Accent 3" w:semiHidden="0" w:uiPriority="72" w:unhideWhenUsed="0"/>
+    <w:lsdException w:name="Colorful Grid Accent 3" w:semiHidden="0" w:uiPriority="73" w:unhideWhenUsed="0"/>
+    <w:lsdException w:name="Light Shading Accent 4" w:semiHidden="0" w:uiPriority="60" w:unhideWhenUsed="0"/>
+    <w:lsdException w:name="Light List Accent 4" w:semiHidden="0" w:uiPriority="61" w:unhideWhenUsed="0"/>
+    <w:lsdException w:name="Light Grid Accent 4" w:semiHidden="0" w:uiPriority="62" w:unhideWhenUsed="0"/>
+    <w:lsdException w:name="Medium Shading 1 Accent 4" w:semiHidden="0" w:uiPriority="63" w:unhideWhenUsed="0"/>
+    <w:lsdException w:name="Medium Shading 2 Accent 4" w:semiHidden="0" w:uiPriority="64" w:unhideWhenUsed="0"/>
+    <w:lsdException w:name="Medium List 1 Accent 4" w:semiHidden="0" w:uiPriority="65" w:unhideWhenUsed="0"/>
+    <w:lsdException w:name="Medium List 2 Accent 4" w:semiHidden="0" w:uiPriority="66" w:unhideWhenUsed="0"/>
+    <w:lsdException w:name="Medium Grid 1 Accent 4" w:semiHidden="0" w:uiPriority="67" w:unhideWhenUsed="0"/>
+    <w:lsdException w:name="Medium Grid 2 Accent 4" w:semiHidden="0" w:uiPriority="68" w:unhideWhenUsed="0"/>
+    <w:lsdException w:name="Medium Grid 3 Accent 4" w:semiHidden="0" w:uiPriority="69" w:unhideWhenUsed="0"/>
+    <w:lsdException w:name="Dark List Accent 4" w:semiHidden="0" w:uiPriority="70" w:unhideWhenUsed="0"/>
+    <w:lsdException w:name="Colorful Shading Accent 4" w:semiHidden="0" w:uiPriority="71" w:unhideWhenUsed="0"/>
+    <w:lsdException w:name="Colorful List Accent 4" w:semiHidden="0" w:uiPriority="72" w:unhideWhenUsed="0"/>
+    <w:lsdException w:name="Colorful Grid Accent 4" w:semiHidden="0" w:uiPriority="73" w:unhideWhenUsed="0"/>
+    <w:lsdException w:name="Light Shading Accent 5" w:semiHidden="0" w:uiPriority="60" w:unhideWhenUsed="0"/>
+    <w:lsdException w:name="Light List Accent 5" w:semiHidden="0" w:uiPriority="61" w:unhideWhenUsed="0"/>
+    <w:lsdException w:name="Light Grid Accent 5" w:semiHidden="0" w:uiPriority="62" w:unhideWhenUsed="0"/>
+    <w:lsdException w:name="Medium Shading 1 Accent 5" w:semiHidden="0" w:uiPriority="63" w:unhideWhenUsed="0"/>
+    <w:lsdException w:name="Medium Shading 2 Accent 5" w:semiHidden="0" w:uiPriority="64" w:unhideWhenUsed="0"/>
+    <w:lsdException w:name="Medium List 1 Accent 5" w:semiHidden="0" w:uiPriority="65" w:unhideWhenUsed="0"/>
+    <w:lsdException w:name="Medium List 2 Accent 5" w:semiHidden="0" w:uiPriority="66" w:unhideWhenUsed="0"/>
+    <w:lsdException w:name="Medium Grid 1 Accent 5" w:semiHidden="0" w:uiPriority="67" w:unhideWhenUsed="0"/>
+    <w:lsdException w:name="Medium Grid 2 Accent 5" w:semiHidden="0" w:uiPriority="68" w:unhideWhenUsed="0"/>
+    <w:lsdException w:name="Medium Grid 3 Accent 5" w:semiHidden="0" w:uiPriority="69" w:unhideWhenUsed="0"/>
+    <w:lsdException w:name="Dark List Accent 5" w:semiHidden="0" w:uiPriority="70" w:unhideWhenUsed="0"/>
+    <w:lsdException w:name="Colorful Shading Accent 5" w:semiHidden="0" w:uiPriority="71" w:unhideWhenUsed="0"/>
+    <w:lsdException w:name="Colorful List Accent 5" w:semiHidden="0" w:uiPriority="72" w:unhideWhenUsed="0"/>
+    <w:lsdException w:name="Colorful Grid Accent 5" w:semiHidden="0" w:uiPriority="73" w:unhideWhenUsed="0"/>
+    <w:lsdException w:name="Light Shading Accent 6" w:semiHidden="0" w:uiPriority="60" w:unhideWhenUsed="0"/>
+    <w:lsdException w:name="Light List Accent 6" w:semiHidden="0" w:uiPriority="61" w:unhideWhenUsed="0"/>
+    <w:lsdException w:name="Light Grid Accent 6" w:semiHidden="0" w:uiPriority="62" w:unhideWhenUsed="0"/>
+    <w:lsdException w:name="Medium Shading 1 Accent 6" w:semiHidden="0" w:uiPriority="63" w:unhideWhenUsed="0"/>
+    <w:lsdException w:name="Medium Shading 2 Accent 6" w:semiHidden="0" w:uiPriority="64" w:unhideWhenUsed="0"/>
+    <w:lsdException w:name="Medium List 1 Accent 6" w:semiHidden="0" w:uiPriority="65" w:unhideWhenUsed="0"/>
+    <w:lsdException w:name="Medium List 2 Accent 6" w:semiHidden="0" w:uiPriority="66" w:unhideWhenUsed="0"/>
+    <w:lsdException w:name="Medium Grid 1 Accent 6" w:semiHidden="0" w:uiPriority="67" w:unhideWhenUsed="0"/>
+    <w:lsdException w:name="Medium Grid 2 Accent 6" w:semiHidden="0" w:uiPriority="68" w:unhideWhenUsed="0"/>
+    <w:lsdException w:name="Medium Grid 3 Accent 6" w:semiHidden="0" w:uiPriority="69" w:unhideWhenUsed="0"/>
+    <w:lsdException w:name="Dark List Accent 6" w:semiHidden="0" w:uiPriority="70" w:unhideWhenUsed="0"/>
+    <w:lsdException w:name="Colorful Shading Accent 6" w:semiHidden="0" w:uiPriority="71" w:unhideWhenUsed="0"/>
+    <w:lsdException w:name="Colorful List Accent 6" w:semiHidden="0" w:uiPriority="72" w:unhideWhenUsed="0"/>
+    <w:lsdException w:name="Colorful Grid Accent 6" w:semiHidden="0" w:uiPriority="73" w:unhideWhenUsed="0"/>
   </w:latentStyles>
-  <w:style w:type="paragraph" w:default="1" w:styleId="1">
+  <w:style w:type="paragraph" w:default="1" w:styleId="Normal">
     <w:name w:val="Normal"/>
     <w:qFormat/>
-    <w:uiPriority w:val="0"/>
     <w:pPr>
       <w:kinsoku w:val="0"/>
       <w:autoSpaceDE w:val="0"/>
@@ -4382,7 +4278,7 @@
       <w:textAlignment w:val="baseline"/>
     </w:pPr>
     <w:rPr>
-      <w:rFonts w:ascii="Arial" w:hAnsi="Arial" w:eastAsia="宋体" w:cs="Arial"/>
+      <w:rFonts w:ascii="Arial" w:eastAsia="宋体" w:hAnsi="Arial" w:cs="Arial"/>
       <w:snapToGrid w:val="0"/>
       <w:color w:val="000000"/>
       <w:kern w:val="0"/>
@@ -4391,12 +4287,11 @@
       <w:lang w:val="en-US" w:eastAsia="en-US" w:bidi="ar-SA"/>
     </w:rPr>
   </w:style>
-  <w:style w:type="paragraph" w:styleId="2">
+  <w:style w:type="paragraph" w:styleId="Heading1">
     <w:name w:val="heading 1"/>
-    <w:basedOn w:val="1"/>
-    <w:next w:val="1"/>
+    <w:basedOn w:val="Normal"/>
+    <w:next w:val="Normal"/>
     <w:qFormat/>
-    <w:uiPriority w:val="0"/>
     <w:pPr>
       <w:keepNext/>
       <w:keepLines/>
@@ -4414,13 +4309,12 @@
       <w:sz w:val="44"/>
     </w:rPr>
   </w:style>
-  <w:style w:type="paragraph" w:styleId="3">
+  <w:style w:type="paragraph" w:styleId="Heading2">
     <w:name w:val="heading 2"/>
-    <w:basedOn w:val="1"/>
-    <w:next w:val="1"/>
+    <w:basedOn w:val="Normal"/>
+    <w:next w:val="Normal"/>
     <w:unhideWhenUsed/>
     <w:qFormat/>
-    <w:uiPriority w:val="0"/>
     <w:pPr>
       <w:keepNext/>
       <w:keepLines/>
@@ -4433,19 +4327,18 @@
       <w:outlineLvl w:val="1"/>
     </w:pPr>
     <w:rPr>
-      <w:rFonts w:ascii="Arial" w:hAnsi="Arial" w:eastAsia="黑体"/>
+      <w:rFonts w:ascii="Arial" w:eastAsia="黑体" w:hAnsi="Arial"/>
       <w:b/>
       <w:sz w:val="32"/>
     </w:rPr>
   </w:style>
-  <w:style w:type="paragraph" w:styleId="4">
+  <w:style w:type="paragraph" w:styleId="Heading3">
     <w:name w:val="heading 3"/>
-    <w:basedOn w:val="1"/>
-    <w:next w:val="1"/>
+    <w:basedOn w:val="Normal"/>
+    <w:next w:val="Normal"/>
     <w:semiHidden/>
     <w:unhideWhenUsed/>
     <w:qFormat/>
-    <w:uiPriority w:val="0"/>
     <w:pPr>
       <w:keepNext/>
       <w:keepLines/>
@@ -4462,13 +4355,12 @@
       <w:sz w:val="32"/>
     </w:rPr>
   </w:style>
-  <w:style w:type="paragraph" w:styleId="5">
+  <w:style w:type="paragraph" w:styleId="Heading4">
     <w:name w:val="heading 4"/>
-    <w:basedOn w:val="1"/>
-    <w:next w:val="1"/>
+    <w:basedOn w:val="Normal"/>
+    <w:next w:val="Normal"/>
     <w:unhideWhenUsed/>
     <w:qFormat/>
-    <w:uiPriority w:val="0"/>
     <w:pPr>
       <w:keepNext/>
       <w:keepLines/>
@@ -4481,19 +4373,18 @@
       <w:outlineLvl w:val="3"/>
     </w:pPr>
     <w:rPr>
-      <w:rFonts w:ascii="Arial" w:hAnsi="Arial" w:eastAsia="黑体"/>
+      <w:rFonts w:ascii="Arial" w:eastAsia="黑体" w:hAnsi="Arial"/>
       <w:b/>
       <w:sz w:val="28"/>
     </w:rPr>
   </w:style>
-  <w:style w:type="paragraph" w:styleId="6">
+  <w:style w:type="paragraph" w:styleId="Heading5">
     <w:name w:val="heading 5"/>
-    <w:basedOn w:val="1"/>
-    <w:next w:val="1"/>
+    <w:basedOn w:val="Normal"/>
+    <w:next w:val="Normal"/>
     <w:semiHidden/>
     <w:unhideWhenUsed/>
     <w:qFormat/>
-    <w:uiPriority w:val="0"/>
     <w:pPr>
       <w:keepNext/>
       <w:keepLines/>
@@ -4510,14 +4401,13 @@
       <w:sz w:val="28"/>
     </w:rPr>
   </w:style>
-  <w:style w:type="paragraph" w:styleId="7">
+  <w:style w:type="paragraph" w:styleId="Heading6">
     <w:name w:val="heading 6"/>
-    <w:basedOn w:val="1"/>
-    <w:next w:val="1"/>
+    <w:basedOn w:val="Normal"/>
+    <w:next w:val="Normal"/>
     <w:semiHidden/>
     <w:unhideWhenUsed/>
     <w:qFormat/>
-    <w:uiPriority w:val="0"/>
     <w:pPr>
       <w:keepNext/>
       <w:keepLines/>
@@ -4530,19 +4420,18 @@
       <w:outlineLvl w:val="5"/>
     </w:pPr>
     <w:rPr>
-      <w:rFonts w:ascii="Arial" w:hAnsi="Arial" w:eastAsia="黑体"/>
+      <w:rFonts w:ascii="Arial" w:eastAsia="黑体" w:hAnsi="Arial"/>
       <w:b/>
       <w:sz w:val="24"/>
     </w:rPr>
   </w:style>
-  <w:style w:type="paragraph" w:styleId="8">
+  <w:style w:type="paragraph" w:styleId="Heading7">
     <w:name w:val="heading 7"/>
-    <w:basedOn w:val="1"/>
-    <w:next w:val="1"/>
+    <w:basedOn w:val="Normal"/>
+    <w:next w:val="Normal"/>
     <w:semiHidden/>
     <w:unhideWhenUsed/>
     <w:qFormat/>
-    <w:uiPriority w:val="0"/>
     <w:pPr>
       <w:keepNext/>
       <w:keepLines/>
@@ -4559,14 +4448,13 @@
       <w:sz w:val="24"/>
     </w:rPr>
   </w:style>
-  <w:style w:type="paragraph" w:styleId="9">
+  <w:style w:type="paragraph" w:styleId="Heading8">
     <w:name w:val="heading 8"/>
-    <w:basedOn w:val="1"/>
-    <w:next w:val="1"/>
+    <w:basedOn w:val="Normal"/>
+    <w:next w:val="Normal"/>
     <w:semiHidden/>
     <w:unhideWhenUsed/>
     <w:qFormat/>
-    <w:uiPriority w:val="0"/>
     <w:pPr>
       <w:keepNext/>
       <w:keepLines/>
@@ -4579,18 +4467,17 @@
       <w:outlineLvl w:val="7"/>
     </w:pPr>
     <w:rPr>
-      <w:rFonts w:ascii="Arial" w:hAnsi="Arial" w:eastAsia="黑体"/>
+      <w:rFonts w:ascii="Arial" w:eastAsia="黑体" w:hAnsi="Arial"/>
       <w:sz w:val="24"/>
     </w:rPr>
   </w:style>
-  <w:style w:type="paragraph" w:styleId="10">
+  <w:style w:type="paragraph" w:styleId="Heading9">
     <w:name w:val="heading 9"/>
-    <w:basedOn w:val="1"/>
-    <w:next w:val="1"/>
+    <w:basedOn w:val="Normal"/>
+    <w:next w:val="Normal"/>
     <w:semiHidden/>
     <w:unhideWhenUsed/>
     <w:qFormat/>
-    <w:uiPriority w:val="0"/>
     <w:pPr>
       <w:keepNext/>
       <w:keepLines/>
@@ -4603,21 +4490,19 @@
       <w:outlineLvl w:val="8"/>
     </w:pPr>
     <w:rPr>
-      <w:rFonts w:ascii="Arial" w:hAnsi="Arial" w:eastAsia="黑体"/>
+      <w:rFonts w:ascii="Arial" w:eastAsia="黑体" w:hAnsi="Arial"/>
       <w:sz w:val="21"/>
     </w:rPr>
   </w:style>
-  <w:style w:type="character" w:default="1" w:styleId="24">
+  <w:style w:type="character" w:default="1" w:styleId="DefaultParagraphFont">
     <w:name w:val="Default Paragraph Font"/>
     <w:semiHidden/>
     <w:qFormat/>
-    <w:uiPriority w:val="0"/>
   </w:style>
-  <w:style w:type="table" w:default="1" w:styleId="22">
+  <w:style w:type="table" w:default="1" w:styleId="TableNormal">
     <w:name w:val="Normal Table"/>
     <w:semiHidden/>
     <w:qFormat/>
-    <w:uiPriority w:val="0"/>
     <w:tblPr>
       <w:tblCellMar>
         <w:top w:w="0" w:type="dxa"/>
@@ -4627,43 +4512,39 @@
       </w:tblCellMar>
     </w:tblPr>
   </w:style>
-  <w:style w:type="paragraph" w:styleId="11">
+  <w:style w:type="paragraph" w:styleId="CommentText">
     <w:name w:val="annotation text"/>
-    <w:basedOn w:val="1"/>
+    <w:basedOn w:val="Normal"/>
     <w:qFormat/>
-    <w:uiPriority w:val="0"/>
     <w:pPr>
       <w:jc w:val="left"/>
     </w:pPr>
   </w:style>
-  <w:style w:type="paragraph" w:styleId="12">
+  <w:style w:type="paragraph" w:styleId="BodyText">
     <w:name w:val="Body Text"/>
-    <w:basedOn w:val="1"/>
+    <w:basedOn w:val="Normal"/>
     <w:semiHidden/>
     <w:qFormat/>
-    <w:uiPriority w:val="0"/>
     <w:rPr>
-      <w:rFonts w:ascii="Arial" w:hAnsi="Arial" w:eastAsia="Arial" w:cs="Arial"/>
+      <w:rFonts w:ascii="Arial" w:eastAsia="Arial" w:hAnsi="Arial" w:cs="Arial"/>
       <w:sz w:val="21"/>
       <w:szCs w:val="21"/>
       <w:lang w:val="en-US" w:eastAsia="en-US" w:bidi="ar-SA"/>
     </w:rPr>
   </w:style>
-  <w:style w:type="paragraph" w:styleId="13">
+  <w:style w:type="paragraph" w:styleId="TOC3">
     <w:name w:val="toc 3"/>
-    <w:basedOn w:val="1"/>
-    <w:next w:val="1"/>
+    <w:basedOn w:val="Normal"/>
+    <w:next w:val="Normal"/>
     <w:qFormat/>
-    <w:uiPriority w:val="0"/>
     <w:pPr>
       <w:ind w:left="840" w:leftChars="400"/>
     </w:pPr>
   </w:style>
-  <w:style w:type="paragraph" w:styleId="14">
+  <w:style w:type="paragraph" w:styleId="Footer">
     <w:name w:val="footer"/>
-    <w:basedOn w:val="1"/>
+    <w:basedOn w:val="Normal"/>
     <w:qFormat/>
-    <w:uiPriority w:val="0"/>
     <w:pPr>
       <w:tabs>
         <w:tab w:val="center" w:pos="4153"/>
@@ -4676,17 +4557,16 @@
       <w:sz w:val="18"/>
     </w:rPr>
   </w:style>
-  <w:style w:type="paragraph" w:styleId="15">
+  <w:style w:type="paragraph" w:styleId="Header">
     <w:name w:val="header"/>
-    <w:basedOn w:val="1"/>
+    <w:basedOn w:val="Normal"/>
     <w:qFormat/>
-    <w:uiPriority w:val="0"/>
     <w:pPr>
       <w:pBdr>
-        <w:top w:val="none" w:color="auto" w:sz="0" w:space="0"/>
-        <w:left w:val="none" w:color="auto" w:sz="0" w:space="0"/>
-        <w:bottom w:val="none" w:color="auto" w:sz="0" w:space="0"/>
-        <w:right w:val="none" w:color="auto" w:sz="0" w:space="0"/>
+        <w:top w:val="nil"/>
+        <w:left w:val="nil"/>
+        <w:bottom w:val="nil"/>
+        <w:right w:val="nil"/>
       </w:pBdr>
       <w:tabs>
         <w:tab w:val="center" w:pos="4153"/>
@@ -4701,61 +4581,55 @@
       <w:sz w:val="18"/>
     </w:rPr>
   </w:style>
-  <w:style w:type="paragraph" w:styleId="16">
+  <w:style w:type="paragraph" w:styleId="TOC1">
     <w:name w:val="toc 1"/>
-    <w:basedOn w:val="1"/>
-    <w:next w:val="1"/>
+    <w:basedOn w:val="Normal"/>
+    <w:next w:val="Normal"/>
     <w:qFormat/>
-    <w:uiPriority w:val="0"/>
     <w:rPr>
-      <w:rFonts w:ascii="Arial" w:hAnsi="Arial" w:eastAsia="Microsoft JhengHei"/>
+      <w:rFonts w:ascii="Arial" w:eastAsia="Microsoft JhengHei" w:hAnsi="Arial"/>
       <w:sz w:val="24"/>
     </w:rPr>
   </w:style>
-  <w:style w:type="paragraph" w:styleId="17">
+  <w:style w:type="paragraph" w:styleId="TableofFigures">
     <w:name w:val="table of figures"/>
-    <w:basedOn w:val="1"/>
-    <w:next w:val="1"/>
+    <w:basedOn w:val="Normal"/>
+    <w:next w:val="Normal"/>
     <w:qFormat/>
-    <w:uiPriority w:val="0"/>
     <w:pPr>
-      <w:ind w:leftChars="200" w:hanging="200" w:hangingChars="200"/>
+      <w:ind w:hanging="200" w:leftChars="200" w:hangingChars="200"/>
     </w:pPr>
   </w:style>
-  <w:style w:type="paragraph" w:styleId="18">
+  <w:style w:type="paragraph" w:styleId="TOC2">
     <w:name w:val="toc 2"/>
-    <w:basedOn w:val="1"/>
-    <w:next w:val="1"/>
+    <w:basedOn w:val="Normal"/>
+    <w:next w:val="Normal"/>
     <w:qFormat/>
-    <w:uiPriority w:val="0"/>
     <w:pPr>
       <w:ind w:left="420" w:leftChars="200"/>
     </w:pPr>
   </w:style>
-  <w:style w:type="paragraph" w:styleId="19">
+  <w:style w:type="paragraph" w:styleId="HTMLPreformatted">
     <w:name w:val="HTML Preformatted"/>
-    <w:basedOn w:val="1"/>
+    <w:basedOn w:val="Normal"/>
     <w:qFormat/>
-    <w:uiPriority w:val="0"/>
     <w:rPr>
       <w:rFonts w:ascii="Courier New" w:hAnsi="Courier New"/>
       <w:sz w:val="20"/>
     </w:rPr>
   </w:style>
-  <w:style w:type="paragraph" w:styleId="20">
+  <w:style w:type="paragraph" w:styleId="NormalWeb">
     <w:name w:val="Normal (Web)"/>
-    <w:basedOn w:val="1"/>
+    <w:basedOn w:val="Normal"/>
     <w:qFormat/>
-    <w:uiPriority w:val="0"/>
     <w:rPr>
       <w:sz w:val="24"/>
     </w:rPr>
   </w:style>
-  <w:style w:type="paragraph" w:styleId="21">
+  <w:style w:type="paragraph" w:styleId="Title">
     <w:name w:val="Title"/>
-    <w:basedOn w:val="1"/>
+    <w:basedOn w:val="Normal"/>
     <w:qFormat/>
-    <w:uiPriority w:val="0"/>
     <w:pPr>
       <w:spacing w:before="240" w:beforeLines="0" w:beforeAutospacing="0" w:after="60" w:afterLines="0" w:afterAutospacing="0"/>
       <w:jc w:val="center"/>
@@ -4767,91 +4641,85 @@
       <w:sz w:val="32"/>
     </w:rPr>
   </w:style>
-  <w:style w:type="table" w:styleId="23">
+  <w:style w:type="table" w:styleId="TableGrid">
     <w:name w:val="Table Grid"/>
-    <w:basedOn w:val="22"/>
+    <w:basedOn w:val="TableNormal"/>
     <w:qFormat/>
-    <w:uiPriority w:val="0"/>
     <w:pPr>
       <w:widowControl w:val="0"/>
       <w:jc w:val="both"/>
     </w:pPr>
     <w:tblPr>
       <w:tblBorders>
-        <w:top w:val="single" w:color="auto" w:sz="4" w:space="0"/>
-        <w:left w:val="single" w:color="auto" w:sz="4" w:space="0"/>
-        <w:bottom w:val="single" w:color="auto" w:sz="4" w:space="0"/>
-        <w:right w:val="single" w:color="auto" w:sz="4" w:space="0"/>
-        <w:insideH w:val="single" w:color="auto" w:sz="4" w:space="0"/>
-        <w:insideV w:val="single" w:color="auto" w:sz="4" w:space="0"/>
+        <w:top w:val="single" w:sz="4" w:space="0" w:color="auto"/>
+        <w:left w:val="single" w:sz="4" w:space="0" w:color="auto"/>
+        <w:bottom w:val="single" w:sz="4" w:space="0" w:color="auto"/>
+        <w:right w:val="single" w:sz="4" w:space="0" w:color="auto"/>
+        <w:insideH w:val="single" w:sz="4" w:space="0" w:color="auto"/>
+        <w:insideV w:val="single" w:sz="4" w:space="0" w:color="auto"/>
       </w:tblBorders>
     </w:tblPr>
   </w:style>
-  <w:style w:type="character" w:styleId="25">
+  <w:style w:type="character" w:styleId="Strong">
     <w:name w:val="Strong"/>
-    <w:basedOn w:val="24"/>
+    <w:basedOn w:val="DefaultParagraphFont"/>
     <w:qFormat/>
-    <w:uiPriority w:val="0"/>
     <w:rPr>
       <w:b/>
     </w:rPr>
   </w:style>
-  <w:style w:type="paragraph" w:customStyle="1" w:styleId="26">
+  <w:style w:type="paragraph" w:customStyle="1" w:styleId="a">
     <w:name w:val="柴_文档修订信息"/>
-    <w:basedOn w:val="1"/>
+    <w:basedOn w:val="Normal"/>
     <w:qFormat/>
-    <w:uiPriority w:val="0"/>
     <w:pPr>
       <w:widowControl w:val="0"/>
       <w:ind w:firstLine="470" w:firstLineChars="200"/>
       <w:jc w:val="center"/>
     </w:pPr>
     <w:rPr>
-      <w:rFonts w:hint="eastAsia" w:ascii="Arial" w:hAnsi="Arial"/>
+      <w:rFonts w:ascii="Arial" w:hAnsi="Arial" w:hint="eastAsia"/>
       <w:b/>
       <w:bCs/>
       <w:sz w:val="24"/>
       <w:lang w:eastAsia="zh-CN"/>
     </w:rPr>
   </w:style>
-  <w:style w:type="paragraph" w:customStyle="1" w:styleId="27">
+  <w:style w:type="paragraph" w:customStyle="1" w:styleId="a0">
     <w:name w:val="柴_公司名"/>
-    <w:basedOn w:val="21"/>
+    <w:basedOn w:val="Title"/>
     <w:qFormat/>
-    <w:uiPriority w:val="0"/>
     <w:pPr>
       <w:spacing w:after="600" w:afterLines="600"/>
     </w:pPr>
     <w:rPr>
-      <w:rFonts w:hint="eastAsia" w:ascii="宋体" w:hAnsi="宋体" w:eastAsia="宋体" w:cs="宋体"/>
+      <w:rFonts w:ascii="宋体" w:eastAsia="宋体" w:hAnsi="宋体" w:cs="宋体" w:hint="eastAsia"/>
       <w:bCs/>
       <w:spacing w:val="-6"/>
       <w:sz w:val="52"/>
       <w:szCs w:val="52"/>
     </w:rPr>
   </w:style>
-  <w:style w:type="paragraph" w:customStyle="1" w:styleId="28">
+  <w:style w:type="paragraph" w:customStyle="1" w:styleId="a1">
     <w:name w:val="柴_文档名"/>
-    <w:basedOn w:val="21"/>
+    <w:basedOn w:val="Title"/>
     <w:qFormat/>
-    <w:uiPriority w:val="0"/>
     <w:pPr>
       <w:spacing w:after="900" w:afterLines="900"/>
     </w:pPr>
     <w:rPr>
-      <w:rFonts w:ascii="黑体" w:hAnsi="黑体" w:eastAsia="黑体" w:cs="黑体"/>
+      <w:rFonts w:ascii="黑体" w:eastAsia="黑体" w:hAnsi="黑体" w:cs="黑体"/>
       <w:bCs/>
       <w:spacing w:val="-7"/>
       <w:sz w:val="52"/>
       <w:szCs w:val="52"/>
     </w:rPr>
   </w:style>
-  <w:style w:type="table" w:customStyle="1" w:styleId="29">
+  <w:style w:type="table" w:customStyle="1" w:styleId="TableNormal0">
     <w:name w:val="Table Normal_0"/>
     <w:semiHidden/>
     <w:unhideWhenUsed/>
     <w:qFormat/>
-    <w:uiPriority w:val="0"/>
     <w:tblPr>
       <w:tblCellMar>
         <w:top w:w="0" w:type="dxa"/>
@@ -4861,88 +4729,82 @@
       </w:tblCellMar>
     </w:tblPr>
   </w:style>
-  <w:style w:type="paragraph" w:customStyle="1" w:styleId="30">
+  <w:style w:type="paragraph" w:customStyle="1" w:styleId="TableText">
     <w:name w:val="Table Text"/>
-    <w:basedOn w:val="1"/>
+    <w:basedOn w:val="Normal"/>
     <w:semiHidden/>
     <w:qFormat/>
-    <w:uiPriority w:val="0"/>
     <w:rPr>
-      <w:rFonts w:ascii="宋体" w:hAnsi="宋体" w:eastAsia="宋体" w:cs="宋体"/>
+      <w:rFonts w:ascii="宋体" w:eastAsia="宋体" w:hAnsi="宋体" w:cs="宋体"/>
       <w:sz w:val="21"/>
       <w:szCs w:val="21"/>
       <w:lang w:val="en-US" w:eastAsia="en-US" w:bidi="ar-SA"/>
     </w:rPr>
   </w:style>
-  <w:style w:type="paragraph" w:customStyle="1" w:styleId="31">
+  <w:style w:type="paragraph" w:customStyle="1" w:styleId="1">
     <w:name w:val="柴_标题1"/>
-    <w:basedOn w:val="2"/>
-    <w:next w:val="32"/>
-    <w:link w:val="41"/>
+    <w:basedOn w:val="Heading1"/>
+    <w:next w:val="a2"/>
+    <w:link w:val="1Char"/>
     <w:qFormat/>
-    <w:uiPriority w:val="0"/>
     <w:pPr>
       <w:spacing w:before="100" w:after="90" w:line="360" w:lineRule="auto"/>
     </w:pPr>
     <w:rPr>
-      <w:rFonts w:ascii="Arial" w:hAnsi="Arial" w:eastAsia="宋体"/>
+      <w:rFonts w:ascii="Arial" w:eastAsia="宋体" w:hAnsi="Arial"/>
       <w:sz w:val="32"/>
     </w:rPr>
   </w:style>
-  <w:style w:type="paragraph" w:customStyle="1" w:styleId="32">
+  <w:style w:type="paragraph" w:customStyle="1" w:styleId="a2">
     <w:name w:val="柴_正文"/>
-    <w:basedOn w:val="12"/>
-    <w:link w:val="44"/>
+    <w:basedOn w:val="BodyText"/>
+    <w:link w:val="Char"/>
     <w:qFormat/>
-    <w:uiPriority w:val="0"/>
     <w:pPr>
       <w:spacing w:line="360" w:lineRule="auto"/>
       <w:ind w:firstLine="470" w:firstLineChars="200"/>
     </w:pPr>
     <w:rPr>
-      <w:rFonts w:ascii="Arial" w:hAnsi="Arial" w:eastAsia="宋体"/>
+      <w:rFonts w:ascii="Arial" w:eastAsia="宋体" w:hAnsi="Arial"/>
       <w:sz w:val="24"/>
       <w:lang w:eastAsia="zh-CN"/>
     </w:rPr>
   </w:style>
-  <w:style w:type="paragraph" w:customStyle="1" w:styleId="33">
+  <w:style w:type="paragraph" w:customStyle="1" w:styleId="2">
     <w:name w:val="柴_标题2"/>
-    <w:basedOn w:val="3"/>
-    <w:next w:val="32"/>
-    <w:link w:val="47"/>
+    <w:basedOn w:val="Heading2"/>
+    <w:next w:val="a2"/>
+    <w:link w:val="2Char"/>
     <w:qFormat/>
-    <w:uiPriority w:val="0"/>
     <w:pPr>
       <w:spacing w:line="360" w:lineRule="auto"/>
     </w:pPr>
     <w:rPr>
-      <w:rFonts w:ascii="Arial" w:hAnsi="Arial" w:eastAsia="宋体"/>
+      <w:rFonts w:ascii="Arial" w:eastAsia="宋体" w:hAnsi="Arial"/>
       <w:sz w:val="28"/>
     </w:rPr>
   </w:style>
-  <w:style w:type="paragraph" w:customStyle="1" w:styleId="34">
+  <w:style w:type="paragraph" w:customStyle="1" w:styleId="3">
     <w:name w:val="柴_标题3"/>
-    <w:basedOn w:val="4"/>
-    <w:next w:val="32"/>
+    <w:basedOn w:val="Heading3"/>
+    <w:next w:val="a2"/>
     <w:qFormat/>
-    <w:uiPriority w:val="0"/>
     <w:pPr>
       <w:spacing w:line="360" w:lineRule="auto"/>
       <w:ind w:left="0" w:firstLine="472" w:firstLineChars="200"/>
     </w:pPr>
     <w:rPr>
-      <w:rFonts w:ascii="宋体" w:hAnsi="宋体" w:eastAsia="宋体" w:cs="宋体"/>
+      <w:rFonts w:ascii="宋体" w:eastAsia="宋体" w:hAnsi="宋体" w:cs="宋体"/>
       <w:spacing w:val="-2"/>
       <w:sz w:val="24"/>
       <w:szCs w:val="24"/>
     </w:rPr>
   </w:style>
-  <w:style w:type="paragraph" w:customStyle="1" w:styleId="35">
+  <w:style w:type="paragraph" w:customStyle="1" w:styleId="a3">
     <w:name w:val="柴_目录"/>
-    <w:basedOn w:val="1"/>
-    <w:next w:val="12"/>
+    <w:basedOn w:val="Normal"/>
+    <w:next w:val="BodyText"/>
     <w:qFormat/>
-    <w:uiPriority w:val="0"/>
     <w:pPr>
       <w:tabs>
         <w:tab w:val="right" w:leader="dot" w:pos="8442"/>
@@ -4950,64 +4812,59 @@
       <w:ind w:left="0" w:leftChars="0"/>
     </w:pPr>
     <w:rPr>
-      <w:rFonts w:ascii="Arial" w:hAnsi="Arial" w:eastAsia="Microsoft JhengHei"/>
+      <w:rFonts w:ascii="Arial" w:eastAsia="Microsoft JhengHei" w:hAnsi="Arial"/>
       <w:sz w:val="24"/>
     </w:rPr>
   </w:style>
-  <w:style w:type="paragraph" w:customStyle="1" w:styleId="36">
+  <w:style w:type="paragraph" w:customStyle="1" w:styleId="WPSOffice1">
     <w:name w:val="WPSOffice手动目录 1"/>
     <w:qFormat/>
-    <w:uiPriority w:val="0"/>
     <w:pPr>
       <w:ind w:leftChars="0"/>
     </w:pPr>
     <w:rPr>
-      <w:rFonts w:ascii="Times New Roman" w:hAnsi="Times New Roman" w:eastAsia="宋体" w:cs="Times New Roman"/>
+      <w:rFonts w:ascii="Times New Roman" w:eastAsia="宋体" w:hAnsi="Times New Roman" w:cs="Times New Roman"/>
       <w:sz w:val="20"/>
       <w:szCs w:val="20"/>
     </w:rPr>
   </w:style>
-  <w:style w:type="paragraph" w:customStyle="1" w:styleId="37">
+  <w:style w:type="paragraph" w:customStyle="1" w:styleId="WPSOffice2">
     <w:name w:val="WPSOffice手动目录 2"/>
     <w:qFormat/>
-    <w:uiPriority w:val="0"/>
     <w:pPr>
       <w:ind w:leftChars="200"/>
     </w:pPr>
     <w:rPr>
-      <w:rFonts w:ascii="Times New Roman" w:hAnsi="Times New Roman" w:eastAsia="宋体" w:cs="Times New Roman"/>
+      <w:rFonts w:ascii="Times New Roman" w:eastAsia="宋体" w:hAnsi="Times New Roman" w:cs="Times New Roman"/>
       <w:sz w:val="20"/>
       <w:szCs w:val="20"/>
     </w:rPr>
   </w:style>
-  <w:style w:type="paragraph" w:customStyle="1" w:styleId="38">
+  <w:style w:type="paragraph" w:customStyle="1" w:styleId="WPSOffice3">
     <w:name w:val="WPSOffice手动目录 3"/>
     <w:qFormat/>
-    <w:uiPriority w:val="0"/>
     <w:pPr>
       <w:ind w:leftChars="400"/>
     </w:pPr>
     <w:rPr>
-      <w:rFonts w:ascii="Times New Roman" w:hAnsi="Times New Roman" w:eastAsia="宋体" w:cs="Times New Roman"/>
+      <w:rFonts w:ascii="Times New Roman" w:eastAsia="宋体" w:hAnsi="Times New Roman" w:cs="Times New Roman"/>
       <w:sz w:val="20"/>
       <w:szCs w:val="20"/>
     </w:rPr>
   </w:style>
-  <w:style w:type="paragraph" w:customStyle="1" w:styleId="39">
+  <w:style w:type="paragraph" w:customStyle="1" w:styleId="Compact">
     <w:name w:val="Compact"/>
-    <w:basedOn w:val="12"/>
+    <w:basedOn w:val="BodyText"/>
     <w:qFormat/>
-    <w:uiPriority w:val="0"/>
     <w:pPr>
       <w:spacing w:before="36" w:after="36"/>
     </w:pPr>
   </w:style>
-  <w:style w:type="table" w:customStyle="1" w:styleId="40">
+  <w:style w:type="table" w:customStyle="1" w:styleId="Table">
     <w:name w:val="Table"/>
     <w:semiHidden/>
     <w:unhideWhenUsed/>
     <w:qFormat/>
-    <w:uiPriority w:val="0"/>
     <w:tblPr>
       <w:tblCellMar>
         <w:top w:w="0" w:type="dxa"/>
@@ -5019,28 +4876,26 @@
     <w:tblStylePr w:type="firstRow">
       <w:tcPr>
         <w:tcBorders>
-          <w:bottom w:val="single" w:color="auto" w:sz="0" w:space="0"/>
+          <w:bottom w:val="single" w:sz="0" w:space="0" w:color="auto"/>
         </w:tcBorders>
         <w:vAlign w:val="bottom"/>
       </w:tcPr>
     </w:tblStylePr>
   </w:style>
-  <w:style w:type="character" w:customStyle="1" w:styleId="41">
+  <w:style w:type="character" w:customStyle="1" w:styleId="1Char">
     <w:name w:val="柴_标题1 Char"/>
-    <w:link w:val="31"/>
+    <w:link w:val="1"/>
     <w:qFormat/>
-    <w:uiPriority w:val="0"/>
     <w:rPr>
-      <w:rFonts w:ascii="Arial" w:hAnsi="Arial" w:eastAsia="宋体"/>
+      <w:rFonts w:ascii="Arial" w:eastAsia="宋体" w:hAnsi="Arial"/>
       <w:sz w:val="32"/>
     </w:rPr>
   </w:style>
-  <w:style w:type="paragraph" w:customStyle="1" w:styleId="42">
+  <w:style w:type="paragraph" w:customStyle="1" w:styleId="a4">
     <w:name w:val="柴_正文_无缩进"/>
-    <w:basedOn w:val="1"/>
-    <w:link w:val="46"/>
+    <w:basedOn w:val="Normal"/>
+    <w:link w:val="Char0"/>
     <w:qFormat/>
-    <w:uiPriority w:val="0"/>
     <w:pPr>
       <w:ind w:firstLine="0" w:firstLineChars="0"/>
     </w:pPr>
@@ -5050,41 +4905,38 @@
       <w:lang w:eastAsia="zh-CN"/>
     </w:rPr>
   </w:style>
-  <w:style w:type="paragraph" w:customStyle="1" w:styleId="43">
+  <w:style w:type="paragraph" w:customStyle="1" w:styleId="4">
     <w:name w:val="柴_标题4"/>
-    <w:basedOn w:val="5"/>
-    <w:next w:val="1"/>
+    <w:basedOn w:val="Heading4"/>
+    <w:next w:val="Normal"/>
     <w:qFormat/>
-    <w:uiPriority w:val="0"/>
     <w:pPr>
       <w:widowControl w:val="0"/>
       <w:spacing w:before="160" w:line="360" w:lineRule="auto"/>
-      <w:ind w:left="981" w:leftChars="300" w:hanging="862"/>
+      <w:ind w:left="981" w:hanging="862" w:leftChars="300"/>
     </w:pPr>
     <w:rPr>
-      <w:rFonts w:hint="eastAsia" w:ascii="Calibri" w:hAnsi="Calibri" w:eastAsia="宋体" w:cs="宋体"/>
+      <w:rFonts w:ascii="Calibri" w:eastAsia="宋体" w:hAnsi="Calibri" w:cs="宋体" w:hint="eastAsia"/>
       <w:sz w:val="24"/>
       <w:szCs w:val="24"/>
       <w:lang w:eastAsia="zh-CN" w:bidi="zh-CN"/>
     </w:rPr>
   </w:style>
-  <w:style w:type="character" w:customStyle="1" w:styleId="44">
+  <w:style w:type="character" w:customStyle="1" w:styleId="Char">
     <w:name w:val="柴_正文 Char"/>
-    <w:link w:val="32"/>
+    <w:link w:val="a2"/>
     <w:qFormat/>
-    <w:uiPriority w:val="0"/>
     <w:rPr>
-      <w:rFonts w:ascii="Arial" w:hAnsi="Arial" w:eastAsia="宋体"/>
+      <w:rFonts w:ascii="Arial" w:eastAsia="宋体" w:hAnsi="Arial"/>
       <w:sz w:val="24"/>
       <w:lang w:eastAsia="zh-CN"/>
     </w:rPr>
   </w:style>
-  <w:style w:type="table" w:customStyle="1" w:styleId="45">
+  <w:style w:type="table" w:customStyle="1" w:styleId="TableNormal00">
     <w:name w:val="Table Normal_0_0"/>
     <w:semiHidden/>
     <w:unhideWhenUsed/>
     <w:qFormat/>
-    <w:uiPriority w:val="0"/>
     <w:tblPr>
       <w:tblCellMar>
         <w:top w:w="0" w:type="dxa"/>
@@ -5094,45 +4946,41 @@
       </w:tblCellMar>
     </w:tblPr>
   </w:style>
-  <w:style w:type="character" w:customStyle="1" w:styleId="46">
+  <w:style w:type="character" w:customStyle="1" w:styleId="Char0">
     <w:name w:val="柴_正文_无缩进 Char"/>
-    <w:link w:val="42"/>
+    <w:link w:val="a4"/>
     <w:qFormat/>
-    <w:uiPriority w:val="0"/>
     <w:rPr>
       <w:rFonts w:ascii="Arial" w:hAnsi="Arial"/>
       <w:sz w:val="24"/>
       <w:lang w:eastAsia="zh-CN"/>
     </w:rPr>
   </w:style>
-  <w:style w:type="character" w:customStyle="1" w:styleId="47">
+  <w:style w:type="character" w:customStyle="1" w:styleId="2Char">
     <w:name w:val="柴_标题2 Char"/>
-    <w:link w:val="33"/>
+    <w:link w:val="2"/>
     <w:qFormat/>
-    <w:uiPriority w:val="0"/>
     <w:rPr>
-      <w:rFonts w:ascii="Arial" w:hAnsi="Arial" w:eastAsia="宋体"/>
+      <w:rFonts w:ascii="Arial" w:eastAsia="宋体" w:hAnsi="Arial"/>
       <w:sz w:val="28"/>
     </w:rPr>
   </w:style>
-  <w:style w:type="character" w:customStyle="1" w:styleId="48">
+  <w:style w:type="character" w:customStyle="1" w:styleId="Char1">
     <w:name w:val="柴_题注 Char"/>
-    <w:link w:val="49"/>
+    <w:link w:val="a5"/>
     <w:qFormat/>
-    <w:uiPriority w:val="0"/>
   </w:style>
-  <w:style w:type="paragraph" w:customStyle="1" w:styleId="49">
+  <w:style w:type="paragraph" w:customStyle="1" w:styleId="a5">
     <w:name w:val="柴_题注"/>
-    <w:basedOn w:val="19"/>
-    <w:link w:val="48"/>
+    <w:basedOn w:val="HTMLPreformatted"/>
+    <w:link w:val="Char1"/>
     <w:qFormat/>
-    <w:uiPriority w:val="0"/>
     <w:pPr>
       <w:pBdr>
-        <w:top w:val="none" w:color="auto" w:sz="0" w:space="0"/>
-        <w:left w:val="none" w:color="auto" w:sz="0" w:space="0"/>
-        <w:bottom w:val="none" w:color="auto" w:sz="0" w:space="0"/>
-        <w:right w:val="none" w:color="auto" w:sz="0" w:space="0"/>
+        <w:top w:val="nil"/>
+        <w:left w:val="nil"/>
+        <w:bottom w:val="nil"/>
+        <w:right w:val="nil"/>
       </w:pBdr>
       <w:tabs>
         <w:tab w:val="left" w:pos="916"/>
